--- a/vc60/PSINSCore/PSINS C++ readme.docx
+++ b/vc60/PSINSCore/PSINS C++ readme.docx
@@ -417,9 +417,10 @@
       <w:pPr>
         <w:jc w:val="center"/>
         <w:rPr>
-          <w:rFonts w:hint="eastAsia"/>
+          <w:rFonts w:hint="default"/>
           <w:sz w:val="28"/>
           <w:szCs w:val="36"/>
+          <w:lang w:val="en-US"/>
         </w:rPr>
       </w:pPr>
       <w:r>
@@ -456,7 +457,7 @@
           <w:szCs w:val="36"/>
           <w:lang w:val="en-US" w:eastAsia="zh-CN"/>
         </w:rPr>
-        <w:t>02</w:t>
+        <w:t>04</w:t>
       </w:r>
       <w:r>
         <w:rPr>
@@ -474,7 +475,7 @@
           <w:szCs w:val="36"/>
           <w:lang w:val="en-US" w:eastAsia="zh-CN"/>
         </w:rPr>
-        <w:t>05</w:t>
+        <w:t>24</w:t>
       </w:r>
     </w:p>
     <w:p>
@@ -574,7 +575,7 @@
             <w:fldChar w:fldCharType="begin"/>
           </w:r>
           <w:r>
-            <w:instrText xml:space="preserve"> HYPERLINK \l _Toc16684 </w:instrText>
+            <w:instrText xml:space="preserve"> HYPERLINK \l _Toc29920 </w:instrText>
           </w:r>
           <w:r>
             <w:fldChar w:fldCharType="separate"/>
@@ -594,7 +595,7 @@
             <w:fldChar w:fldCharType="begin"/>
           </w:r>
           <w:r>
-            <w:instrText xml:space="preserve"> PAGEREF _Toc16684 </w:instrText>
+            <w:instrText xml:space="preserve"> PAGEREF _Toc29920 \h </w:instrText>
           </w:r>
           <w:r>
             <w:fldChar w:fldCharType="separate"/>
@@ -620,7 +621,7 @@
             <w:fldChar w:fldCharType="begin"/>
           </w:r>
           <w:r>
-            <w:instrText xml:space="preserve"> HYPERLINK \l _Toc16200 </w:instrText>
+            <w:instrText xml:space="preserve"> HYPERLINK \l _Toc10338 </w:instrText>
           </w:r>
           <w:r>
             <w:fldChar w:fldCharType="separate"/>
@@ -640,7 +641,7 @@
             <w:fldChar w:fldCharType="begin"/>
           </w:r>
           <w:r>
-            <w:instrText xml:space="preserve"> PAGEREF _Toc16200 </w:instrText>
+            <w:instrText xml:space="preserve"> PAGEREF _Toc10338 \h </w:instrText>
           </w:r>
           <w:r>
             <w:fldChar w:fldCharType="separate"/>
@@ -666,7 +667,7 @@
             <w:fldChar w:fldCharType="begin"/>
           </w:r>
           <w:r>
-            <w:instrText xml:space="preserve"> HYPERLINK \l _Toc25536 </w:instrText>
+            <w:instrText xml:space="preserve"> HYPERLINK \l _Toc7583 </w:instrText>
           </w:r>
           <w:r>
             <w:fldChar w:fldCharType="separate"/>
@@ -686,7 +687,7 @@
             <w:fldChar w:fldCharType="begin"/>
           </w:r>
           <w:r>
-            <w:instrText xml:space="preserve"> PAGEREF _Toc25536 </w:instrText>
+            <w:instrText xml:space="preserve"> PAGEREF _Toc7583 \h </w:instrText>
           </w:r>
           <w:r>
             <w:fldChar w:fldCharType="separate"/>
@@ -712,7 +713,7 @@
             <w:fldChar w:fldCharType="begin"/>
           </w:r>
           <w:r>
-            <w:instrText xml:space="preserve"> HYPERLINK \l _Toc6241 </w:instrText>
+            <w:instrText xml:space="preserve"> HYPERLINK \l _Toc17867 </w:instrText>
           </w:r>
           <w:r>
             <w:fldChar w:fldCharType="separate"/>
@@ -732,7 +733,7 @@
             <w:fldChar w:fldCharType="begin"/>
           </w:r>
           <w:r>
-            <w:instrText xml:space="preserve"> PAGEREF _Toc6241 </w:instrText>
+            <w:instrText xml:space="preserve"> PAGEREF _Toc17867 \h </w:instrText>
           </w:r>
           <w:r>
             <w:fldChar w:fldCharType="separate"/>
@@ -758,7 +759,7 @@
             <w:fldChar w:fldCharType="begin"/>
           </w:r>
           <w:r>
-            <w:instrText xml:space="preserve"> HYPERLINK \l _Toc22802 </w:instrText>
+            <w:instrText xml:space="preserve"> HYPERLINK \l _Toc20493 </w:instrText>
           </w:r>
           <w:r>
             <w:fldChar w:fldCharType="separate"/>
@@ -779,7 +780,7 @@
             <w:fldChar w:fldCharType="begin"/>
           </w:r>
           <w:r>
-            <w:instrText xml:space="preserve"> PAGEREF _Toc22802 </w:instrText>
+            <w:instrText xml:space="preserve"> PAGEREF _Toc20493 \h </w:instrText>
           </w:r>
           <w:r>
             <w:fldChar w:fldCharType="separate"/>
@@ -805,7 +806,7 @@
             <w:fldChar w:fldCharType="begin"/>
           </w:r>
           <w:r>
-            <w:instrText xml:space="preserve"> HYPERLINK \l _Toc27954 </w:instrText>
+            <w:instrText xml:space="preserve"> HYPERLINK \l _Toc6568 </w:instrText>
           </w:r>
           <w:r>
             <w:fldChar w:fldCharType="separate"/>
@@ -826,7 +827,7 @@
             <w:fldChar w:fldCharType="begin"/>
           </w:r>
           <w:r>
-            <w:instrText xml:space="preserve"> PAGEREF _Toc27954 </w:instrText>
+            <w:instrText xml:space="preserve"> PAGEREF _Toc6568 \h </w:instrText>
           </w:r>
           <w:r>
             <w:fldChar w:fldCharType="separate"/>
@@ -852,7 +853,7 @@
             <w:fldChar w:fldCharType="begin"/>
           </w:r>
           <w:r>
-            <w:instrText xml:space="preserve"> HYPERLINK \l _Toc6244 </w:instrText>
+            <w:instrText xml:space="preserve"> HYPERLINK \l _Toc29089 </w:instrText>
           </w:r>
           <w:r>
             <w:fldChar w:fldCharType="separate"/>
@@ -872,7 +873,7 @@
             <w:fldChar w:fldCharType="begin"/>
           </w:r>
           <w:r>
-            <w:instrText xml:space="preserve"> PAGEREF _Toc6244 </w:instrText>
+            <w:instrText xml:space="preserve"> PAGEREF _Toc29089 \h </w:instrText>
           </w:r>
           <w:r>
             <w:fldChar w:fldCharType="separate"/>
@@ -898,7 +899,7 @@
             <w:fldChar w:fldCharType="begin"/>
           </w:r>
           <w:r>
-            <w:instrText xml:space="preserve"> HYPERLINK \l _Toc24971 </w:instrText>
+            <w:instrText xml:space="preserve"> HYPERLINK \l _Toc16781 </w:instrText>
           </w:r>
           <w:r>
             <w:fldChar w:fldCharType="separate"/>
@@ -919,7 +920,7 @@
             <w:fldChar w:fldCharType="begin"/>
           </w:r>
           <w:r>
-            <w:instrText xml:space="preserve"> PAGEREF _Toc24971 </w:instrText>
+            <w:instrText xml:space="preserve"> PAGEREF _Toc16781 \h </w:instrText>
           </w:r>
           <w:r>
             <w:fldChar w:fldCharType="separate"/>
@@ -945,7 +946,7 @@
             <w:fldChar w:fldCharType="begin"/>
           </w:r>
           <w:r>
-            <w:instrText xml:space="preserve"> HYPERLINK \l _Toc24979 </w:instrText>
+            <w:instrText xml:space="preserve"> HYPERLINK \l _Toc10159 </w:instrText>
           </w:r>
           <w:r>
             <w:fldChar w:fldCharType="separate"/>
@@ -966,7 +967,7 @@
             <w:fldChar w:fldCharType="begin"/>
           </w:r>
           <w:r>
-            <w:instrText xml:space="preserve"> PAGEREF _Toc24979 </w:instrText>
+            <w:instrText xml:space="preserve"> PAGEREF _Toc10159 \h </w:instrText>
           </w:r>
           <w:r>
             <w:fldChar w:fldCharType="separate"/>
@@ -992,7 +993,7 @@
             <w:fldChar w:fldCharType="begin"/>
           </w:r>
           <w:r>
-            <w:instrText xml:space="preserve"> HYPERLINK \l _Toc23535 </w:instrText>
+            <w:instrText xml:space="preserve"> HYPERLINK \l _Toc6983 </w:instrText>
           </w:r>
           <w:r>
             <w:fldChar w:fldCharType="separate"/>
@@ -1013,7 +1014,7 @@
             <w:fldChar w:fldCharType="begin"/>
           </w:r>
           <w:r>
-            <w:instrText xml:space="preserve"> PAGEREF _Toc23535 </w:instrText>
+            <w:instrText xml:space="preserve"> PAGEREF _Toc6983 \h </w:instrText>
           </w:r>
           <w:r>
             <w:fldChar w:fldCharType="separate"/>
@@ -1039,7 +1040,7 @@
             <w:fldChar w:fldCharType="begin"/>
           </w:r>
           <w:r>
-            <w:instrText xml:space="preserve"> HYPERLINK \l _Toc5805 </w:instrText>
+            <w:instrText xml:space="preserve"> HYPERLINK \l _Toc6008 </w:instrText>
           </w:r>
           <w:r>
             <w:fldChar w:fldCharType="separate"/>
@@ -1053,6 +1054,8 @@
             </w:rPr>
             <w:t>5.4多维向量</w:t>
           </w:r>
+          <w:bookmarkStart w:id="38" w:name="_GoBack"/>
+          <w:bookmarkEnd w:id="38"/>
           <w:r>
             <w:tab/>
           </w:r>
@@ -1060,13 +1063,13 @@
             <w:fldChar w:fldCharType="begin"/>
           </w:r>
           <w:r>
-            <w:instrText xml:space="preserve"> PAGEREF _Toc5805 </w:instrText>
+            <w:instrText xml:space="preserve"> PAGEREF _Toc6008 \h </w:instrText>
           </w:r>
           <w:r>
             <w:fldChar w:fldCharType="separate"/>
           </w:r>
           <w:r>
-            <w:t>8</w:t>
+            <w:t>9</w:t>
           </w:r>
           <w:r>
             <w:fldChar w:fldCharType="end"/>
@@ -1086,7 +1089,7 @@
             <w:fldChar w:fldCharType="begin"/>
           </w:r>
           <w:r>
-            <w:instrText xml:space="preserve"> HYPERLINK \l _Toc23917 </w:instrText>
+            <w:instrText xml:space="preserve"> HYPERLINK \l _Toc813 </w:instrText>
           </w:r>
           <w:r>
             <w:fldChar w:fldCharType="separate"/>
@@ -1107,7 +1110,7 @@
             <w:fldChar w:fldCharType="begin"/>
           </w:r>
           <w:r>
-            <w:instrText xml:space="preserve"> PAGEREF _Toc23917 </w:instrText>
+            <w:instrText xml:space="preserve"> PAGEREF _Toc813 \h </w:instrText>
           </w:r>
           <w:r>
             <w:fldChar w:fldCharType="separate"/>
@@ -1133,7 +1136,7 @@
             <w:fldChar w:fldCharType="begin"/>
           </w:r>
           <w:r>
-            <w:instrText xml:space="preserve"> HYPERLINK \l _Toc1779 </w:instrText>
+            <w:instrText xml:space="preserve"> HYPERLINK \l _Toc12194 </w:instrText>
           </w:r>
           <w:r>
             <w:fldChar w:fldCharType="separate"/>
@@ -1153,101 +1156,7 @@
             <w:fldChar w:fldCharType="begin"/>
           </w:r>
           <w:r>
-            <w:instrText xml:space="preserve"> PAGEREF _Toc1779 </w:instrText>
-          </w:r>
-          <w:r>
-            <w:fldChar w:fldCharType="separate"/>
-          </w:r>
-          <w:r>
-            <w:t>10</w:t>
-          </w:r>
-          <w:r>
-            <w:fldChar w:fldCharType="end"/>
-          </w:r>
-          <w:r>
-            <w:fldChar w:fldCharType="end"/>
-          </w:r>
-        </w:p>
-        <w:p>
-          <w:pPr>
-            <w:pStyle w:val="7"/>
-            <w:tabs>
-              <w:tab w:val="right" w:leader="dot" w:pos="9446"/>
-            </w:tabs>
-          </w:pPr>
-          <w:r>
-            <w:fldChar w:fldCharType="begin"/>
-          </w:r>
-          <w:r>
-            <w:instrText xml:space="preserve"> HYPERLINK \l _Toc10498 </w:instrText>
-          </w:r>
-          <w:r>
-            <w:fldChar w:fldCharType="separate"/>
-          </w:r>
-          <w:r>
-            <w:rPr>
-              <w:rFonts w:hint="eastAsia"/>
-              <w:bCs/>
-              <w:szCs w:val="28"/>
-              <w:lang w:val="en-US" w:eastAsia="zh-CN"/>
-            </w:rPr>
-            <w:t>6.1 Allan方差法统计序列的方差</w:t>
-          </w:r>
-          <w:r>
-            <w:tab/>
-          </w:r>
-          <w:r>
-            <w:fldChar w:fldCharType="begin"/>
-          </w:r>
-          <w:r>
-            <w:instrText xml:space="preserve"> PAGEREF _Toc10498 </w:instrText>
-          </w:r>
-          <w:r>
-            <w:fldChar w:fldCharType="separate"/>
-          </w:r>
-          <w:r>
-            <w:t>10</w:t>
-          </w:r>
-          <w:r>
-            <w:fldChar w:fldCharType="end"/>
-          </w:r>
-          <w:r>
-            <w:fldChar w:fldCharType="end"/>
-          </w:r>
-        </w:p>
-        <w:p>
-          <w:pPr>
-            <w:pStyle w:val="7"/>
-            <w:tabs>
-              <w:tab w:val="right" w:leader="dot" w:pos="9446"/>
-            </w:tabs>
-          </w:pPr>
-          <w:r>
-            <w:fldChar w:fldCharType="begin"/>
-          </w:r>
-          <w:r>
-            <w:instrText xml:space="preserve"> HYPERLINK \l _Toc24355 </w:instrText>
-          </w:r>
-          <w:r>
-            <w:fldChar w:fldCharType="separate"/>
-          </w:r>
-          <w:r>
-            <w:rPr>
-              <w:rFonts w:hint="eastAsia"/>
-              <w:bCs/>
-              <w:szCs w:val="28"/>
-              <w:lang w:val="en-US" w:eastAsia="zh-CN"/>
-            </w:rPr>
-            <w:t>6.2直接统计序列的均值和方差</w:t>
-          </w:r>
-          <w:r>
-            <w:tab/>
-          </w:r>
-          <w:r>
-            <w:fldChar w:fldCharType="begin"/>
-          </w:r>
-          <w:r>
-            <w:instrText xml:space="preserve"> PAGEREF _Toc24355 </w:instrText>
+            <w:instrText xml:space="preserve"> PAGEREF _Toc12194 \h </w:instrText>
           </w:r>
           <w:r>
             <w:fldChar w:fldCharType="separate"/>
@@ -1273,7 +1182,101 @@
             <w:fldChar w:fldCharType="begin"/>
           </w:r>
           <w:r>
-            <w:instrText xml:space="preserve"> HYPERLINK \l _Toc16194 </w:instrText>
+            <w:instrText xml:space="preserve"> HYPERLINK \l _Toc27192 </w:instrText>
+          </w:r>
+          <w:r>
+            <w:fldChar w:fldCharType="separate"/>
+          </w:r>
+          <w:r>
+            <w:rPr>
+              <w:rFonts w:hint="eastAsia"/>
+              <w:bCs/>
+              <w:szCs w:val="28"/>
+              <w:lang w:val="en-US" w:eastAsia="zh-CN"/>
+            </w:rPr>
+            <w:t>6.1 Allan方差法统计序列的方差</w:t>
+          </w:r>
+          <w:r>
+            <w:tab/>
+          </w:r>
+          <w:r>
+            <w:fldChar w:fldCharType="begin"/>
+          </w:r>
+          <w:r>
+            <w:instrText xml:space="preserve"> PAGEREF _Toc27192 \h </w:instrText>
+          </w:r>
+          <w:r>
+            <w:fldChar w:fldCharType="separate"/>
+          </w:r>
+          <w:r>
+            <w:t>11</w:t>
+          </w:r>
+          <w:r>
+            <w:fldChar w:fldCharType="end"/>
+          </w:r>
+          <w:r>
+            <w:fldChar w:fldCharType="end"/>
+          </w:r>
+        </w:p>
+        <w:p>
+          <w:pPr>
+            <w:pStyle w:val="7"/>
+            <w:tabs>
+              <w:tab w:val="right" w:leader="dot" w:pos="9446"/>
+            </w:tabs>
+          </w:pPr>
+          <w:r>
+            <w:fldChar w:fldCharType="begin"/>
+          </w:r>
+          <w:r>
+            <w:instrText xml:space="preserve"> HYPERLINK \l _Toc3720 </w:instrText>
+          </w:r>
+          <w:r>
+            <w:fldChar w:fldCharType="separate"/>
+          </w:r>
+          <w:r>
+            <w:rPr>
+              <w:rFonts w:hint="eastAsia"/>
+              <w:bCs/>
+              <w:szCs w:val="28"/>
+              <w:lang w:val="en-US" w:eastAsia="zh-CN"/>
+            </w:rPr>
+            <w:t>6.2直接统计序列的均值和方差</w:t>
+          </w:r>
+          <w:r>
+            <w:tab/>
+          </w:r>
+          <w:r>
+            <w:fldChar w:fldCharType="begin"/>
+          </w:r>
+          <w:r>
+            <w:instrText xml:space="preserve"> PAGEREF _Toc3720 \h </w:instrText>
+          </w:r>
+          <w:r>
+            <w:fldChar w:fldCharType="separate"/>
+          </w:r>
+          <w:r>
+            <w:t>11</w:t>
+          </w:r>
+          <w:r>
+            <w:fldChar w:fldCharType="end"/>
+          </w:r>
+          <w:r>
+            <w:fldChar w:fldCharType="end"/>
+          </w:r>
+        </w:p>
+        <w:p>
+          <w:pPr>
+            <w:pStyle w:val="7"/>
+            <w:tabs>
+              <w:tab w:val="right" w:leader="dot" w:pos="9446"/>
+            </w:tabs>
+          </w:pPr>
+          <w:r>
+            <w:fldChar w:fldCharType="begin"/>
+          </w:r>
+          <w:r>
+            <w:instrText xml:space="preserve"> HYPERLINK \l _Toc10638 </w:instrText>
           </w:r>
           <w:r>
             <w:fldChar w:fldCharType="separate"/>
@@ -1294,7 +1297,7 @@
             <w:fldChar w:fldCharType="begin"/>
           </w:r>
           <w:r>
-            <w:instrText xml:space="preserve"> PAGEREF _Toc16194 </w:instrText>
+            <w:instrText xml:space="preserve"> PAGEREF _Toc10638 \h </w:instrText>
           </w:r>
           <w:r>
             <w:fldChar w:fldCharType="separate"/>
@@ -1320,7 +1323,7 @@
             <w:fldChar w:fldCharType="begin"/>
           </w:r>
           <w:r>
-            <w:instrText xml:space="preserve"> HYPERLINK \l _Toc20751 </w:instrText>
+            <w:instrText xml:space="preserve"> HYPERLINK \l _Toc29705 </w:instrText>
           </w:r>
           <w:r>
             <w:fldChar w:fldCharType="separate"/>
@@ -1341,54 +1344,7 @@
             <w:fldChar w:fldCharType="begin"/>
           </w:r>
           <w:r>
-            <w:instrText xml:space="preserve"> PAGEREF _Toc20751 </w:instrText>
-          </w:r>
-          <w:r>
-            <w:fldChar w:fldCharType="separate"/>
-          </w:r>
-          <w:r>
-            <w:t>12</w:t>
-          </w:r>
-          <w:r>
-            <w:fldChar w:fldCharType="end"/>
-          </w:r>
-          <w:r>
-            <w:fldChar w:fldCharType="end"/>
-          </w:r>
-        </w:p>
-        <w:p>
-          <w:pPr>
-            <w:pStyle w:val="7"/>
-            <w:tabs>
-              <w:tab w:val="right" w:leader="dot" w:pos="9446"/>
-            </w:tabs>
-          </w:pPr>
-          <w:r>
-            <w:fldChar w:fldCharType="begin"/>
-          </w:r>
-          <w:r>
-            <w:instrText xml:space="preserve"> HYPERLINK \l _Toc6174 </w:instrText>
-          </w:r>
-          <w:r>
-            <w:fldChar w:fldCharType="separate"/>
-          </w:r>
-          <w:r>
-            <w:rPr>
-              <w:rFonts w:hint="eastAsia"/>
-              <w:bCs/>
-              <w:szCs w:val="28"/>
-              <w:lang w:val="en-US" w:eastAsia="zh-CN"/>
-            </w:rPr>
-            <w:t>6.5 IIR数据滤波器</w:t>
-          </w:r>
-          <w:r>
-            <w:tab/>
-          </w:r>
-          <w:r>
-            <w:fldChar w:fldCharType="begin"/>
-          </w:r>
-          <w:r>
-            <w:instrText xml:space="preserve"> PAGEREF _Toc6174 </w:instrText>
+            <w:instrText xml:space="preserve"> PAGEREF _Toc29705 \h </w:instrText>
           </w:r>
           <w:r>
             <w:fldChar w:fldCharType="separate"/>
@@ -1414,7 +1370,54 @@
             <w:fldChar w:fldCharType="begin"/>
           </w:r>
           <w:r>
-            <w:instrText xml:space="preserve"> HYPERLINK \l _Toc21690 </w:instrText>
+            <w:instrText xml:space="preserve"> HYPERLINK \l _Toc26528 </w:instrText>
+          </w:r>
+          <w:r>
+            <w:fldChar w:fldCharType="separate"/>
+          </w:r>
+          <w:r>
+            <w:rPr>
+              <w:rFonts w:hint="eastAsia"/>
+              <w:bCs/>
+              <w:szCs w:val="28"/>
+              <w:lang w:val="en-US" w:eastAsia="zh-CN"/>
+            </w:rPr>
+            <w:t>6.5 IIR数据滤波器</w:t>
+          </w:r>
+          <w:r>
+            <w:tab/>
+          </w:r>
+          <w:r>
+            <w:fldChar w:fldCharType="begin"/>
+          </w:r>
+          <w:r>
+            <w:instrText xml:space="preserve"> PAGEREF _Toc26528 \h </w:instrText>
+          </w:r>
+          <w:r>
+            <w:fldChar w:fldCharType="separate"/>
+          </w:r>
+          <w:r>
+            <w:t>13</w:t>
+          </w:r>
+          <w:r>
+            <w:fldChar w:fldCharType="end"/>
+          </w:r>
+          <w:r>
+            <w:fldChar w:fldCharType="end"/>
+          </w:r>
+        </w:p>
+        <w:p>
+          <w:pPr>
+            <w:pStyle w:val="7"/>
+            <w:tabs>
+              <w:tab w:val="right" w:leader="dot" w:pos="9446"/>
+            </w:tabs>
+          </w:pPr>
+          <w:r>
+            <w:fldChar w:fldCharType="begin"/>
+          </w:r>
+          <w:r>
+            <w:instrText xml:space="preserve"> HYPERLINK \l _Toc25271 </w:instrText>
           </w:r>
           <w:r>
             <w:fldChar w:fldCharType="separate"/>
@@ -1435,7 +1438,7 @@
             <w:fldChar w:fldCharType="begin"/>
           </w:r>
           <w:r>
-            <w:instrText xml:space="preserve"> PAGEREF _Toc21690 </w:instrText>
+            <w:instrText xml:space="preserve"> PAGEREF _Toc25271 \h </w:instrText>
           </w:r>
           <w:r>
             <w:fldChar w:fldCharType="separate"/>
@@ -1461,7 +1464,7 @@
             <w:fldChar w:fldCharType="begin"/>
           </w:r>
           <w:r>
-            <w:instrText xml:space="preserve"> HYPERLINK \l _Toc5119 </w:instrText>
+            <w:instrText xml:space="preserve"> HYPERLINK \l _Toc17169 </w:instrText>
           </w:r>
           <w:r>
             <w:fldChar w:fldCharType="separate"/>
@@ -1481,7 +1484,7 @@
             <w:fldChar w:fldCharType="begin"/>
           </w:r>
           <w:r>
-            <w:instrText xml:space="preserve"> PAGEREF _Toc5119 </w:instrText>
+            <w:instrText xml:space="preserve"> PAGEREF _Toc17169 \h </w:instrText>
           </w:r>
           <w:r>
             <w:fldChar w:fldCharType="separate"/>
@@ -1507,7 +1510,7 @@
             <w:fldChar w:fldCharType="begin"/>
           </w:r>
           <w:r>
-            <w:instrText xml:space="preserve"> HYPERLINK \l _Toc14230 </w:instrText>
+            <w:instrText xml:space="preserve"> HYPERLINK \l _Toc29589 </w:instrText>
           </w:r>
           <w:r>
             <w:fldChar w:fldCharType="separate"/>
@@ -1528,7 +1531,7 @@
             <w:fldChar w:fldCharType="begin"/>
           </w:r>
           <w:r>
-            <w:instrText xml:space="preserve"> PAGEREF _Toc14230 </w:instrText>
+            <w:instrText xml:space="preserve"> PAGEREF _Toc29589 \h </w:instrText>
           </w:r>
           <w:r>
             <w:fldChar w:fldCharType="separate"/>
@@ -1554,7 +1557,7 @@
             <w:fldChar w:fldCharType="begin"/>
           </w:r>
           <w:r>
-            <w:instrText xml:space="preserve"> HYPERLINK \l _Toc9869 </w:instrText>
+            <w:instrText xml:space="preserve"> HYPERLINK \l _Toc23040 </w:instrText>
           </w:r>
           <w:r>
             <w:fldChar w:fldCharType="separate"/>
@@ -1575,7 +1578,7 @@
             <w:fldChar w:fldCharType="begin"/>
           </w:r>
           <w:r>
-            <w:instrText xml:space="preserve"> PAGEREF _Toc9869 </w:instrText>
+            <w:instrText xml:space="preserve"> PAGEREF _Toc23040 \h </w:instrText>
           </w:r>
           <w:r>
             <w:fldChar w:fldCharType="separate"/>
@@ -1601,7 +1604,7 @@
             <w:fldChar w:fldCharType="begin"/>
           </w:r>
           <w:r>
-            <w:instrText xml:space="preserve"> HYPERLINK \l _Toc4771 </w:instrText>
+            <w:instrText xml:space="preserve"> HYPERLINK \l _Toc14542 </w:instrText>
           </w:r>
           <w:r>
             <w:fldChar w:fldCharType="separate"/>
@@ -1622,7 +1625,7 @@
             <w:fldChar w:fldCharType="begin"/>
           </w:r>
           <w:r>
-            <w:instrText xml:space="preserve"> PAGEREF _Toc4771 </w:instrText>
+            <w:instrText xml:space="preserve"> PAGEREF _Toc14542 \h </w:instrText>
           </w:r>
           <w:r>
             <w:fldChar w:fldCharType="separate"/>
@@ -1648,7 +1651,7 @@
             <w:fldChar w:fldCharType="begin"/>
           </w:r>
           <w:r>
-            <w:instrText xml:space="preserve"> HYPERLINK \l _Toc4315 </w:instrText>
+            <w:instrText xml:space="preserve"> HYPERLINK \l _Toc14438 </w:instrText>
           </w:r>
           <w:r>
             <w:fldChar w:fldCharType="separate"/>
@@ -1669,7 +1672,7 @@
             <w:fldChar w:fldCharType="begin"/>
           </w:r>
           <w:r>
-            <w:instrText xml:space="preserve"> PAGEREF _Toc4315 </w:instrText>
+            <w:instrText xml:space="preserve"> PAGEREF _Toc14438 \h </w:instrText>
           </w:r>
           <w:r>
             <w:fldChar w:fldCharType="separate"/>
@@ -1695,7 +1698,7 @@
             <w:fldChar w:fldCharType="begin"/>
           </w:r>
           <w:r>
-            <w:instrText xml:space="preserve"> HYPERLINK \l _Toc18037 </w:instrText>
+            <w:instrText xml:space="preserve"> HYPERLINK \l _Toc12036 </w:instrText>
           </w:r>
           <w:r>
             <w:fldChar w:fldCharType="separate"/>
@@ -1715,7 +1718,7 @@
             <w:fldChar w:fldCharType="begin"/>
           </w:r>
           <w:r>
-            <w:instrText xml:space="preserve"> PAGEREF _Toc18037 </w:instrText>
+            <w:instrText xml:space="preserve"> PAGEREF _Toc12036 \h </w:instrText>
           </w:r>
           <w:r>
             <w:fldChar w:fldCharType="separate"/>
@@ -1741,7 +1744,7 @@
             <w:fldChar w:fldCharType="begin"/>
           </w:r>
           <w:r>
-            <w:instrText xml:space="preserve"> HYPERLINK \l _Toc28115 </w:instrText>
+            <w:instrText xml:space="preserve"> HYPERLINK \l _Toc20139 </w:instrText>
           </w:r>
           <w:r>
             <w:fldChar w:fldCharType="separate"/>
@@ -1761,7 +1764,7 @@
             <w:fldChar w:fldCharType="begin"/>
           </w:r>
           <w:r>
-            <w:instrText xml:space="preserve"> PAGEREF _Toc28115 </w:instrText>
+            <w:instrText xml:space="preserve"> PAGEREF _Toc20139 \h </w:instrText>
           </w:r>
           <w:r>
             <w:fldChar w:fldCharType="separate"/>
@@ -1787,7 +1790,7 @@
             <w:fldChar w:fldCharType="begin"/>
           </w:r>
           <w:r>
-            <w:instrText xml:space="preserve"> HYPERLINK \l _Toc21608 </w:instrText>
+            <w:instrText xml:space="preserve"> HYPERLINK \l _Toc31266 </w:instrText>
           </w:r>
           <w:r>
             <w:fldChar w:fldCharType="separate"/>
@@ -1807,7 +1810,7 @@
             <w:fldChar w:fldCharType="begin"/>
           </w:r>
           <w:r>
-            <w:instrText xml:space="preserve"> PAGEREF _Toc21608 </w:instrText>
+            <w:instrText xml:space="preserve"> PAGEREF _Toc31266 \h </w:instrText>
           </w:r>
           <w:r>
             <w:fldChar w:fldCharType="separate"/>
@@ -1833,7 +1836,7 @@
             <w:fldChar w:fldCharType="begin"/>
           </w:r>
           <w:r>
-            <w:instrText xml:space="preserve"> HYPERLINK \l _Toc11023 </w:instrText>
+            <w:instrText xml:space="preserve"> HYPERLINK \l _Toc22946 </w:instrText>
           </w:r>
           <w:r>
             <w:fldChar w:fldCharType="separate"/>
@@ -1854,7 +1857,7 @@
             <w:fldChar w:fldCharType="begin"/>
           </w:r>
           <w:r>
-            <w:instrText xml:space="preserve"> PAGEREF _Toc11023 </w:instrText>
+            <w:instrText xml:space="preserve"> PAGEREF _Toc22946 \h </w:instrText>
           </w:r>
           <w:r>
             <w:fldChar w:fldCharType="separate"/>
@@ -1880,7 +1883,7 @@
             <w:fldChar w:fldCharType="begin"/>
           </w:r>
           <w:r>
-            <w:instrText xml:space="preserve"> HYPERLINK \l _Toc26259 </w:instrText>
+            <w:instrText xml:space="preserve"> HYPERLINK \l _Toc20967 </w:instrText>
           </w:r>
           <w:r>
             <w:fldChar w:fldCharType="separate"/>
@@ -1901,7 +1904,7 @@
             <w:fldChar w:fldCharType="begin"/>
           </w:r>
           <w:r>
-            <w:instrText xml:space="preserve"> PAGEREF _Toc26259 </w:instrText>
+            <w:instrText xml:space="preserve"> PAGEREF _Toc20967 \h </w:instrText>
           </w:r>
           <w:r>
             <w:fldChar w:fldCharType="separate"/>
@@ -1927,7 +1930,7 @@
             <w:fldChar w:fldCharType="begin"/>
           </w:r>
           <w:r>
-            <w:instrText xml:space="preserve"> HYPERLINK \l _Toc6542 </w:instrText>
+            <w:instrText xml:space="preserve"> HYPERLINK \l _Toc12158 </w:instrText>
           </w:r>
           <w:r>
             <w:fldChar w:fldCharType="separate"/>
@@ -1948,7 +1951,7 @@
             <w:fldChar w:fldCharType="begin"/>
           </w:r>
           <w:r>
-            <w:instrText xml:space="preserve"> PAGEREF _Toc6542 </w:instrText>
+            <w:instrText xml:space="preserve"> PAGEREF _Toc12158 \h </w:instrText>
           </w:r>
           <w:r>
             <w:fldChar w:fldCharType="separate"/>
@@ -1974,7 +1977,7 @@
             <w:fldChar w:fldCharType="begin"/>
           </w:r>
           <w:r>
-            <w:instrText xml:space="preserve"> HYPERLINK \l _Toc9272 </w:instrText>
+            <w:instrText xml:space="preserve"> HYPERLINK \l _Toc25461 </w:instrText>
           </w:r>
           <w:r>
             <w:fldChar w:fldCharType="separate"/>
@@ -1995,7 +1998,7 @@
             <w:fldChar w:fldCharType="begin"/>
           </w:r>
           <w:r>
-            <w:instrText xml:space="preserve"> PAGEREF _Toc9272 </w:instrText>
+            <w:instrText xml:space="preserve"> PAGEREF _Toc25461 \h </w:instrText>
           </w:r>
           <w:r>
             <w:fldChar w:fldCharType="separate"/>
@@ -2012,7 +2015,7 @@
         </w:p>
         <w:p>
           <w:pPr>
-            <w:pStyle w:val="6"/>
+            <w:pStyle w:val="7"/>
             <w:tabs>
               <w:tab w:val="right" w:leader="dot" w:pos="9446"/>
             </w:tabs>
@@ -2021,7 +2024,7 @@
             <w:fldChar w:fldCharType="begin"/>
           </w:r>
           <w:r>
-            <w:instrText xml:space="preserve"> HYPERLINK \l _Toc23770 </w:instrText>
+            <w:instrText xml:space="preserve"> HYPERLINK \l _Toc16785 </w:instrText>
           </w:r>
           <w:r>
             <w:fldChar w:fldCharType="separate"/>
@@ -2029,10 +2032,11 @@
           <w:r>
             <w:rPr>
               <w:rFonts w:hint="eastAsia"/>
-              <w:szCs w:val="32"/>
+              <w:bCs/>
+              <w:szCs w:val="28"/>
               <w:lang w:val="en-US" w:eastAsia="zh-CN"/>
             </w:rPr>
-            <w:t>11低成本MEMS航姿类</w:t>
+            <w:t>10.5“速度+姿态”匹配传递对准算法</w:t>
           </w:r>
           <w:r>
             <w:tab/>
@@ -2041,7 +2045,7 @@
             <w:fldChar w:fldCharType="begin"/>
           </w:r>
           <w:r>
-            <w:instrText xml:space="preserve"> PAGEREF _Toc23770 </w:instrText>
+            <w:instrText xml:space="preserve"> PAGEREF _Toc16785 \h </w:instrText>
           </w:r>
           <w:r>
             <w:fldChar w:fldCharType="separate"/>
@@ -2067,7 +2071,7 @@
             <w:fldChar w:fldCharType="begin"/>
           </w:r>
           <w:r>
-            <w:instrText xml:space="preserve"> HYPERLINK \l _Toc7871 </w:instrText>
+            <w:instrText xml:space="preserve"> HYPERLINK \l _Toc22697 </w:instrText>
           </w:r>
           <w:r>
             <w:fldChar w:fldCharType="separate"/>
@@ -2078,7 +2082,7 @@
               <w:szCs w:val="32"/>
               <w:lang w:val="en-US" w:eastAsia="zh-CN"/>
             </w:rPr>
-            <w:t>12文件读写</w:t>
+            <w:t>11低成本MEMS航姿类</w:t>
           </w:r>
           <w:r>
             <w:tab/>
@@ -2087,101 +2091,7 @@
             <w:fldChar w:fldCharType="begin"/>
           </w:r>
           <w:r>
-            <w:instrText xml:space="preserve"> PAGEREF _Toc7871 </w:instrText>
-          </w:r>
-          <w:r>
-            <w:fldChar w:fldCharType="separate"/>
-          </w:r>
-          <w:r>
-            <w:t>21</w:t>
-          </w:r>
-          <w:r>
-            <w:fldChar w:fldCharType="end"/>
-          </w:r>
-          <w:r>
-            <w:fldChar w:fldCharType="end"/>
-          </w:r>
-        </w:p>
-        <w:p>
-          <w:pPr>
-            <w:pStyle w:val="7"/>
-            <w:tabs>
-              <w:tab w:val="right" w:leader="dot" w:pos="9446"/>
-            </w:tabs>
-          </w:pPr>
-          <w:r>
-            <w:fldChar w:fldCharType="begin"/>
-          </w:r>
-          <w:r>
-            <w:instrText xml:space="preserve"> HYPERLINK \l _Toc29856 </w:instrText>
-          </w:r>
-          <w:r>
-            <w:fldChar w:fldCharType="separate"/>
-          </w:r>
-          <w:r>
-            <w:rPr>
-              <w:rFonts w:hint="eastAsia"/>
-              <w:bCs/>
-              <w:szCs w:val="28"/>
-              <w:lang w:val="en-US" w:eastAsia="zh-CN"/>
-            </w:rPr>
-            <w:t>12.1通用文件读写</w:t>
-          </w:r>
-          <w:r>
-            <w:tab/>
-          </w:r>
-          <w:r>
-            <w:fldChar w:fldCharType="begin"/>
-          </w:r>
-          <w:r>
-            <w:instrText xml:space="preserve"> PAGEREF _Toc29856 </w:instrText>
-          </w:r>
-          <w:r>
-            <w:fldChar w:fldCharType="separate"/>
-          </w:r>
-          <w:r>
-            <w:t>21</w:t>
-          </w:r>
-          <w:r>
-            <w:fldChar w:fldCharType="end"/>
-          </w:r>
-          <w:r>
-            <w:fldChar w:fldCharType="end"/>
-          </w:r>
-        </w:p>
-        <w:p>
-          <w:pPr>
-            <w:pStyle w:val="7"/>
-            <w:tabs>
-              <w:tab w:val="right" w:leader="dot" w:pos="9446"/>
-            </w:tabs>
-          </w:pPr>
-          <w:r>
-            <w:fldChar w:fldCharType="begin"/>
-          </w:r>
-          <w:r>
-            <w:instrText xml:space="preserve"> HYPERLINK \l _Toc17280 </w:instrText>
-          </w:r>
-          <w:r>
-            <w:fldChar w:fldCharType="separate"/>
-          </w:r>
-          <w:r>
-            <w:rPr>
-              <w:rFonts w:hint="eastAsia"/>
-              <w:bCs/>
-              <w:szCs w:val="28"/>
-              <w:lang w:val="en-US" w:eastAsia="zh-CN"/>
-            </w:rPr>
-            <w:t>12.2用户定制文件读取</w:t>
-          </w:r>
-          <w:r>
-            <w:tab/>
-          </w:r>
-          <w:r>
-            <w:fldChar w:fldCharType="begin"/>
-          </w:r>
-          <w:r>
-            <w:instrText xml:space="preserve"> PAGEREF _Toc17280 </w:instrText>
+            <w:instrText xml:space="preserve"> PAGEREF _Toc22697 \h </w:instrText>
           </w:r>
           <w:r>
             <w:fldChar w:fldCharType="separate"/>
@@ -2207,7 +2117,147 @@
             <w:fldChar w:fldCharType="begin"/>
           </w:r>
           <w:r>
-            <w:instrText xml:space="preserve"> HYPERLINK \l _Toc15305 </w:instrText>
+            <w:instrText xml:space="preserve"> HYPERLINK \l _Toc24779 </w:instrText>
+          </w:r>
+          <w:r>
+            <w:fldChar w:fldCharType="separate"/>
+          </w:r>
+          <w:r>
+            <w:rPr>
+              <w:rFonts w:hint="eastAsia"/>
+              <w:szCs w:val="32"/>
+              <w:lang w:val="en-US" w:eastAsia="zh-CN"/>
+            </w:rPr>
+            <w:t>12文件读写</w:t>
+          </w:r>
+          <w:r>
+            <w:tab/>
+          </w:r>
+          <w:r>
+            <w:fldChar w:fldCharType="begin"/>
+          </w:r>
+          <w:r>
+            <w:instrText xml:space="preserve"> PAGEREF _Toc24779 \h </w:instrText>
+          </w:r>
+          <w:r>
+            <w:fldChar w:fldCharType="separate"/>
+          </w:r>
+          <w:r>
+            <w:t>23</w:t>
+          </w:r>
+          <w:r>
+            <w:fldChar w:fldCharType="end"/>
+          </w:r>
+          <w:r>
+            <w:fldChar w:fldCharType="end"/>
+          </w:r>
+        </w:p>
+        <w:p>
+          <w:pPr>
+            <w:pStyle w:val="7"/>
+            <w:tabs>
+              <w:tab w:val="right" w:leader="dot" w:pos="9446"/>
+            </w:tabs>
+          </w:pPr>
+          <w:r>
+            <w:fldChar w:fldCharType="begin"/>
+          </w:r>
+          <w:r>
+            <w:instrText xml:space="preserve"> HYPERLINK \l _Toc31511 </w:instrText>
+          </w:r>
+          <w:r>
+            <w:fldChar w:fldCharType="separate"/>
+          </w:r>
+          <w:r>
+            <w:rPr>
+              <w:rFonts w:hint="eastAsia"/>
+              <w:bCs/>
+              <w:szCs w:val="28"/>
+              <w:lang w:val="en-US" w:eastAsia="zh-CN"/>
+            </w:rPr>
+            <w:t>12.1通用文件读写</w:t>
+          </w:r>
+          <w:r>
+            <w:tab/>
+          </w:r>
+          <w:r>
+            <w:fldChar w:fldCharType="begin"/>
+          </w:r>
+          <w:r>
+            <w:instrText xml:space="preserve"> PAGEREF _Toc31511 \h </w:instrText>
+          </w:r>
+          <w:r>
+            <w:fldChar w:fldCharType="separate"/>
+          </w:r>
+          <w:r>
+            <w:t>23</w:t>
+          </w:r>
+          <w:r>
+            <w:fldChar w:fldCharType="end"/>
+          </w:r>
+          <w:r>
+            <w:fldChar w:fldCharType="end"/>
+          </w:r>
+        </w:p>
+        <w:p>
+          <w:pPr>
+            <w:pStyle w:val="7"/>
+            <w:tabs>
+              <w:tab w:val="right" w:leader="dot" w:pos="9446"/>
+            </w:tabs>
+          </w:pPr>
+          <w:r>
+            <w:fldChar w:fldCharType="begin"/>
+          </w:r>
+          <w:r>
+            <w:instrText xml:space="preserve"> HYPERLINK \l _Toc845 </w:instrText>
+          </w:r>
+          <w:r>
+            <w:fldChar w:fldCharType="separate"/>
+          </w:r>
+          <w:r>
+            <w:rPr>
+              <w:rFonts w:hint="eastAsia"/>
+              <w:bCs/>
+              <w:szCs w:val="28"/>
+              <w:lang w:val="en-US" w:eastAsia="zh-CN"/>
+            </w:rPr>
+            <w:t>12.2用户定制文件读取</w:t>
+          </w:r>
+          <w:r>
+            <w:tab/>
+          </w:r>
+          <w:r>
+            <w:fldChar w:fldCharType="begin"/>
+          </w:r>
+          <w:r>
+            <w:instrText xml:space="preserve"> PAGEREF _Toc845 \h </w:instrText>
+          </w:r>
+          <w:r>
+            <w:fldChar w:fldCharType="separate"/>
+          </w:r>
+          <w:r>
+            <w:t>24</w:t>
+          </w:r>
+          <w:r>
+            <w:fldChar w:fldCharType="end"/>
+          </w:r>
+          <w:r>
+            <w:fldChar w:fldCharType="end"/>
+          </w:r>
+        </w:p>
+        <w:p>
+          <w:pPr>
+            <w:pStyle w:val="6"/>
+            <w:tabs>
+              <w:tab w:val="right" w:leader="dot" w:pos="9446"/>
+            </w:tabs>
+          </w:pPr>
+          <w:r>
+            <w:fldChar w:fldCharType="begin"/>
+          </w:r>
+          <w:r>
+            <w:instrText xml:space="preserve"> HYPERLINK \l _Toc22477 </w:instrText>
           </w:r>
           <w:r>
             <w:fldChar w:fldCharType="separate"/>
@@ -2227,13 +2277,13 @@
             <w:fldChar w:fldCharType="begin"/>
           </w:r>
           <w:r>
-            <w:instrText xml:space="preserve"> PAGEREF _Toc15305 </w:instrText>
+            <w:instrText xml:space="preserve"> PAGEREF _Toc22477 \h </w:instrText>
           </w:r>
           <w:r>
             <w:fldChar w:fldCharType="separate"/>
           </w:r>
           <w:r>
-            <w:t>23</w:t>
+            <w:t>24</w:t>
           </w:r>
           <w:r>
             <w:fldChar w:fldCharType="end"/>
@@ -2262,7 +2312,7 @@
         <w:pStyle w:val="2"/>
         <w:bidi w:val="0"/>
       </w:pPr>
-      <w:bookmarkStart w:id="0" w:name="_Toc16684"/>
+      <w:bookmarkStart w:id="0" w:name="_Toc29920"/>
       <w:r>
         <w:rPr>
           <w:rFonts w:hint="eastAsia"/>
@@ -2601,7 +2651,7 @@
         <w:pStyle w:val="2"/>
         <w:bidi w:val="0"/>
       </w:pPr>
-      <w:bookmarkStart w:id="1" w:name="_Toc16200"/>
+      <w:bookmarkStart w:id="1" w:name="_Toc10338"/>
       <w:r>
         <w:rPr>
           <w:rFonts w:hint="eastAsia"/>
@@ -3297,7 +3347,7 @@
           <w:lang w:val="en-US" w:eastAsia="zh-CN"/>
         </w:rPr>
       </w:pPr>
-      <w:bookmarkStart w:id="2" w:name="_Toc25536"/>
+      <w:bookmarkStart w:id="2" w:name="_Toc7583"/>
       <w:r>
         <w:rPr>
           <w:rFonts w:hint="eastAsia"/>
@@ -3566,7 +3616,7 @@
         <w:pStyle w:val="2"/>
         <w:bidi w:val="0"/>
       </w:pPr>
-      <w:bookmarkStart w:id="3" w:name="_Toc6241"/>
+      <w:bookmarkStart w:id="3" w:name="_Toc17867"/>
       <w:r>
         <w:rPr>
           <w:rFonts w:hint="eastAsia"/>
@@ -3592,7 +3642,7 @@
           <w:lang w:val="en-US"/>
         </w:rPr>
       </w:pPr>
-      <w:bookmarkStart w:id="4" w:name="_Toc22802"/>
+      <w:bookmarkStart w:id="4" w:name="_Toc20493"/>
       <w:r>
         <w:rPr>
           <w:rFonts w:hint="eastAsia"/>
@@ -3646,6 +3696,12 @@
             <w:insideH w:val="single" w:color="E2EFD9" w:themeColor="accent6" w:themeTint="33" w:sz="4" w:space="0"/>
             <w:insideV w:val="none" w:color="auto" w:sz="0" w:space="0"/>
           </w:tblBorders>
+          <w:tblCellMar>
+            <w:top w:w="0" w:type="dxa"/>
+            <w:left w:w="108" w:type="dxa"/>
+            <w:bottom w:w="0" w:type="dxa"/>
+            <w:right w:w="108" w:type="dxa"/>
+          </w:tblCellMar>
         </w:tblPrEx>
         <w:trPr>
           <w:jc w:val="center"/>
@@ -4044,17 +4100,7 @@
                 <w:sz w:val="18"/>
                 <w:szCs w:val="18"/>
               </w:rPr>
-              <w:t xml:space="preserve">#define </w:t>
-            </w:r>
-            <w:bookmarkStart w:id="37" w:name="_GoBack"/>
-            <w:bookmarkEnd w:id="37"/>
-            <w:r>
-              <w:rPr>
-                <w:rFonts w:hint="eastAsia"/>
-                <w:sz w:val="18"/>
-                <w:szCs w:val="18"/>
-              </w:rPr>
-              <w:t>fXYZU(X,Y,Z,U)</w:t>
+              <w:t>#define fXYZU(X,Y,Z,U)</w:t>
             </w:r>
             <w:r>
               <w:rPr>
@@ -6319,7 +6365,7 @@
           <w:szCs w:val="28"/>
         </w:rPr>
       </w:pPr>
-      <w:bookmarkStart w:id="5" w:name="_Toc27954"/>
+      <w:bookmarkStart w:id="5" w:name="_Toc6568"/>
       <w:r>
         <w:rPr>
           <w:rFonts w:hint="eastAsia"/>
@@ -6530,6 +6576,14 @@
       </w:tr>
       <w:tr>
         <w:tblPrEx>
+          <w:tblBorders>
+            <w:top w:val="single" w:color="auto" w:sz="4" w:space="0"/>
+            <w:left w:val="none" w:color="auto" w:sz="0" w:space="0"/>
+            <w:bottom w:val="single" w:color="auto" w:sz="4" w:space="0"/>
+            <w:right w:val="none" w:color="auto" w:sz="0" w:space="0"/>
+            <w:insideH w:val="single" w:color="E2EFD9" w:themeColor="accent6" w:themeTint="33" w:sz="4" w:space="0"/>
+            <w:insideV w:val="none" w:color="auto" w:sz="0" w:space="0"/>
+          </w:tblBorders>
           <w:tblCellMar>
             <w:top w:w="0" w:type="dxa"/>
             <w:left w:w="108" w:type="dxa"/>
@@ -6688,6 +6742,14 @@
       </w:tr>
       <w:tr>
         <w:tblPrEx>
+          <w:tblBorders>
+            <w:top w:val="single" w:color="auto" w:sz="4" w:space="0"/>
+            <w:left w:val="none" w:color="auto" w:sz="0" w:space="0"/>
+            <w:bottom w:val="single" w:color="auto" w:sz="4" w:space="0"/>
+            <w:right w:val="none" w:color="auto" w:sz="0" w:space="0"/>
+            <w:insideH w:val="single" w:color="E2EFD9" w:themeColor="accent6" w:themeTint="33" w:sz="4" w:space="0"/>
+            <w:insideV w:val="none" w:color="auto" w:sz="0" w:space="0"/>
+          </w:tblBorders>
           <w:tblCellMar>
             <w:top w:w="0" w:type="dxa"/>
             <w:left w:w="108" w:type="dxa"/>
@@ -7001,7 +7063,7 @@
         <w:pStyle w:val="2"/>
         <w:bidi w:val="0"/>
       </w:pPr>
-      <w:bookmarkStart w:id="6" w:name="_Toc6244"/>
+      <w:bookmarkStart w:id="6" w:name="_Toc29089"/>
       <w:r>
         <w:rPr>
           <w:rFonts w:hint="eastAsia"/>
@@ -7025,7 +7087,7 @@
           <w:szCs w:val="28"/>
         </w:rPr>
       </w:pPr>
-      <w:bookmarkStart w:id="7" w:name="_Toc24971"/>
+      <w:bookmarkStart w:id="7" w:name="_Toc16781"/>
       <w:r>
         <w:rPr>
           <w:rFonts w:hint="eastAsia"/>
@@ -7082,12 +7144,6 @@
             <w:insideH w:val="single" w:color="E2EFD9" w:themeColor="accent6" w:themeTint="33" w:sz="4" w:space="0"/>
             <w:insideV w:val="none" w:color="auto" w:sz="0" w:space="0"/>
           </w:tblBorders>
-          <w:tblCellMar>
-            <w:top w:w="0" w:type="dxa"/>
-            <w:left w:w="108" w:type="dxa"/>
-            <w:bottom w:w="0" w:type="dxa"/>
-            <w:right w:w="108" w:type="dxa"/>
-          </w:tblCellMar>
         </w:tblPrEx>
         <w:trPr>
           <w:jc w:val="center"/>
@@ -7408,14 +7464,6 @@
       </w:tr>
       <w:tr>
         <w:tblPrEx>
-          <w:tblBorders>
-            <w:top w:val="single" w:color="auto" w:sz="4" w:space="0"/>
-            <w:left w:val="none" w:color="auto" w:sz="0" w:space="0"/>
-            <w:bottom w:val="single" w:color="auto" w:sz="4" w:space="0"/>
-            <w:right w:val="none" w:color="auto" w:sz="0" w:space="0"/>
-            <w:insideH w:val="single" w:color="E2EFD9" w:themeColor="accent6" w:themeTint="33" w:sz="4" w:space="0"/>
-            <w:insideV w:val="none" w:color="auto" w:sz="0" w:space="0"/>
-          </w:tblBorders>
           <w:tblCellMar>
             <w:top w:w="0" w:type="dxa"/>
             <w:left w:w="108" w:type="dxa"/>
@@ -10522,6 +10570,141 @@
                 <w:szCs w:val="18"/>
               </w:rPr>
               <w:t>ECEF地心坐标速度转换为东北天速度</w:t>
+            </w:r>
+          </w:p>
+        </w:tc>
+      </w:tr>
+      <w:tr>
+        <w:tblPrEx>
+          <w:tblBorders>
+            <w:top w:val="single" w:color="auto" w:sz="4" w:space="0"/>
+            <w:left w:val="none" w:color="auto" w:sz="0" w:space="0"/>
+            <w:bottom w:val="single" w:color="auto" w:sz="4" w:space="0"/>
+            <w:right w:val="none" w:color="auto" w:sz="0" w:space="0"/>
+            <w:insideH w:val="single" w:color="E2EFD9" w:themeColor="accent6" w:themeTint="33" w:sz="4" w:space="0"/>
+            <w:insideV w:val="none" w:color="auto" w:sz="0" w:space="0"/>
+          </w:tblBorders>
+          <w:tblCellMar>
+            <w:top w:w="0" w:type="dxa"/>
+            <w:left w:w="108" w:type="dxa"/>
+            <w:bottom w:w="0" w:type="dxa"/>
+            <w:right w:w="108" w:type="dxa"/>
+          </w:tblCellMar>
+        </w:tblPrEx>
+        <w:trPr>
+          <w:jc w:val="center"/>
+        </w:trPr>
+        <w:tc>
+          <w:tcPr>
+            <w:tcW w:w="5103" w:type="dxa"/>
+          </w:tcPr>
+          <w:p>
+            <w:pPr>
+              <w:ind w:left="540" w:hanging="540" w:hangingChars="300"/>
+              <w:rPr>
+                <w:sz w:val="18"/>
+                <w:szCs w:val="18"/>
+              </w:rPr>
+            </w:pPr>
+            <w:r>
+              <w:rPr>
+                <w:rFonts w:hint="eastAsia"/>
+                <w:sz w:val="18"/>
+                <w:szCs w:val="18"/>
+              </w:rPr>
+              <w:t>friend CVect3 randn(const CVect3 &amp;mu, const CVect3 &amp;sigma)</w:t>
+            </w:r>
+          </w:p>
+        </w:tc>
+        <w:tc>
+          <w:tcPr>
+            <w:tcW w:w="4333" w:type="dxa"/>
+          </w:tcPr>
+          <w:p>
+            <w:pPr>
+              <w:rPr>
+                <w:rFonts w:hint="default" w:eastAsiaTheme="minorEastAsia"/>
+                <w:sz w:val="18"/>
+                <w:szCs w:val="18"/>
+                <w:lang w:val="en-US" w:eastAsia="zh-CN"/>
+              </w:rPr>
+            </w:pPr>
+            <w:r>
+              <w:rPr>
+                <w:rFonts w:hint="eastAsia"/>
+                <w:sz w:val="18"/>
+                <w:szCs w:val="18"/>
+                <w:lang w:val="en-US" w:eastAsia="zh-CN"/>
+              </w:rPr>
+              <w:t>生成元素是正态分布的三维向量</w:t>
+            </w:r>
+          </w:p>
+        </w:tc>
+      </w:tr>
+      <w:tr>
+        <w:tblPrEx>
+          <w:tblBorders>
+            <w:top w:val="single" w:color="auto" w:sz="4" w:space="0"/>
+            <w:left w:val="none" w:color="auto" w:sz="0" w:space="0"/>
+            <w:bottom w:val="single" w:color="auto" w:sz="4" w:space="0"/>
+            <w:right w:val="none" w:color="auto" w:sz="0" w:space="0"/>
+            <w:insideH w:val="single" w:color="E2EFD9" w:themeColor="accent6" w:themeTint="33" w:sz="4" w:space="0"/>
+            <w:insideV w:val="none" w:color="auto" w:sz="0" w:space="0"/>
+          </w:tblBorders>
+          <w:tblCellMar>
+            <w:top w:w="0" w:type="dxa"/>
+            <w:left w:w="108" w:type="dxa"/>
+            <w:bottom w:w="0" w:type="dxa"/>
+            <w:right w:w="108" w:type="dxa"/>
+          </w:tblCellMar>
+        </w:tblPrEx>
+        <w:trPr>
+          <w:jc w:val="center"/>
+        </w:trPr>
+        <w:tc>
+          <w:tcPr>
+            <w:tcW w:w="5103" w:type="dxa"/>
+          </w:tcPr>
+          <w:p>
+            <w:pPr>
+              <w:ind w:left="540" w:hanging="540" w:hangingChars="300"/>
+              <w:rPr>
+                <w:rFonts w:hint="eastAsia"/>
+                <w:sz w:val="18"/>
+                <w:szCs w:val="18"/>
+              </w:rPr>
+            </w:pPr>
+            <w:r>
+              <w:rPr>
+                <w:rFonts w:hint="eastAsia"/>
+                <w:sz w:val="18"/>
+                <w:szCs w:val="18"/>
+              </w:rPr>
+              <w:t>friend CVect3 sort(const CVect3 &amp;v)</w:t>
+            </w:r>
+          </w:p>
+        </w:tc>
+        <w:tc>
+          <w:tcPr>
+            <w:tcW w:w="4333" w:type="dxa"/>
+          </w:tcPr>
+          <w:p>
+            <w:pPr>
+              <w:rPr>
+                <w:rFonts w:hint="default"/>
+                <w:sz w:val="18"/>
+                <w:szCs w:val="18"/>
+                <w:lang w:val="en-US" w:eastAsia="zh-CN"/>
+              </w:rPr>
+            </w:pPr>
+            <w:r>
+              <w:rPr>
+                <w:rFonts w:hint="eastAsia"/>
+                <w:sz w:val="18"/>
+                <w:szCs w:val="18"/>
+                <w:lang w:val="en-US" w:eastAsia="zh-CN"/>
+              </w:rPr>
+              <w:t>元素从大到小排序</w:t>
             </w:r>
           </w:p>
         </w:tc>
@@ -10556,7 +10739,7 @@
           <w:szCs w:val="28"/>
         </w:rPr>
       </w:pPr>
-      <w:bookmarkStart w:id="8" w:name="_Toc24979"/>
+      <w:bookmarkStart w:id="8" w:name="_Toc10159"/>
       <w:r>
         <w:rPr>
           <w:rFonts w:hint="eastAsia"/>
@@ -11898,7 +12081,7 @@
           <w:szCs w:val="28"/>
         </w:rPr>
       </w:pPr>
-      <w:bookmarkStart w:id="9" w:name="_Toc23535"/>
+      <w:bookmarkStart w:id="9" w:name="_Toc6983"/>
       <w:r>
         <w:rPr>
           <w:rFonts w:hint="eastAsia"/>
@@ -12094,8 +12277,9 @@
                 <w:rFonts w:hint="eastAsia"/>
                 <w:sz w:val="18"/>
                 <w:szCs w:val="18"/>
-              </w:rPr>
-              <w:t>九</w:t>
+                <w:lang w:val="en-US" w:eastAsia="zh-CN"/>
+              </w:rPr>
+              <w:t>9</w:t>
             </w:r>
             <w:r>
               <w:rPr>
@@ -12217,54 +12401,11 @@
             </w:pPr>
             <w:r>
               <w:rPr>
-                <w:sz w:val="18"/>
-                <w:szCs w:val="18"/>
-              </w:rPr>
-              <w:t>CMat3(double xx, double xy, double xz,</w:t>
-            </w:r>
-          </w:p>
-          <w:p>
-            <w:pPr>
-              <w:rPr>
-                <w:sz w:val="18"/>
-                <w:szCs w:val="18"/>
-              </w:rPr>
-            </w:pPr>
-            <w:r>
-              <w:rPr>
-                <w:sz w:val="18"/>
-                <w:szCs w:val="18"/>
-              </w:rPr>
-              <w:tab/>
-            </w:r>
-            <w:r>
-              <w:rPr>
-                <w:sz w:val="18"/>
-                <w:szCs w:val="18"/>
-              </w:rPr>
-              <w:t xml:space="preserve">  double yx, double yy, double yz,</w:t>
-            </w:r>
-          </w:p>
-          <w:p>
-            <w:pPr>
-              <w:rPr>
-                <w:sz w:val="18"/>
-                <w:szCs w:val="18"/>
-              </w:rPr>
-            </w:pPr>
-            <w:r>
-              <w:rPr>
-                <w:sz w:val="18"/>
-                <w:szCs w:val="18"/>
-              </w:rPr>
-              <w:tab/>
-            </w:r>
-            <w:r>
-              <w:rPr>
-                <w:sz w:val="18"/>
-                <w:szCs w:val="18"/>
-              </w:rPr>
-              <w:t xml:space="preserve">  double zx, double zy, double zz )</w:t>
+                <w:rFonts w:hint="eastAsia"/>
+                <w:sz w:val="18"/>
+                <w:szCs w:val="18"/>
+              </w:rPr>
+              <w:t>CMat3(double xyz)</w:t>
             </w:r>
           </w:p>
         </w:tc>
@@ -12275,26 +12416,20 @@
           <w:p>
             <w:pPr>
               <w:rPr>
-                <w:sz w:val="18"/>
-                <w:szCs w:val="18"/>
-              </w:rPr>
-            </w:pPr>
-            <w:r>
-              <w:rPr>
-                <w:rFonts w:hint="eastAsia"/>
-                <w:sz w:val="18"/>
-                <w:szCs w:val="18"/>
-              </w:rPr>
-              <w:t>对</w:t>
-            </w:r>
-            <w:r>
-              <w:rPr>
-                <w:rFonts w:hint="eastAsia"/>
+                <w:rFonts w:hint="eastAsia" w:eastAsiaTheme="minorEastAsia"/>
                 <w:sz w:val="18"/>
                 <w:szCs w:val="18"/>
                 <w:lang w:val="en-US" w:eastAsia="zh-CN"/>
               </w:rPr>
-              <w:t>9</w:t>
+            </w:pPr>
+            <w:r>
+              <w:rPr>
+                <w:rFonts w:hint="eastAsia"/>
+                <w:sz w:val="18"/>
+                <w:szCs w:val="18"/>
+                <w:lang w:val="en-US" w:eastAsia="zh-CN"/>
+              </w:rPr>
+              <w:t>将9矩阵9</w:t>
             </w:r>
             <w:r>
               <w:rPr>
@@ -12306,10 +12441,28 @@
             </w:r>
             <w:r>
               <w:rPr>
-                <w:sz w:val="18"/>
-                <w:szCs w:val="18"/>
-              </w:rPr>
-              <w:t>分量初始化</w:t>
+                <w:rFonts w:hint="eastAsia"/>
+                <w:sz w:val="18"/>
+                <w:szCs w:val="18"/>
+                <w:lang w:val="en-US" w:eastAsia="zh-CN"/>
+              </w:rPr>
+              <w:t>元素都</w:t>
+            </w:r>
+            <w:r>
+              <w:rPr>
+                <w:sz w:val="18"/>
+                <w:szCs w:val="18"/>
+              </w:rPr>
+              <w:t>初始化</w:t>
+            </w:r>
+            <w:r>
+              <w:rPr>
+                <w:rFonts w:hint="eastAsia"/>
+                <w:sz w:val="18"/>
+                <w:szCs w:val="18"/>
+                <w:lang w:val="en-US" w:eastAsia="zh-CN"/>
+              </w:rPr>
+              <w:t>xyz</w:t>
             </w:r>
           </w:p>
         </w:tc>
@@ -12341,16 +12494,18 @@
           <w:p>
             <w:pPr>
               <w:rPr>
-                <w:sz w:val="18"/>
-                <w:szCs w:val="18"/>
-              </w:rPr>
-            </w:pPr>
-            <w:r>
-              <w:rPr>
-                <w:sz w:val="18"/>
-                <w:szCs w:val="18"/>
-              </w:rPr>
-              <w:t>CMat3(const CVect3 &amp;v0, const CVect3 &amp;v1, const CVect3 &amp;v2)</w:t>
+                <w:rFonts w:hint="eastAsia"/>
+                <w:sz w:val="18"/>
+                <w:szCs w:val="18"/>
+              </w:rPr>
+            </w:pPr>
+            <w:r>
+              <w:rPr>
+                <w:rFonts w:hint="eastAsia"/>
+                <w:sz w:val="18"/>
+                <w:szCs w:val="18"/>
+              </w:rPr>
+              <w:t>CMat3(double xx, double yy, double zz)</w:t>
             </w:r>
           </w:p>
         </w:tc>
@@ -12361,39 +12516,20 @@
           <w:p>
             <w:pPr>
               <w:rPr>
-                <w:sz w:val="18"/>
-                <w:szCs w:val="18"/>
-              </w:rPr>
-            </w:pPr>
-            <w:r>
-              <w:rPr>
-                <w:rFonts w:hint="eastAsia"/>
-                <w:sz w:val="18"/>
-                <w:szCs w:val="18"/>
-              </w:rPr>
-              <w:t>通过三</w:t>
-            </w:r>
-            <w:r>
-              <w:rPr>
-                <w:sz w:val="18"/>
-                <w:szCs w:val="18"/>
-              </w:rPr>
-              <w:t>个行向量</w:t>
-            </w:r>
-            <w:r>
-              <w:rPr>
-                <w:rFonts w:hint="eastAsia"/>
-                <w:sz w:val="18"/>
-                <w:szCs w:val="18"/>
-              </w:rPr>
-              <w:t>对矩阵</w:t>
-            </w:r>
-            <w:r>
-              <w:rPr>
-                <w:sz w:val="18"/>
-                <w:szCs w:val="18"/>
-              </w:rPr>
-              <w:t>初始化</w:t>
+                <w:rFonts w:hint="default"/>
+                <w:sz w:val="18"/>
+                <w:szCs w:val="18"/>
+                <w:lang w:val="en-US" w:eastAsia="zh-CN"/>
+              </w:rPr>
+            </w:pPr>
+            <w:r>
+              <w:rPr>
+                <w:rFonts w:hint="eastAsia"/>
+                <w:sz w:val="18"/>
+                <w:szCs w:val="18"/>
+                <w:lang w:val="en-US" w:eastAsia="zh-CN"/>
+              </w:rPr>
+              <w:t>将对角线元素分别初始化，非对角线元素都为0</w:t>
             </w:r>
           </w:p>
         </w:tc>
@@ -12434,7 +12570,51 @@
                 <w:sz w:val="18"/>
                 <w:szCs w:val="18"/>
               </w:rPr>
-              <w:t>CMat3 operator+(const CMat3 &amp;m) const</w:t>
+              <w:t>CMat3(double xx, double xy, double xz,</w:t>
+            </w:r>
+          </w:p>
+          <w:p>
+            <w:pPr>
+              <w:rPr>
+                <w:sz w:val="18"/>
+                <w:szCs w:val="18"/>
+              </w:rPr>
+            </w:pPr>
+            <w:r>
+              <w:rPr>
+                <w:sz w:val="18"/>
+                <w:szCs w:val="18"/>
+              </w:rPr>
+              <w:tab/>
+            </w:r>
+            <w:r>
+              <w:rPr>
+                <w:sz w:val="18"/>
+                <w:szCs w:val="18"/>
+              </w:rPr>
+              <w:t xml:space="preserve">  double yx, double yy, double yz,</w:t>
+            </w:r>
+          </w:p>
+          <w:p>
+            <w:pPr>
+              <w:rPr>
+                <w:sz w:val="18"/>
+                <w:szCs w:val="18"/>
+              </w:rPr>
+            </w:pPr>
+            <w:r>
+              <w:rPr>
+                <w:sz w:val="18"/>
+                <w:szCs w:val="18"/>
+              </w:rPr>
+              <w:tab/>
+            </w:r>
+            <w:r>
+              <w:rPr>
+                <w:sz w:val="18"/>
+                <w:szCs w:val="18"/>
+              </w:rPr>
+              <w:t xml:space="preserve">  double zx, double zy, double zz )</w:t>
             </w:r>
           </w:p>
         </w:tc>
@@ -12455,7 +12635,31 @@
                 <w:sz w:val="18"/>
                 <w:szCs w:val="18"/>
               </w:rPr>
-              <w:t>加运算</w:t>
+              <w:t>对</w:t>
+            </w:r>
+            <w:r>
+              <w:rPr>
+                <w:rFonts w:hint="eastAsia"/>
+                <w:sz w:val="18"/>
+                <w:szCs w:val="18"/>
+                <w:lang w:val="en-US" w:eastAsia="zh-CN"/>
+              </w:rPr>
+              <w:t>9</w:t>
+            </w:r>
+            <w:r>
+              <w:rPr>
+                <w:rFonts w:hint="eastAsia"/>
+                <w:sz w:val="18"/>
+                <w:szCs w:val="18"/>
+              </w:rPr>
+              <w:t>个</w:t>
+            </w:r>
+            <w:r>
+              <w:rPr>
+                <w:sz w:val="18"/>
+                <w:szCs w:val="18"/>
+              </w:rPr>
+              <w:t>分量初始化</w:t>
             </w:r>
           </w:p>
         </w:tc>
@@ -12487,16 +12691,35 @@
           <w:p>
             <w:pPr>
               <w:rPr>
-                <w:sz w:val="18"/>
-                <w:szCs w:val="18"/>
-              </w:rPr>
-            </w:pPr>
-            <w:r>
-              <w:rPr>
-                <w:sz w:val="18"/>
-                <w:szCs w:val="18"/>
-              </w:rPr>
-              <w:t>CMat3 operator-(const CMat3 &amp;m) const</w:t>
+                <w:rFonts w:hint="eastAsia"/>
+                <w:sz w:val="18"/>
+                <w:szCs w:val="18"/>
+              </w:rPr>
+            </w:pPr>
+            <w:r>
+              <w:rPr>
+                <w:rFonts w:hint="eastAsia"/>
+                <w:sz w:val="18"/>
+                <w:szCs w:val="18"/>
+              </w:rPr>
+              <w:t xml:space="preserve">CMat3(const CVect3 &amp;v0, const CVect3 &amp;v1, const CVect3 &amp;v2, </w:t>
+            </w:r>
+          </w:p>
+          <w:p>
+            <w:pPr>
+              <w:ind w:firstLine="540" w:firstLineChars="300"/>
+              <w:rPr>
+                <w:sz w:val="18"/>
+                <w:szCs w:val="18"/>
+              </w:rPr>
+            </w:pPr>
+            <w:r>
+              <w:rPr>
+                <w:rFonts w:hint="eastAsia"/>
+                <w:sz w:val="18"/>
+                <w:szCs w:val="18"/>
+              </w:rPr>
+              <w:t>BOOL isrow=1)</w:t>
             </w:r>
           </w:p>
         </w:tc>
@@ -12507,17 +12730,76 @@
           <w:p>
             <w:pPr>
               <w:rPr>
-                <w:sz w:val="18"/>
-                <w:szCs w:val="18"/>
-              </w:rPr>
-            </w:pPr>
-            <w:r>
-              <w:rPr>
-                <w:rFonts w:hint="eastAsia"/>
-                <w:sz w:val="18"/>
-                <w:szCs w:val="18"/>
-              </w:rPr>
-              <w:t>减运算</w:t>
+                <w:rFonts w:hint="eastAsia" w:eastAsiaTheme="minorEastAsia"/>
+                <w:sz w:val="18"/>
+                <w:szCs w:val="18"/>
+                <w:lang w:eastAsia="zh-CN"/>
+              </w:rPr>
+            </w:pPr>
+            <w:r>
+              <w:rPr>
+                <w:rFonts w:hint="eastAsia"/>
+                <w:sz w:val="18"/>
+                <w:szCs w:val="18"/>
+              </w:rPr>
+              <w:t>通过三</w:t>
+            </w:r>
+            <w:r>
+              <w:rPr>
+                <w:sz w:val="18"/>
+                <w:szCs w:val="18"/>
+              </w:rPr>
+              <w:t>个向量</w:t>
+            </w:r>
+            <w:r>
+              <w:rPr>
+                <w:rFonts w:hint="eastAsia"/>
+                <w:sz w:val="18"/>
+                <w:szCs w:val="18"/>
+              </w:rPr>
+              <w:t>对矩阵</w:t>
+            </w:r>
+            <w:r>
+              <w:rPr>
+                <w:sz w:val="18"/>
+                <w:szCs w:val="18"/>
+              </w:rPr>
+              <w:t>初始化</w:t>
+            </w:r>
+            <w:r>
+              <w:rPr>
+                <w:rFonts w:hint="eastAsia"/>
+                <w:sz w:val="18"/>
+                <w:szCs w:val="18"/>
+                <w:lang w:eastAsia="zh-CN"/>
+              </w:rPr>
+              <w:t>（</w:t>
+            </w:r>
+            <w:r>
+              <w:rPr>
+                <w:rFonts w:hint="eastAsia"/>
+                <w:sz w:val="18"/>
+                <w:szCs w:val="18"/>
+              </w:rPr>
+              <w:t>isrow=1</w:t>
+            </w:r>
+            <w:r>
+              <w:rPr>
+                <w:rFonts w:hint="eastAsia"/>
+                <w:sz w:val="18"/>
+                <w:szCs w:val="18"/>
+                <w:lang w:val="en-US" w:eastAsia="zh-CN"/>
+              </w:rPr>
+              <w:t>则按行，否则按列</w:t>
+            </w:r>
+            <w:r>
+              <w:rPr>
+                <w:rFonts w:hint="eastAsia"/>
+                <w:sz w:val="18"/>
+                <w:szCs w:val="18"/>
+                <w:lang w:eastAsia="zh-CN"/>
+              </w:rPr>
+              <w:t>）</w:t>
             </w:r>
           </w:p>
         </w:tc>
@@ -12558,7 +12840,7 @@
                 <w:sz w:val="18"/>
                 <w:szCs w:val="18"/>
               </w:rPr>
-              <w:t>CMat3 operator*(const CMat3 &amp;m) const</w:t>
+              <w:t>CMat3 operator+(const CMat3 &amp;m) const</w:t>
             </w:r>
           </w:p>
         </w:tc>
@@ -12579,7 +12861,7 @@
                 <w:sz w:val="18"/>
                 <w:szCs w:val="18"/>
               </w:rPr>
-              <w:t>乘运算</w:t>
+              <w:t>加运算</w:t>
             </w:r>
           </w:p>
         </w:tc>
@@ -12620,7 +12902,7 @@
                 <w:sz w:val="18"/>
                 <w:szCs w:val="18"/>
               </w:rPr>
-              <w:t>CMat3 operator*(double f) const</w:t>
+              <w:t>CMat3 operator-(const CMat3 &amp;m) const</w:t>
             </w:r>
           </w:p>
         </w:tc>
@@ -12641,14 +12923,7 @@
                 <w:sz w:val="18"/>
                 <w:szCs w:val="18"/>
               </w:rPr>
-              <w:t>矩阵</w:t>
-            </w:r>
-            <w:r>
-              <w:rPr>
-                <w:sz w:val="18"/>
-                <w:szCs w:val="18"/>
-              </w:rPr>
-              <w:t>乘标量</w:t>
+              <w:t>减运算</w:t>
             </w:r>
           </w:p>
         </w:tc>
@@ -12689,7 +12964,7 @@
                 <w:sz w:val="18"/>
                 <w:szCs w:val="18"/>
               </w:rPr>
-              <w:t>CVect3 operator*(const CVect3 &amp;v) const</w:t>
+              <w:t>CMat3 operator*(const CMat3 &amp;m) const</w:t>
             </w:r>
           </w:p>
         </w:tc>
@@ -12706,25 +12981,11 @@
             </w:pPr>
             <w:r>
               <w:rPr>
-                <w:sz w:val="18"/>
-                <w:szCs w:val="18"/>
-              </w:rPr>
-              <w:t>乘</w:t>
-            </w:r>
-            <w:r>
-              <w:rPr>
-                <w:rFonts w:hint="eastAsia"/>
-                <w:sz w:val="18"/>
-                <w:szCs w:val="18"/>
-              </w:rPr>
-              <w:t>三维</w:t>
-            </w:r>
-            <w:r>
-              <w:rPr>
-                <w:sz w:val="18"/>
-                <w:szCs w:val="18"/>
-              </w:rPr>
-              <w:t>矢量</w:t>
+                <w:rFonts w:hint="eastAsia"/>
+                <w:sz w:val="18"/>
+                <w:szCs w:val="18"/>
+              </w:rPr>
+              <w:t>乘运算</w:t>
             </w:r>
           </w:p>
         </w:tc>
@@ -12762,11 +13023,10 @@
             </w:pPr>
             <w:r>
               <w:rPr>
-                <w:rFonts w:hint="eastAsia"/>
-                <w:sz w:val="18"/>
-                <w:szCs w:val="18"/>
-              </w:rPr>
-              <w:t>void SetRow(int i, CVect3 &amp;v)</w:t>
+                <w:sz w:val="18"/>
+                <w:szCs w:val="18"/>
+              </w:rPr>
+              <w:t>CMat3 operator*(double f) const</w:t>
             </w:r>
           </w:p>
         </w:tc>
@@ -12777,20 +13037,24 @@
           <w:p>
             <w:pPr>
               <w:rPr>
-                <w:rFonts w:hint="default" w:eastAsiaTheme="minorEastAsia"/>
-                <w:sz w:val="18"/>
-                <w:szCs w:val="18"/>
-                <w:lang w:val="en-US" w:eastAsia="zh-CN"/>
-              </w:rPr>
-            </w:pPr>
-            <w:r>
-              <w:rPr>
-                <w:rFonts w:hint="eastAsia"/>
-                <w:sz w:val="18"/>
-                <w:szCs w:val="18"/>
-                <w:lang w:val="en-US" w:eastAsia="zh-CN"/>
-              </w:rPr>
-              <w:t>将第i行(i=0,1,2)设置为向量</w:t>
+                <w:sz w:val="18"/>
+                <w:szCs w:val="18"/>
+              </w:rPr>
+            </w:pPr>
+            <w:r>
+              <w:rPr>
+                <w:rFonts w:hint="eastAsia"/>
+                <w:sz w:val="18"/>
+                <w:szCs w:val="18"/>
+              </w:rPr>
+              <w:t>矩阵</w:t>
+            </w:r>
+            <w:r>
+              <w:rPr>
+                <w:sz w:val="18"/>
+                <w:szCs w:val="18"/>
+              </w:rPr>
+              <w:t>乘标量</w:t>
             </w:r>
           </w:p>
         </w:tc>
@@ -12822,18 +13086,16 @@
           <w:p>
             <w:pPr>
               <w:rPr>
-                <w:rFonts w:hint="eastAsia"/>
-                <w:sz w:val="18"/>
-                <w:szCs w:val="18"/>
-              </w:rPr>
-            </w:pPr>
-            <w:r>
-              <w:rPr>
-                <w:rFonts w:hint="eastAsia"/>
-                <w:sz w:val="18"/>
-                <w:szCs w:val="18"/>
-              </w:rPr>
-              <w:t>void SetClm(int i, CVect3 &amp;v)</w:t>
+                <w:sz w:val="18"/>
+                <w:szCs w:val="18"/>
+              </w:rPr>
+            </w:pPr>
+            <w:r>
+              <w:rPr>
+                <w:sz w:val="18"/>
+                <w:szCs w:val="18"/>
+              </w:rPr>
+              <w:t>CVect3 operator*(const CVect3 &amp;v) const</w:t>
             </w:r>
           </w:p>
         </w:tc>
@@ -12850,12 +13112,25 @@
             </w:pPr>
             <w:r>
               <w:rPr>
-                <w:rFonts w:hint="eastAsia"/>
-                <w:sz w:val="18"/>
-                <w:szCs w:val="18"/>
-                <w:lang w:val="en-US" w:eastAsia="zh-CN"/>
-              </w:rPr>
-              <w:t>将第i列设置为向量</w:t>
+                <w:sz w:val="18"/>
+                <w:szCs w:val="18"/>
+              </w:rPr>
+              <w:t>乘</w:t>
+            </w:r>
+            <w:r>
+              <w:rPr>
+                <w:rFonts w:hint="eastAsia"/>
+                <w:sz w:val="18"/>
+                <w:szCs w:val="18"/>
+              </w:rPr>
+              <w:t>三维</w:t>
+            </w:r>
+            <w:r>
+              <w:rPr>
+                <w:sz w:val="18"/>
+                <w:szCs w:val="18"/>
+              </w:rPr>
+              <w:t>矢量</w:t>
             </w:r>
           </w:p>
         </w:tc>
@@ -12887,18 +13162,17 @@
           <w:p>
             <w:pPr>
               <w:rPr>
-                <w:rFonts w:hint="eastAsia"/>
-                <w:sz w:val="18"/>
-                <w:szCs w:val="18"/>
-              </w:rPr>
-            </w:pPr>
-            <w:r>
-              <w:rPr>
-                <w:rFonts w:hint="eastAsia"/>
-                <w:sz w:val="18"/>
-                <w:szCs w:val="18"/>
-              </w:rPr>
-              <w:t>CVect3 GetRow(int i) const</w:t>
+                <w:sz w:val="18"/>
+                <w:szCs w:val="18"/>
+              </w:rPr>
+            </w:pPr>
+            <w:r>
+              <w:rPr>
+                <w:rFonts w:hint="eastAsia"/>
+                <w:sz w:val="18"/>
+                <w:szCs w:val="18"/>
+              </w:rPr>
+              <w:t>void SetRow(int i, CVect3 &amp;v)</w:t>
             </w:r>
           </w:p>
         </w:tc>
@@ -12909,18 +13183,20 @@
           <w:p>
             <w:pPr>
               <w:rPr>
-                <w:sz w:val="18"/>
-                <w:szCs w:val="18"/>
-              </w:rPr>
-            </w:pPr>
-            <w:r>
-              <w:rPr>
-                <w:rFonts w:hint="eastAsia"/>
+                <w:rFonts w:hint="default" w:eastAsiaTheme="minorEastAsia"/>
                 <w:sz w:val="18"/>
                 <w:szCs w:val="18"/>
                 <w:lang w:val="en-US" w:eastAsia="zh-CN"/>
               </w:rPr>
-              <w:t>取第i行向量</w:t>
+            </w:pPr>
+            <w:r>
+              <w:rPr>
+                <w:rFonts w:hint="eastAsia"/>
+                <w:sz w:val="18"/>
+                <w:szCs w:val="18"/>
+                <w:lang w:val="en-US" w:eastAsia="zh-CN"/>
+              </w:rPr>
+              <w:t>将第i行(i=0,1,2)设置为向量</w:t>
             </w:r>
           </w:p>
         </w:tc>
@@ -12963,6 +13239,136 @@
                 <w:sz w:val="18"/>
                 <w:szCs w:val="18"/>
               </w:rPr>
+              <w:t>void SetClm(int i, CVect3 &amp;v)</w:t>
+            </w:r>
+          </w:p>
+        </w:tc>
+        <w:tc>
+          <w:tcPr>
+            <w:tcW w:w="4616" w:type="dxa"/>
+          </w:tcPr>
+          <w:p>
+            <w:pPr>
+              <w:rPr>
+                <w:sz w:val="18"/>
+                <w:szCs w:val="18"/>
+              </w:rPr>
+            </w:pPr>
+            <w:r>
+              <w:rPr>
+                <w:rFonts w:hint="eastAsia"/>
+                <w:sz w:val="18"/>
+                <w:szCs w:val="18"/>
+                <w:lang w:val="en-US" w:eastAsia="zh-CN"/>
+              </w:rPr>
+              <w:t>将第i列设置为向量</w:t>
+            </w:r>
+          </w:p>
+        </w:tc>
+      </w:tr>
+      <w:tr>
+        <w:tblPrEx>
+          <w:tblBorders>
+            <w:top w:val="single" w:color="auto" w:sz="4" w:space="0"/>
+            <w:left w:val="none" w:color="auto" w:sz="0" w:space="0"/>
+            <w:bottom w:val="single" w:color="auto" w:sz="4" w:space="0"/>
+            <w:right w:val="none" w:color="auto" w:sz="0" w:space="0"/>
+            <w:insideH w:val="single" w:color="E2EFD9" w:themeColor="accent6" w:themeTint="33" w:sz="4" w:space="0"/>
+            <w:insideV w:val="none" w:color="auto" w:sz="0" w:space="0"/>
+          </w:tblBorders>
+          <w:tblCellMar>
+            <w:top w:w="0" w:type="dxa"/>
+            <w:left w:w="108" w:type="dxa"/>
+            <w:bottom w:w="0" w:type="dxa"/>
+            <w:right w:w="108" w:type="dxa"/>
+          </w:tblCellMar>
+        </w:tblPrEx>
+        <w:trPr>
+          <w:jc w:val="center"/>
+        </w:trPr>
+        <w:tc>
+          <w:tcPr>
+            <w:tcW w:w="4820" w:type="dxa"/>
+          </w:tcPr>
+          <w:p>
+            <w:pPr>
+              <w:rPr>
+                <w:rFonts w:hint="eastAsia"/>
+                <w:sz w:val="18"/>
+                <w:szCs w:val="18"/>
+              </w:rPr>
+            </w:pPr>
+            <w:r>
+              <w:rPr>
+                <w:rFonts w:hint="eastAsia"/>
+                <w:sz w:val="18"/>
+                <w:szCs w:val="18"/>
+              </w:rPr>
+              <w:t>CVect3 GetRow(int i) const</w:t>
+            </w:r>
+          </w:p>
+        </w:tc>
+        <w:tc>
+          <w:tcPr>
+            <w:tcW w:w="4616" w:type="dxa"/>
+          </w:tcPr>
+          <w:p>
+            <w:pPr>
+              <w:rPr>
+                <w:sz w:val="18"/>
+                <w:szCs w:val="18"/>
+              </w:rPr>
+            </w:pPr>
+            <w:r>
+              <w:rPr>
+                <w:rFonts w:hint="eastAsia"/>
+                <w:sz w:val="18"/>
+                <w:szCs w:val="18"/>
+                <w:lang w:val="en-US" w:eastAsia="zh-CN"/>
+              </w:rPr>
+              <w:t>取第i行向量</w:t>
+            </w:r>
+          </w:p>
+        </w:tc>
+      </w:tr>
+      <w:tr>
+        <w:tblPrEx>
+          <w:tblBorders>
+            <w:top w:val="single" w:color="auto" w:sz="4" w:space="0"/>
+            <w:left w:val="none" w:color="auto" w:sz="0" w:space="0"/>
+            <w:bottom w:val="single" w:color="auto" w:sz="4" w:space="0"/>
+            <w:right w:val="none" w:color="auto" w:sz="0" w:space="0"/>
+            <w:insideH w:val="single" w:color="E2EFD9" w:themeColor="accent6" w:themeTint="33" w:sz="4" w:space="0"/>
+            <w:insideV w:val="none" w:color="auto" w:sz="0" w:space="0"/>
+          </w:tblBorders>
+          <w:tblCellMar>
+            <w:top w:w="0" w:type="dxa"/>
+            <w:left w:w="108" w:type="dxa"/>
+            <w:bottom w:w="0" w:type="dxa"/>
+            <w:right w:w="108" w:type="dxa"/>
+          </w:tblCellMar>
+        </w:tblPrEx>
+        <w:trPr>
+          <w:jc w:val="center"/>
+        </w:trPr>
+        <w:tc>
+          <w:tcPr>
+            <w:tcW w:w="4820" w:type="dxa"/>
+          </w:tcPr>
+          <w:p>
+            <w:pPr>
+              <w:rPr>
+                <w:rFonts w:hint="eastAsia"/>
+                <w:sz w:val="18"/>
+                <w:szCs w:val="18"/>
+              </w:rPr>
+            </w:pPr>
+            <w:r>
+              <w:rPr>
+                <w:rFonts w:hint="eastAsia"/>
+                <w:sz w:val="18"/>
+                <w:szCs w:val="18"/>
+              </w:rPr>
               <w:t>CVect3 GetClm(int i) const</w:t>
             </w:r>
           </w:p>
@@ -12986,6 +13392,73 @@
                 <w:lang w:val="en-US" w:eastAsia="zh-CN"/>
               </w:rPr>
               <w:t>取第i列向量</w:t>
+            </w:r>
+          </w:p>
+        </w:tc>
+      </w:tr>
+      <w:tr>
+        <w:tblPrEx>
+          <w:tblBorders>
+            <w:top w:val="single" w:color="auto" w:sz="4" w:space="0"/>
+            <w:left w:val="none" w:color="auto" w:sz="0" w:space="0"/>
+            <w:bottom w:val="single" w:color="auto" w:sz="4" w:space="0"/>
+            <w:right w:val="none" w:color="auto" w:sz="0" w:space="0"/>
+            <w:insideH w:val="single" w:color="E2EFD9" w:themeColor="accent6" w:themeTint="33" w:sz="4" w:space="0"/>
+            <w:insideV w:val="none" w:color="auto" w:sz="0" w:space="0"/>
+          </w:tblBorders>
+          <w:tblCellMar>
+            <w:top w:w="0" w:type="dxa"/>
+            <w:left w:w="108" w:type="dxa"/>
+            <w:bottom w:w="0" w:type="dxa"/>
+            <w:right w:w="108" w:type="dxa"/>
+          </w:tblCellMar>
+        </w:tblPrEx>
+        <w:trPr>
+          <w:jc w:val="center"/>
+        </w:trPr>
+        <w:tc>
+          <w:tcPr>
+            <w:tcW w:w="4820" w:type="dxa"/>
+          </w:tcPr>
+          <w:p>
+            <w:pPr>
+              <w:rPr>
+                <w:rFonts w:hint="eastAsia"/>
+                <w:sz w:val="18"/>
+                <w:szCs w:val="18"/>
+              </w:rPr>
+            </w:pPr>
+            <w:r>
+              <w:rPr>
+                <w:rFonts w:hint="eastAsia"/>
+                <w:sz w:val="18"/>
+                <w:szCs w:val="18"/>
+              </w:rPr>
+              <w:t>friend CMat3 rcijk(const CMat3 &amp;m, int ijk)</w:t>
+            </w:r>
+          </w:p>
+        </w:tc>
+        <w:tc>
+          <w:tcPr>
+            <w:tcW w:w="4616" w:type="dxa"/>
+          </w:tcPr>
+          <w:p>
+            <w:pPr>
+              <w:rPr>
+                <w:rFonts w:hint="default"/>
+                <w:sz w:val="18"/>
+                <w:szCs w:val="18"/>
+                <w:lang w:val="en-US" w:eastAsia="zh-CN"/>
+              </w:rPr>
+            </w:pPr>
+            <w:r>
+              <w:rPr>
+                <w:rFonts w:hint="eastAsia"/>
+                <w:sz w:val="18"/>
+                <w:szCs w:val="18"/>
+                <w:lang w:val="en-US" w:eastAsia="zh-CN"/>
+              </w:rPr>
+              <w:t>重新按顺序排列行列</w:t>
             </w:r>
           </w:p>
         </w:tc>
@@ -13893,6 +14366,7 @@
           </w:tblCellMar>
         </w:tblPrEx>
         <w:trPr>
+          <w:trHeight w:val="256" w:hRule="atLeast"/>
           <w:jc w:val="center"/>
         </w:trPr>
         <w:tc>
@@ -13912,7 +14386,7 @@
                 <w:sz w:val="18"/>
                 <w:szCs w:val="18"/>
               </w:rPr>
-              <w:t>friend CMat3 foam(const CMat3 &amp;B, int iter=50)</w:t>
+              <w:t>friend CMat3 MMT(const CMat3 &amp;m1, const CMat3 &amp;m2=I33)</w:t>
             </w:r>
           </w:p>
         </w:tc>
@@ -13936,7 +14410,183 @@
                 <w:szCs w:val="18"/>
                 <w:lang w:val="en-US" w:eastAsia="zh-CN"/>
               </w:rPr>
-              <w:t>采用FOAM算法进行单位正交化</w:t>
+              <w:t>计算m1*m2</w:t>
+            </w:r>
+            <w:r>
+              <w:rPr>
+                <w:rFonts w:hint="eastAsia"/>
+                <w:sz w:val="18"/>
+                <w:szCs w:val="18"/>
+                <w:vertAlign w:val="superscript"/>
+                <w:lang w:val="en-US" w:eastAsia="zh-CN"/>
+              </w:rPr>
+              <w:t>^T</w:t>
+            </w:r>
+          </w:p>
+        </w:tc>
+      </w:tr>
+      <w:tr>
+        <w:tblPrEx>
+          <w:tblBorders>
+            <w:top w:val="single" w:color="auto" w:sz="4" w:space="0"/>
+            <w:left w:val="none" w:color="auto" w:sz="0" w:space="0"/>
+            <w:bottom w:val="single" w:color="auto" w:sz="4" w:space="0"/>
+            <w:right w:val="none" w:color="auto" w:sz="0" w:space="0"/>
+            <w:insideH w:val="single" w:color="E2EFD9" w:themeColor="accent6" w:themeTint="33" w:sz="4" w:space="0"/>
+            <w:insideV w:val="none" w:color="auto" w:sz="0" w:space="0"/>
+          </w:tblBorders>
+          <w:tblCellMar>
+            <w:top w:w="0" w:type="dxa"/>
+            <w:left w:w="108" w:type="dxa"/>
+            <w:bottom w:w="0" w:type="dxa"/>
+            <w:right w:w="108" w:type="dxa"/>
+          </w:tblCellMar>
+        </w:tblPrEx>
+        <w:trPr>
+          <w:jc w:val="center"/>
+        </w:trPr>
+        <w:tc>
+          <w:tcPr>
+            <w:tcW w:w="4820" w:type="dxa"/>
+          </w:tcPr>
+          <w:p>
+            <w:pPr>
+              <w:rPr>
+                <w:sz w:val="18"/>
+                <w:szCs w:val="18"/>
+              </w:rPr>
+            </w:pPr>
+            <w:r>
+              <w:rPr>
+                <w:rFonts w:hint="eastAsia"/>
+                <w:sz w:val="18"/>
+                <w:szCs w:val="18"/>
+              </w:rPr>
+              <w:t xml:space="preserve">friend CMat3 </w:t>
+            </w:r>
+            <w:r>
+              <w:rPr>
+                <w:rFonts w:hint="eastAsia"/>
+                <w:sz w:val="18"/>
+                <w:szCs w:val="18"/>
+                <w:lang w:val="en-US" w:eastAsia="zh-CN"/>
+              </w:rPr>
+              <w:t>s</w:t>
+            </w:r>
+            <w:r>
+              <w:rPr>
+                <w:rFonts w:hint="eastAsia"/>
+                <w:sz w:val="18"/>
+                <w:szCs w:val="18"/>
+              </w:rPr>
+              <w:t>foam(const CMat3 &amp;B, int iter=50)</w:t>
+            </w:r>
+          </w:p>
+        </w:tc>
+        <w:tc>
+          <w:tcPr>
+            <w:tcW w:w="4616" w:type="dxa"/>
+          </w:tcPr>
+          <w:p>
+            <w:pPr>
+              <w:rPr>
+                <w:rFonts w:hint="default" w:eastAsiaTheme="minorEastAsia"/>
+                <w:sz w:val="18"/>
+                <w:szCs w:val="18"/>
+                <w:lang w:val="en-US" w:eastAsia="zh-CN"/>
+              </w:rPr>
+            </w:pPr>
+            <w:r>
+              <w:rPr>
+                <w:rFonts w:hint="eastAsia"/>
+                <w:sz w:val="18"/>
+                <w:szCs w:val="18"/>
+                <w:lang w:val="en-US" w:eastAsia="zh-CN"/>
+              </w:rPr>
+              <w:t>采用SFOAM算法进行单位正交化</w:t>
+            </w:r>
+          </w:p>
+        </w:tc>
+      </w:tr>
+      <w:tr>
+        <w:tblPrEx>
+          <w:tblBorders>
+            <w:top w:val="single" w:color="auto" w:sz="4" w:space="0"/>
+            <w:left w:val="none" w:color="auto" w:sz="0" w:space="0"/>
+            <w:bottom w:val="single" w:color="auto" w:sz="4" w:space="0"/>
+            <w:right w:val="none" w:color="auto" w:sz="0" w:space="0"/>
+            <w:insideH w:val="single" w:color="E2EFD9" w:themeColor="accent6" w:themeTint="33" w:sz="4" w:space="0"/>
+            <w:insideV w:val="none" w:color="auto" w:sz="0" w:space="0"/>
+          </w:tblBorders>
+          <w:tblCellMar>
+            <w:top w:w="0" w:type="dxa"/>
+            <w:left w:w="108" w:type="dxa"/>
+            <w:bottom w:w="0" w:type="dxa"/>
+            <w:right w:w="108" w:type="dxa"/>
+          </w:tblCellMar>
+        </w:tblPrEx>
+        <w:trPr>
+          <w:jc w:val="center"/>
+        </w:trPr>
+        <w:tc>
+          <w:tcPr>
+            <w:tcW w:w="4820" w:type="dxa"/>
+          </w:tcPr>
+          <w:p>
+            <w:pPr>
+              <w:rPr>
+                <w:rFonts w:hint="eastAsia"/>
+                <w:sz w:val="18"/>
+                <w:szCs w:val="18"/>
+              </w:rPr>
+            </w:pPr>
+            <w:r>
+              <w:rPr>
+                <w:rFonts w:hint="eastAsia"/>
+                <w:sz w:val="18"/>
+                <w:szCs w:val="18"/>
+              </w:rPr>
+              <w:t>friend CMat3 randn(</w:t>
+            </w:r>
+            <w:r>
+              <w:rPr>
+                <w:rFonts w:hint="eastAsia"/>
+                <w:sz w:val="13"/>
+                <w:szCs w:val="13"/>
+              </w:rPr>
+              <w:t>const CMat3 &amp;mu, const CMat3 &amp;sigma=CMat3(1.0)</w:t>
+            </w:r>
+            <w:r>
+              <w:rPr>
+                <w:rFonts w:hint="eastAsia"/>
+                <w:sz w:val="18"/>
+                <w:szCs w:val="18"/>
+              </w:rPr>
+              <w:t>)</w:t>
+            </w:r>
+          </w:p>
+        </w:tc>
+        <w:tc>
+          <w:tcPr>
+            <w:tcW w:w="4616" w:type="dxa"/>
+          </w:tcPr>
+          <w:p>
+            <w:pPr>
+              <w:rPr>
+                <w:rFonts w:hint="default"/>
+                <w:sz w:val="18"/>
+                <w:szCs w:val="18"/>
+                <w:lang w:val="en-US" w:eastAsia="zh-CN"/>
+              </w:rPr>
+            </w:pPr>
+            <w:r>
+              <w:rPr>
+                <w:rFonts w:hint="eastAsia"/>
+                <w:sz w:val="18"/>
+                <w:szCs w:val="18"/>
+                <w:lang w:val="en-US" w:eastAsia="zh-CN"/>
+              </w:rPr>
+              <w:t>生成元素是正态分布3x3矩阵</w:t>
             </w:r>
           </w:p>
         </w:tc>
@@ -13955,7 +14605,7 @@
           <w:szCs w:val="28"/>
         </w:rPr>
       </w:pPr>
-      <w:bookmarkStart w:id="10" w:name="_Toc5805"/>
+      <w:bookmarkStart w:id="10" w:name="_Toc6008"/>
       <w:r>
         <w:rPr>
           <w:rFonts w:hint="eastAsia"/>
@@ -13996,8 +14646,8 @@
         </w:tblCellMar>
       </w:tblPr>
       <w:tblGrid>
-        <w:gridCol w:w="4599"/>
-        <w:gridCol w:w="4837"/>
+        <w:gridCol w:w="4802"/>
+        <w:gridCol w:w="4634"/>
       </w:tblGrid>
       <w:tr>
         <w:tblPrEx>
@@ -14021,7 +14671,7 @@
         </w:trPr>
         <w:tc>
           <w:tcPr>
-            <w:tcW w:w="4599" w:type="dxa"/>
+            <w:tcW w:w="4802" w:type="dxa"/>
           </w:tcPr>
           <w:p>
             <w:pPr>
@@ -14045,7 +14695,7 @@
         </w:tc>
         <w:tc>
           <w:tcPr>
-            <w:tcW w:w="4837" w:type="dxa"/>
+            <w:tcW w:w="4634" w:type="dxa"/>
           </w:tcPr>
           <w:p>
             <w:pPr>
@@ -14100,7 +14750,7 @@
         </w:trPr>
         <w:tc>
           <w:tcPr>
-            <w:tcW w:w="4599" w:type="dxa"/>
+            <w:tcW w:w="4802" w:type="dxa"/>
           </w:tcPr>
           <w:p>
             <w:pPr>
@@ -14155,7 +14805,7 @@
         </w:tc>
         <w:tc>
           <w:tcPr>
-            <w:tcW w:w="4837" w:type="dxa"/>
+            <w:tcW w:w="4634" w:type="dxa"/>
           </w:tcPr>
           <w:p>
             <w:pPr>
@@ -14287,7 +14937,7 @@
         </w:trPr>
         <w:tc>
           <w:tcPr>
-            <w:tcW w:w="4599" w:type="dxa"/>
+            <w:tcW w:w="4802" w:type="dxa"/>
           </w:tcPr>
           <w:p>
             <w:pPr>
@@ -14307,7 +14957,7 @@
         </w:tc>
         <w:tc>
           <w:tcPr>
-            <w:tcW w:w="4837" w:type="dxa"/>
+            <w:tcW w:w="4634" w:type="dxa"/>
           </w:tcPr>
           <w:p>
             <w:pPr>
@@ -14356,7 +15006,7 @@
         </w:trPr>
         <w:tc>
           <w:tcPr>
-            <w:tcW w:w="4599" w:type="dxa"/>
+            <w:tcW w:w="4802" w:type="dxa"/>
           </w:tcPr>
           <w:p>
             <w:pPr>
@@ -14376,7 +15026,7 @@
         </w:tc>
         <w:tc>
           <w:tcPr>
-            <w:tcW w:w="4837" w:type="dxa"/>
+            <w:tcW w:w="4634" w:type="dxa"/>
           </w:tcPr>
           <w:p>
             <w:pPr>
@@ -14433,7 +15083,7 @@
         </w:trPr>
         <w:tc>
           <w:tcPr>
-            <w:tcW w:w="4599" w:type="dxa"/>
+            <w:tcW w:w="4802" w:type="dxa"/>
           </w:tcPr>
           <w:p>
             <w:pPr>
@@ -14453,7 +15103,7 @@
         </w:tc>
         <w:tc>
           <w:tcPr>
-            <w:tcW w:w="4837" w:type="dxa"/>
+            <w:tcW w:w="4634" w:type="dxa"/>
           </w:tcPr>
           <w:p>
             <w:pPr>
@@ -14517,7 +15167,7 @@
         </w:trPr>
         <w:tc>
           <w:tcPr>
-            <w:tcW w:w="4599" w:type="dxa"/>
+            <w:tcW w:w="4802" w:type="dxa"/>
           </w:tcPr>
           <w:p>
             <w:pPr>
@@ -14552,7 +15202,7 @@
         </w:tc>
         <w:tc>
           <w:tcPr>
-            <w:tcW w:w="4837" w:type="dxa"/>
+            <w:tcW w:w="4634" w:type="dxa"/>
           </w:tcPr>
           <w:p>
             <w:pPr>
@@ -14594,7 +15244,7 @@
         </w:trPr>
         <w:tc>
           <w:tcPr>
-            <w:tcW w:w="4599" w:type="dxa"/>
+            <w:tcW w:w="4802" w:type="dxa"/>
           </w:tcPr>
           <w:p>
             <w:pPr>
@@ -14614,7 +15264,7 @@
         </w:tc>
         <w:tc>
           <w:tcPr>
-            <w:tcW w:w="4837" w:type="dxa"/>
+            <w:tcW w:w="4634" w:type="dxa"/>
           </w:tcPr>
           <w:p>
             <w:pPr>
@@ -14686,7 +15336,7 @@
         </w:trPr>
         <w:tc>
           <w:tcPr>
-            <w:tcW w:w="4599" w:type="dxa"/>
+            <w:tcW w:w="4802" w:type="dxa"/>
           </w:tcPr>
           <w:p>
             <w:pPr>
@@ -14706,7 +15356,7 @@
         </w:tc>
         <w:tc>
           <w:tcPr>
-            <w:tcW w:w="4837" w:type="dxa"/>
+            <w:tcW w:w="4634" w:type="dxa"/>
           </w:tcPr>
           <w:p>
             <w:pPr>
@@ -14785,7 +15435,7 @@
         </w:trPr>
         <w:tc>
           <w:tcPr>
-            <w:tcW w:w="4599" w:type="dxa"/>
+            <w:tcW w:w="4802" w:type="dxa"/>
           </w:tcPr>
           <w:p>
             <w:pPr>
@@ -14805,7 +15455,7 @@
         </w:tc>
         <w:tc>
           <w:tcPr>
-            <w:tcW w:w="4837" w:type="dxa"/>
+            <w:tcW w:w="4634" w:type="dxa"/>
           </w:tcPr>
           <w:p>
             <w:pPr>
@@ -14899,7 +15549,7 @@
         </w:trPr>
         <w:tc>
           <w:tcPr>
-            <w:tcW w:w="4599" w:type="dxa"/>
+            <w:tcW w:w="4802" w:type="dxa"/>
           </w:tcPr>
           <w:p>
             <w:pPr>
@@ -14919,7 +15569,7 @@
         </w:tc>
         <w:tc>
           <w:tcPr>
-            <w:tcW w:w="4837" w:type="dxa"/>
+            <w:tcW w:w="4634" w:type="dxa"/>
           </w:tcPr>
           <w:p>
             <w:pPr>
@@ -14998,7 +15648,7 @@
         </w:trPr>
         <w:tc>
           <w:tcPr>
-            <w:tcW w:w="4599" w:type="dxa"/>
+            <w:tcW w:w="4802" w:type="dxa"/>
           </w:tcPr>
           <w:p>
             <w:pPr>
@@ -15018,7 +15668,7 @@
         </w:tc>
         <w:tc>
           <w:tcPr>
-            <w:tcW w:w="4837" w:type="dxa"/>
+            <w:tcW w:w="4634" w:type="dxa"/>
           </w:tcPr>
           <w:p>
             <w:pPr>
@@ -15112,7 +15762,7 @@
         </w:trPr>
         <w:tc>
           <w:tcPr>
-            <w:tcW w:w="4599" w:type="dxa"/>
+            <w:tcW w:w="4802" w:type="dxa"/>
           </w:tcPr>
           <w:p>
             <w:pPr>
@@ -15132,7 +15782,7 @@
         </w:tc>
         <w:tc>
           <w:tcPr>
-            <w:tcW w:w="4837" w:type="dxa"/>
+            <w:tcW w:w="4634" w:type="dxa"/>
           </w:tcPr>
           <w:p>
             <w:pPr>
@@ -15181,7 +15831,7 @@
         </w:trPr>
         <w:tc>
           <w:tcPr>
-            <w:tcW w:w="4599" w:type="dxa"/>
+            <w:tcW w:w="4802" w:type="dxa"/>
           </w:tcPr>
           <w:p>
             <w:pPr>
@@ -15201,7 +15851,7 @@
         </w:tc>
         <w:tc>
           <w:tcPr>
-            <w:tcW w:w="4837" w:type="dxa"/>
+            <w:tcW w:w="4634" w:type="dxa"/>
           </w:tcPr>
           <w:p>
             <w:pPr>
@@ -15250,7 +15900,7 @@
         </w:trPr>
         <w:tc>
           <w:tcPr>
-            <w:tcW w:w="4599" w:type="dxa"/>
+            <w:tcW w:w="4802" w:type="dxa"/>
           </w:tcPr>
           <w:p>
             <w:pPr>
@@ -15270,7 +15920,7 @@
         </w:tc>
         <w:tc>
           <w:tcPr>
-            <w:tcW w:w="4837" w:type="dxa"/>
+            <w:tcW w:w="4634" w:type="dxa"/>
           </w:tcPr>
           <w:p>
             <w:pPr>
@@ -15319,7 +15969,7 @@
         </w:trPr>
         <w:tc>
           <w:tcPr>
-            <w:tcW w:w="4599" w:type="dxa"/>
+            <w:tcW w:w="4802" w:type="dxa"/>
           </w:tcPr>
           <w:p>
             <w:pPr>
@@ -15339,7 +15989,7 @@
         </w:tc>
         <w:tc>
           <w:tcPr>
-            <w:tcW w:w="4837" w:type="dxa"/>
+            <w:tcW w:w="4634" w:type="dxa"/>
           </w:tcPr>
           <w:p>
             <w:pPr>
@@ -15418,7 +16068,7 @@
         </w:trPr>
         <w:tc>
           <w:tcPr>
-            <w:tcW w:w="4599" w:type="dxa"/>
+            <w:tcW w:w="4802" w:type="dxa"/>
           </w:tcPr>
           <w:p>
             <w:pPr>
@@ -15438,7 +16088,7 @@
         </w:tc>
         <w:tc>
           <w:tcPr>
-            <w:tcW w:w="4837" w:type="dxa"/>
+            <w:tcW w:w="4634" w:type="dxa"/>
           </w:tcPr>
           <w:p>
             <w:pPr>
@@ -15524,7 +16174,7 @@
         </w:trPr>
         <w:tc>
           <w:tcPr>
-            <w:tcW w:w="4599" w:type="dxa"/>
+            <w:tcW w:w="4802" w:type="dxa"/>
           </w:tcPr>
           <w:p>
             <w:pPr>
@@ -15544,7 +16194,7 @@
         </w:tc>
         <w:tc>
           <w:tcPr>
-            <w:tcW w:w="4837" w:type="dxa"/>
+            <w:tcW w:w="4634" w:type="dxa"/>
           </w:tcPr>
           <w:p>
             <w:pPr>
@@ -15623,7 +16273,7 @@
         </w:trPr>
         <w:tc>
           <w:tcPr>
-            <w:tcW w:w="4599" w:type="dxa"/>
+            <w:tcW w:w="4802" w:type="dxa"/>
           </w:tcPr>
           <w:p>
             <w:pPr>
@@ -15643,7 +16293,7 @@
         </w:tc>
         <w:tc>
           <w:tcPr>
-            <w:tcW w:w="4837" w:type="dxa"/>
+            <w:tcW w:w="4634" w:type="dxa"/>
           </w:tcPr>
           <w:p>
             <w:pPr>
@@ -15692,7 +16342,7 @@
         </w:trPr>
         <w:tc>
           <w:tcPr>
-            <w:tcW w:w="4599" w:type="dxa"/>
+            <w:tcW w:w="4802" w:type="dxa"/>
           </w:tcPr>
           <w:p>
             <w:pPr>
@@ -15712,7 +16362,7 @@
         </w:tc>
         <w:tc>
           <w:tcPr>
-            <w:tcW w:w="4837" w:type="dxa"/>
+            <w:tcW w:w="4634" w:type="dxa"/>
           </w:tcPr>
           <w:p>
             <w:pPr>
@@ -15791,7 +16441,7 @@
         </w:trPr>
         <w:tc>
           <w:tcPr>
-            <w:tcW w:w="4599" w:type="dxa"/>
+            <w:tcW w:w="4802" w:type="dxa"/>
           </w:tcPr>
           <w:p>
             <w:pPr>
@@ -15811,7 +16461,7 @@
         </w:tc>
         <w:tc>
           <w:tcPr>
-            <w:tcW w:w="4837" w:type="dxa"/>
+            <w:tcW w:w="4634" w:type="dxa"/>
           </w:tcPr>
           <w:p>
             <w:pPr>
@@ -15860,7 +16510,7 @@
         </w:trPr>
         <w:tc>
           <w:tcPr>
-            <w:tcW w:w="4599" w:type="dxa"/>
+            <w:tcW w:w="4802" w:type="dxa"/>
           </w:tcPr>
           <w:p>
             <w:pPr>
@@ -15881,7 +16531,7 @@
         </w:tc>
         <w:tc>
           <w:tcPr>
-            <w:tcW w:w="4837" w:type="dxa"/>
+            <w:tcW w:w="4634" w:type="dxa"/>
           </w:tcPr>
           <w:p>
             <w:pPr>
@@ -15933,7 +16583,7 @@
         </w:trPr>
         <w:tc>
           <w:tcPr>
-            <w:tcW w:w="4599" w:type="dxa"/>
+            <w:tcW w:w="4802" w:type="dxa"/>
             <w:vAlign w:val="top"/>
           </w:tcPr>
           <w:p>
@@ -15955,7 +16605,7 @@
         </w:tc>
         <w:tc>
           <w:tcPr>
-            <w:tcW w:w="4837" w:type="dxa"/>
+            <w:tcW w:w="4634" w:type="dxa"/>
             <w:vAlign w:val="top"/>
           </w:tcPr>
           <w:p>
@@ -16017,7 +16667,7 @@
         </w:trPr>
         <w:tc>
           <w:tcPr>
-            <w:tcW w:w="4599" w:type="dxa"/>
+            <w:tcW w:w="4802" w:type="dxa"/>
           </w:tcPr>
           <w:p>
             <w:pPr>
@@ -16037,7 +16687,7 @@
         </w:tc>
         <w:tc>
           <w:tcPr>
-            <w:tcW w:w="4837" w:type="dxa"/>
+            <w:tcW w:w="4634" w:type="dxa"/>
           </w:tcPr>
           <w:p>
             <w:pPr>
@@ -16101,7 +16751,7 @@
         </w:trPr>
         <w:tc>
           <w:tcPr>
-            <w:tcW w:w="4599" w:type="dxa"/>
+            <w:tcW w:w="4802" w:type="dxa"/>
           </w:tcPr>
           <w:p>
             <w:pPr>
@@ -16122,7 +16772,7 @@
         </w:tc>
         <w:tc>
           <w:tcPr>
-            <w:tcW w:w="4837" w:type="dxa"/>
+            <w:tcW w:w="4634" w:type="dxa"/>
           </w:tcPr>
           <w:p>
             <w:pPr>
@@ -16167,7 +16817,7 @@
         </w:trPr>
         <w:tc>
           <w:tcPr>
-            <w:tcW w:w="4599" w:type="dxa"/>
+            <w:tcW w:w="4802" w:type="dxa"/>
           </w:tcPr>
           <w:p>
             <w:pPr>
@@ -16187,7 +16837,7 @@
         </w:tc>
         <w:tc>
           <w:tcPr>
-            <w:tcW w:w="4837" w:type="dxa"/>
+            <w:tcW w:w="4634" w:type="dxa"/>
           </w:tcPr>
           <w:p>
             <w:pPr>
@@ -16229,7 +16879,7 @@
         </w:trPr>
         <w:tc>
           <w:tcPr>
-            <w:tcW w:w="4599" w:type="dxa"/>
+            <w:tcW w:w="4802" w:type="dxa"/>
           </w:tcPr>
           <w:p>
             <w:pPr>
@@ -16250,7 +16900,7 @@
         </w:tc>
         <w:tc>
           <w:tcPr>
-            <w:tcW w:w="4837" w:type="dxa"/>
+            <w:tcW w:w="4634" w:type="dxa"/>
           </w:tcPr>
           <w:p>
             <w:pPr>
@@ -16295,7 +16945,7 @@
         </w:trPr>
         <w:tc>
           <w:tcPr>
-            <w:tcW w:w="4599" w:type="dxa"/>
+            <w:tcW w:w="4802" w:type="dxa"/>
           </w:tcPr>
           <w:p>
             <w:pPr>
@@ -16315,7 +16965,7 @@
         </w:tc>
         <w:tc>
           <w:tcPr>
-            <w:tcW w:w="4837" w:type="dxa"/>
+            <w:tcW w:w="4634" w:type="dxa"/>
           </w:tcPr>
           <w:p>
             <w:pPr>
@@ -16331,6 +16981,153 @@
                 <w:szCs w:val="18"/>
               </w:rPr>
               <w:t>分别对每一分量求k次方</w:t>
+            </w:r>
+          </w:p>
+        </w:tc>
+      </w:tr>
+      <w:tr>
+        <w:tblPrEx>
+          <w:tblBorders>
+            <w:top w:val="single" w:color="auto" w:sz="4" w:space="0"/>
+            <w:left w:val="none" w:color="auto" w:sz="0" w:space="0"/>
+            <w:bottom w:val="single" w:color="auto" w:sz="4" w:space="0"/>
+            <w:right w:val="none" w:color="auto" w:sz="0" w:space="0"/>
+            <w:insideH w:val="single" w:color="E2EFD9" w:themeColor="accent6" w:themeTint="33" w:sz="4" w:space="0"/>
+            <w:insideV w:val="none" w:color="auto" w:sz="0" w:space="0"/>
+          </w:tblBorders>
+          <w:tblCellMar>
+            <w:top w:w="0" w:type="dxa"/>
+            <w:left w:w="108" w:type="dxa"/>
+            <w:bottom w:w="0" w:type="dxa"/>
+            <w:right w:w="108" w:type="dxa"/>
+          </w:tblCellMar>
+        </w:tblPrEx>
+        <w:trPr>
+          <w:jc w:val="center"/>
+        </w:trPr>
+        <w:tc>
+          <w:tcPr>
+            <w:tcW w:w="4802" w:type="dxa"/>
+          </w:tcPr>
+          <w:p>
+            <w:pPr>
+              <w:rPr>
+                <w:sz w:val="18"/>
+                <w:szCs w:val="18"/>
+              </w:rPr>
+            </w:pPr>
+            <w:r>
+              <w:rPr>
+                <w:rFonts w:hint="eastAsia"/>
+                <w:sz w:val="18"/>
+                <w:szCs w:val="18"/>
+              </w:rPr>
+              <w:t>friend CVect randn(</w:t>
+            </w:r>
+            <w:r>
+              <w:rPr>
+                <w:rFonts w:hint="eastAsia"/>
+                <w:sz w:val="13"/>
+                <w:szCs w:val="13"/>
+              </w:rPr>
+              <w:t>const CVect &amp;mu, const CVect &amp;sigma=CVect(MMD,1.0)</w:t>
+            </w:r>
+            <w:r>
+              <w:rPr>
+                <w:rFonts w:hint="eastAsia"/>
+                <w:sz w:val="18"/>
+                <w:szCs w:val="18"/>
+              </w:rPr>
+              <w:t>)</w:t>
+            </w:r>
+          </w:p>
+        </w:tc>
+        <w:tc>
+          <w:tcPr>
+            <w:tcW w:w="4634" w:type="dxa"/>
+          </w:tcPr>
+          <w:p>
+            <w:pPr>
+              <w:rPr>
+                <w:rFonts w:hint="default" w:eastAsiaTheme="minorEastAsia"/>
+                <w:sz w:val="18"/>
+                <w:szCs w:val="18"/>
+                <w:lang w:val="en-US" w:eastAsia="zh-CN"/>
+              </w:rPr>
+            </w:pPr>
+            <w:r>
+              <w:rPr>
+                <w:rFonts w:hint="eastAsia"/>
+                <w:sz w:val="18"/>
+                <w:szCs w:val="18"/>
+                <w:lang w:val="en-US" w:eastAsia="zh-CN"/>
+              </w:rPr>
+              <w:t>生成元素是正态分布的向量</w:t>
+            </w:r>
+          </w:p>
+        </w:tc>
+      </w:tr>
+      <w:tr>
+        <w:tblPrEx>
+          <w:tblBorders>
+            <w:top w:val="single" w:color="auto" w:sz="4" w:space="0"/>
+            <w:left w:val="none" w:color="auto" w:sz="0" w:space="0"/>
+            <w:bottom w:val="single" w:color="auto" w:sz="4" w:space="0"/>
+            <w:right w:val="none" w:color="auto" w:sz="0" w:space="0"/>
+            <w:insideH w:val="single" w:color="E2EFD9" w:themeColor="accent6" w:themeTint="33" w:sz="4" w:space="0"/>
+            <w:insideV w:val="none" w:color="auto" w:sz="0" w:space="0"/>
+          </w:tblBorders>
+          <w:tblCellMar>
+            <w:top w:w="0" w:type="dxa"/>
+            <w:left w:w="108" w:type="dxa"/>
+            <w:bottom w:w="0" w:type="dxa"/>
+            <w:right w:w="108" w:type="dxa"/>
+          </w:tblCellMar>
+        </w:tblPrEx>
+        <w:trPr>
+          <w:jc w:val="center"/>
+        </w:trPr>
+        <w:tc>
+          <w:tcPr>
+            <w:tcW w:w="4802" w:type="dxa"/>
+          </w:tcPr>
+          <w:p>
+            <w:pPr>
+              <w:rPr>
+                <w:sz w:val="18"/>
+                <w:szCs w:val="18"/>
+              </w:rPr>
+            </w:pPr>
+            <w:r>
+              <w:rPr>
+                <w:rFonts w:hint="eastAsia"/>
+                <w:sz w:val="18"/>
+                <w:szCs w:val="18"/>
+              </w:rPr>
+              <w:t>friend CVect sort(const CVect &amp;v)</w:t>
+            </w:r>
+          </w:p>
+        </w:tc>
+        <w:tc>
+          <w:tcPr>
+            <w:tcW w:w="4634" w:type="dxa"/>
+          </w:tcPr>
+          <w:p>
+            <w:pPr>
+              <w:rPr>
+                <w:rFonts w:hint="eastAsia"/>
+                <w:sz w:val="18"/>
+                <w:szCs w:val="18"/>
+              </w:rPr>
+            </w:pPr>
+            <w:r>
+              <w:rPr>
+                <w:rFonts w:hint="eastAsia"/>
+                <w:sz w:val="18"/>
+                <w:szCs w:val="18"/>
+                <w:lang w:val="en-US" w:eastAsia="zh-CN"/>
+              </w:rPr>
+              <w:t>元素从大到小排序</w:t>
             </w:r>
           </w:p>
         </w:tc>
@@ -16348,7 +17145,7 @@
           <w:szCs w:val="28"/>
         </w:rPr>
       </w:pPr>
-      <w:bookmarkStart w:id="11" w:name="_Toc23917"/>
+      <w:bookmarkStart w:id="11" w:name="_Toc813"/>
       <w:r>
         <w:rPr>
           <w:rFonts w:hint="eastAsia"/>
@@ -17544,6 +18341,14 @@
       </w:tr>
       <w:tr>
         <w:tblPrEx>
+          <w:tblBorders>
+            <w:top w:val="single" w:color="auto" w:sz="4" w:space="0"/>
+            <w:left w:val="none" w:color="auto" w:sz="0" w:space="0"/>
+            <w:bottom w:val="single" w:color="auto" w:sz="4" w:space="0"/>
+            <w:right w:val="none" w:color="auto" w:sz="0" w:space="0"/>
+            <w:insideH w:val="single" w:color="E2EFD9" w:themeColor="accent6" w:themeTint="33" w:sz="4" w:space="0"/>
+            <w:insideV w:val="none" w:color="auto" w:sz="0" w:space="0"/>
+          </w:tblBorders>
           <w:tblCellMar>
             <w:top w:w="0" w:type="dxa"/>
             <w:left w:w="108" w:type="dxa"/>
@@ -20034,7 +20839,7 @@
         <w:pStyle w:val="2"/>
         <w:bidi w:val="0"/>
       </w:pPr>
-      <w:bookmarkStart w:id="12" w:name="_Toc1779"/>
+      <w:bookmarkStart w:id="12" w:name="_Toc12194"/>
       <w:r>
         <w:rPr>
           <w:rFonts w:hint="eastAsia"/>
@@ -20058,7 +20863,7 @@
           <w:szCs w:val="28"/>
         </w:rPr>
       </w:pPr>
-      <w:bookmarkStart w:id="13" w:name="_Toc10498"/>
+      <w:bookmarkStart w:id="13" w:name="_Toc27192"/>
       <w:r>
         <w:rPr>
           <w:rFonts w:hint="eastAsia"/>
@@ -21282,7 +22087,7 @@
           <w:lang w:val="en-US" w:eastAsia="zh-CN"/>
         </w:rPr>
       </w:pPr>
-      <w:bookmarkStart w:id="14" w:name="_Toc24355"/>
+      <w:bookmarkStart w:id="14" w:name="_Toc3720"/>
       <w:r>
         <w:rPr>
           <w:rFonts w:hint="eastAsia"/>
@@ -21368,6 +22173,12 @@
             <w:insideH w:val="single" w:color="E2EFD9" w:themeColor="accent6" w:themeTint="33" w:sz="4" w:space="0"/>
             <w:insideV w:val="none" w:color="auto" w:sz="0" w:space="0"/>
           </w:tblBorders>
+          <w:tblCellMar>
+            <w:top w:w="0" w:type="dxa"/>
+            <w:left w:w="108" w:type="dxa"/>
+            <w:bottom w:w="0" w:type="dxa"/>
+            <w:right w:w="108" w:type="dxa"/>
+          </w:tblCellMar>
         </w:tblPrEx>
         <w:trPr>
           <w:jc w:val="center"/>
@@ -21803,7 +22614,7 @@
           <w:lang w:val="en-US" w:eastAsia="zh-CN"/>
         </w:rPr>
       </w:pPr>
-      <w:bookmarkStart w:id="15" w:name="_Toc16194"/>
+      <w:bookmarkStart w:id="15" w:name="_Toc10638"/>
       <w:r>
         <w:rPr>
           <w:rFonts w:hint="eastAsia"/>
@@ -22422,7 +23233,7 @@
           <w:lang w:val="en-US" w:eastAsia="zh-CN"/>
         </w:rPr>
       </w:pPr>
-      <w:bookmarkStart w:id="16" w:name="_Toc20751"/>
+      <w:bookmarkStart w:id="16" w:name="_Toc29705"/>
       <w:r>
         <w:rPr>
           <w:rFonts w:hint="eastAsia"/>
@@ -22984,7 +23795,7 @@
           <w:szCs w:val="28"/>
         </w:rPr>
       </w:pPr>
-      <w:bookmarkStart w:id="17" w:name="_Toc6174"/>
+      <w:bookmarkStart w:id="17" w:name="_Toc26528"/>
       <w:r>
         <w:rPr>
           <w:rFonts w:hint="eastAsia"/>
@@ -23510,7 +24321,7 @@
           <w:szCs w:val="28"/>
         </w:rPr>
       </w:pPr>
-      <w:bookmarkStart w:id="18" w:name="_Toc21690"/>
+      <w:bookmarkStart w:id="18" w:name="_Toc25271"/>
       <w:r>
         <w:rPr>
           <w:rFonts w:hint="eastAsia"/>
@@ -23565,6 +24376,12 @@
             <w:insideH w:val="single" w:color="E2EFD9" w:themeColor="accent6" w:themeTint="33" w:sz="4" w:space="0"/>
             <w:insideV w:val="none" w:color="auto" w:sz="0" w:space="0"/>
           </w:tblBorders>
+          <w:tblCellMar>
+            <w:top w:w="0" w:type="dxa"/>
+            <w:left w:w="108" w:type="dxa"/>
+            <w:bottom w:w="0" w:type="dxa"/>
+            <w:right w:w="108" w:type="dxa"/>
+          </w:tblCellMar>
         </w:tblPrEx>
         <w:trPr>
           <w:jc w:val="center"/>
@@ -24016,7 +24833,7 @@
         <w:pStyle w:val="2"/>
         <w:bidi w:val="0"/>
       </w:pPr>
-      <w:bookmarkStart w:id="19" w:name="_Toc5119"/>
+      <w:bookmarkStart w:id="19" w:name="_Toc17169"/>
       <w:r>
         <w:rPr>
           <w:rFonts w:hint="eastAsia"/>
@@ -24040,7 +24857,7 @@
           <w:szCs w:val="28"/>
         </w:rPr>
       </w:pPr>
-      <w:bookmarkStart w:id="20" w:name="_Toc14230"/>
+      <w:bookmarkStart w:id="20" w:name="_Toc29589"/>
       <w:r>
         <w:rPr>
           <w:rFonts w:hint="eastAsia"/>
@@ -24631,6 +25448,14 @@
       </w:tr>
       <w:tr>
         <w:tblPrEx>
+          <w:tblBorders>
+            <w:top w:val="single" w:color="auto" w:sz="4" w:space="0"/>
+            <w:left w:val="none" w:color="auto" w:sz="0" w:space="0"/>
+            <w:bottom w:val="single" w:color="auto" w:sz="4" w:space="0"/>
+            <w:right w:val="none" w:color="auto" w:sz="0" w:space="0"/>
+            <w:insideH w:val="single" w:color="E2EFD9" w:themeColor="accent6" w:themeTint="33" w:sz="4" w:space="0"/>
+            <w:insideV w:val="none" w:color="auto" w:sz="0" w:space="0"/>
+          </w:tblBorders>
           <w:tblCellMar>
             <w:top w:w="0" w:type="dxa"/>
             <w:left w:w="108" w:type="dxa"/>
@@ -24704,7 +25529,7 @@
           <w:szCs w:val="28"/>
         </w:rPr>
       </w:pPr>
-      <w:bookmarkStart w:id="21" w:name="_Toc9869"/>
+      <w:bookmarkStart w:id="21" w:name="_Toc23040"/>
       <w:r>
         <w:rPr>
           <w:rFonts w:hint="eastAsia"/>
@@ -24758,6 +25583,12 @@
             <w:insideH w:val="single" w:color="E2EFD9" w:themeColor="accent6" w:themeTint="33" w:sz="4" w:space="0"/>
             <w:insideV w:val="none" w:color="auto" w:sz="0" w:space="0"/>
           </w:tblBorders>
+          <w:tblCellMar>
+            <w:top w:w="0" w:type="dxa"/>
+            <w:left w:w="108" w:type="dxa"/>
+            <w:bottom w:w="0" w:type="dxa"/>
+            <w:right w:w="108" w:type="dxa"/>
+          </w:tblCellMar>
         </w:tblPrEx>
         <w:trPr>
           <w:jc w:val="center"/>
@@ -25528,6 +26359,90 @@
           </w:p>
         </w:tc>
       </w:tr>
+      <w:tr>
+        <w:tblPrEx>
+          <w:tblBorders>
+            <w:top w:val="single" w:color="auto" w:sz="4" w:space="0"/>
+            <w:left w:val="none" w:color="auto" w:sz="0" w:space="0"/>
+            <w:bottom w:val="single" w:color="auto" w:sz="4" w:space="0"/>
+            <w:right w:val="none" w:color="auto" w:sz="0" w:space="0"/>
+            <w:insideH w:val="single" w:color="E2EFD9" w:themeColor="accent6" w:themeTint="33" w:sz="4" w:space="0"/>
+            <w:insideV w:val="none" w:color="auto" w:sz="0" w:space="0"/>
+          </w:tblBorders>
+          <w:tblCellMar>
+            <w:top w:w="0" w:type="dxa"/>
+            <w:left w:w="108" w:type="dxa"/>
+            <w:bottom w:w="0" w:type="dxa"/>
+            <w:right w:w="108" w:type="dxa"/>
+          </w:tblCellMar>
+        </w:tblPrEx>
+        <w:trPr>
+          <w:jc w:val="center"/>
+        </w:trPr>
+        <w:tc>
+          <w:tcPr>
+            <w:tcW w:w="4995" w:type="dxa"/>
+          </w:tcPr>
+          <w:p>
+            <w:pPr>
+              <w:rPr>
+                <w:rFonts w:hint="eastAsia"/>
+                <w:sz w:val="18"/>
+                <w:szCs w:val="18"/>
+              </w:rPr>
+            </w:pPr>
+            <w:r>
+              <w:rPr>
+                <w:rFonts w:hint="eastAsia"/>
+                <w:sz w:val="18"/>
+                <w:szCs w:val="18"/>
+              </w:rPr>
+              <w:t xml:space="preserve">friend void IMUStatic(CVect3 &amp;wm, CVect3 &amp;vm, </w:t>
+            </w:r>
+          </w:p>
+          <w:p>
+            <w:pPr>
+              <w:ind w:firstLine="1440" w:firstLineChars="800"/>
+              <w:rPr>
+                <w:sz w:val="18"/>
+                <w:szCs w:val="18"/>
+              </w:rPr>
+            </w:pPr>
+            <w:r>
+              <w:rPr>
+                <w:rFonts w:hint="eastAsia"/>
+                <w:sz w:val="18"/>
+                <w:szCs w:val="18"/>
+              </w:rPr>
+              <w:t>CVect3 &amp;att0, CVect3 &amp;pos0, double ts=1.0)</w:t>
+            </w:r>
+          </w:p>
+        </w:tc>
+        <w:tc>
+          <w:tcPr>
+            <w:tcW w:w="4441" w:type="dxa"/>
+          </w:tcPr>
+          <w:p>
+            <w:pPr>
+              <w:rPr>
+                <w:rFonts w:hint="default" w:eastAsiaTheme="minorEastAsia"/>
+                <w:sz w:val="18"/>
+                <w:szCs w:val="18"/>
+                <w:lang w:val="en-US" w:eastAsia="zh-CN"/>
+              </w:rPr>
+            </w:pPr>
+            <w:r>
+              <w:rPr>
+                <w:rFonts w:hint="eastAsia"/>
+                <w:sz w:val="18"/>
+                <w:szCs w:val="18"/>
+                <w:lang w:val="en-US" w:eastAsia="zh-CN"/>
+              </w:rPr>
+              <w:t>仿真静态IMU的陀螺/计加增量信息</w:t>
+            </w:r>
+          </w:p>
+        </w:tc>
+      </w:tr>
     </w:tbl>
     <w:p/>
     <w:p>
@@ -25542,7 +26457,7 @@
           <w:szCs w:val="28"/>
         </w:rPr>
       </w:pPr>
-      <w:bookmarkStart w:id="22" w:name="_Toc4771"/>
+      <w:bookmarkStart w:id="22" w:name="_Toc14542"/>
       <w:r>
         <w:rPr>
           <w:rFonts w:hint="eastAsia"/>
@@ -26448,7 +27363,7 @@
           <w:szCs w:val="28"/>
         </w:rPr>
       </w:pPr>
-      <w:bookmarkStart w:id="23" w:name="_Toc4315"/>
+      <w:bookmarkStart w:id="23" w:name="_Toc14438"/>
       <w:r>
         <w:rPr>
           <w:rFonts w:hint="eastAsia"/>
@@ -26878,7 +27793,7 @@
         <w:pStyle w:val="2"/>
         <w:bidi w:val="0"/>
       </w:pPr>
-      <w:bookmarkStart w:id="24" w:name="_Toc18037"/>
+      <w:bookmarkStart w:id="24" w:name="_Toc12036"/>
       <w:r>
         <w:rPr>
           <w:rFonts w:hint="eastAsia"/>
@@ -28887,7 +29802,7 @@
         <w:pStyle w:val="2"/>
         <w:bidi w:val="0"/>
       </w:pPr>
-      <w:bookmarkStart w:id="25" w:name="_Toc28115"/>
+      <w:bookmarkStart w:id="25" w:name="_Toc20139"/>
       <w:r>
         <w:rPr>
           <w:rFonts w:hint="eastAsia"/>
@@ -28939,6 +29854,12 @@
             <w:insideH w:val="single" w:color="E2EFD9" w:themeColor="accent6" w:themeTint="33" w:sz="4" w:space="0"/>
             <w:insideV w:val="none" w:color="auto" w:sz="0" w:space="0"/>
           </w:tblBorders>
+          <w:tblCellMar>
+            <w:top w:w="0" w:type="dxa"/>
+            <w:left w:w="108" w:type="dxa"/>
+            <w:bottom w:w="0" w:type="dxa"/>
+            <w:right w:w="108" w:type="dxa"/>
+          </w:tblCellMar>
         </w:tblPrEx>
         <w:trPr>
           <w:jc w:val="center"/>
@@ -30060,6 +30981,12 @@
             <w:insideH w:val="single" w:color="E2EFD9" w:themeColor="accent6" w:themeTint="33" w:sz="4" w:space="0"/>
             <w:insideV w:val="none" w:color="auto" w:sz="0" w:space="0"/>
           </w:tblBorders>
+          <w:tblCellMar>
+            <w:top w:w="0" w:type="dxa"/>
+            <w:left w:w="108" w:type="dxa"/>
+            <w:bottom w:w="0" w:type="dxa"/>
+            <w:right w:w="108" w:type="dxa"/>
+          </w:tblCellMar>
         </w:tblPrEx>
         <w:trPr>
           <w:jc w:val="center"/>
@@ -32004,7 +32931,7 @@
           <w:lang w:val="en-US" w:eastAsia="zh-CN"/>
         </w:rPr>
       </w:pPr>
-      <w:bookmarkStart w:id="26" w:name="_Toc21608"/>
+      <w:bookmarkStart w:id="26" w:name="_Toc31266"/>
       <w:r>
         <w:rPr>
           <w:rFonts w:hint="eastAsia"/>
@@ -32030,7 +32957,7 @@
           <w:lang w:val="en-US" w:eastAsia="zh-CN"/>
         </w:rPr>
       </w:pPr>
-      <w:bookmarkStart w:id="27" w:name="_Toc11023"/>
+      <w:bookmarkStart w:id="27" w:name="_Toc22946"/>
       <w:r>
         <w:rPr>
           <w:rFonts w:hint="eastAsia"/>
@@ -32808,7 +33735,7 @@
           <w:lang w:val="en-US" w:eastAsia="zh-CN"/>
         </w:rPr>
       </w:pPr>
-      <w:bookmarkStart w:id="28" w:name="_Toc26259"/>
+      <w:bookmarkStart w:id="28" w:name="_Toc20967"/>
       <w:r>
         <w:rPr>
           <w:rFonts w:hint="eastAsia"/>
@@ -32884,12 +33811,6 @@
             <w:insideH w:val="single" w:color="E2EFD9" w:themeColor="accent6" w:themeTint="33" w:sz="4" w:space="0"/>
             <w:insideV w:val="none" w:color="auto" w:sz="0" w:space="0"/>
           </w:tblBorders>
-          <w:tblCellMar>
-            <w:top w:w="0" w:type="dxa"/>
-            <w:left w:w="108" w:type="dxa"/>
-            <w:bottom w:w="0" w:type="dxa"/>
-            <w:right w:w="108" w:type="dxa"/>
-          </w:tblCellMar>
         </w:tblPrEx>
         <w:trPr>
           <w:jc w:val="center"/>
@@ -33584,7 +34505,7 @@
         </w:rPr>
       </w:pPr>
       <w:bookmarkStart w:id="29" w:name="_Toc28194"/>
-      <w:bookmarkStart w:id="30" w:name="_Toc6542"/>
+      <w:bookmarkStart w:id="30" w:name="_Toc12158"/>
       <w:r>
         <w:rPr>
           <w:rFonts w:hint="eastAsia"/>
@@ -34232,7 +35153,7 @@
           <w:lang w:val="en-US" w:eastAsia="zh-CN"/>
         </w:rPr>
       </w:pPr>
-      <w:bookmarkStart w:id="31" w:name="_Toc9272"/>
+      <w:bookmarkStart w:id="31" w:name="_Toc25461"/>
       <w:r>
         <w:rPr>
           <w:rFonts w:hint="eastAsia"/>
@@ -34986,10 +35907,6 @@
     <w:p>
       <w:pPr>
         <w:bidi w:val="0"/>
-        <w:rPr>
-          <w:rFonts w:hint="default"/>
-          <w:lang w:val="en-US" w:eastAsia="zh-CN"/>
-        </w:rPr>
       </w:pPr>
       <w:r>
         <w:drawing>
@@ -35037,6 +35954,948 @@
     </w:p>
     <w:p>
       <w:pPr>
+        <w:bidi w:val="0"/>
+      </w:pPr>
+    </w:p>
+    <w:p>
+      <w:pPr>
+        <w:pStyle w:val="3"/>
+        <w:bidi w:val="0"/>
+        <w:outlineLvl w:val="0"/>
+        <w:rPr>
+          <w:rFonts w:hint="eastAsia"/>
+          <w:b w:val="0"/>
+          <w:bCs/>
+          <w:sz w:val="28"/>
+          <w:szCs w:val="28"/>
+          <w:lang w:val="en-US" w:eastAsia="zh-CN"/>
+        </w:rPr>
+      </w:pPr>
+      <w:bookmarkStart w:id="32" w:name="_Toc16785"/>
+      <w:r>
+        <w:rPr>
+          <w:rFonts w:hint="eastAsia"/>
+          <w:b w:val="0"/>
+          <w:bCs/>
+          <w:sz w:val="28"/>
+          <w:szCs w:val="28"/>
+          <w:lang w:val="en-US" w:eastAsia="zh-CN"/>
+        </w:rPr>
+        <w:t>10.5“速度+姿态”匹配传递对准算法</w:t>
+      </w:r>
+      <w:bookmarkEnd w:id="32"/>
+    </w:p>
+    <w:p>
+      <w:pPr>
+        <w:spacing w:line="360" w:lineRule="auto"/>
+        <w:ind w:firstLine="420" w:firstLineChars="0"/>
+        <w:rPr>
+          <w:rFonts w:hint="default"/>
+          <w:lang w:val="en-US" w:eastAsia="zh-CN"/>
+        </w:rPr>
+      </w:pPr>
+      <w:r>
+        <w:rPr>
+          <w:rFonts w:hint="eastAsia"/>
+          <w:lang w:val="en-US" w:eastAsia="zh-CN"/>
+        </w:rPr>
+        <w:t>该类继承自CSINSGNSS，设计了19维状态：失准角3维、速度误差3维、主子惯导安装误差角3维、陀螺漂移3维、加表零偏3维、杆臂3维、时间不同步1维。特别注意：该类将安装角误差状态分量7-9替换了CSINSGNSS中的位置误差分量。</w:t>
+      </w:r>
+    </w:p>
+    <w:p>
+      <w:pPr>
+        <w:spacing w:line="360" w:lineRule="auto"/>
+        <w:ind w:firstLine="420" w:firstLineChars="0"/>
+        <w:rPr>
+          <w:rFonts w:hint="eastAsia"/>
+          <w:lang w:val="en-US" w:eastAsia="zh-CN"/>
+        </w:rPr>
+      </w:pPr>
+    </w:p>
+    <w:tbl>
+      <w:tblPr>
+        <w:tblStyle w:val="9"/>
+        <w:tblW w:w="0" w:type="auto"/>
+        <w:jc w:val="center"/>
+        <w:tblBorders>
+          <w:top w:val="single" w:color="auto" w:sz="4" w:space="0"/>
+          <w:left w:val="none" w:color="auto" w:sz="0" w:space="0"/>
+          <w:bottom w:val="single" w:color="auto" w:sz="4" w:space="0"/>
+          <w:right w:val="none" w:color="auto" w:sz="0" w:space="0"/>
+          <w:insideH w:val="single" w:color="E2EFD9" w:themeColor="accent6" w:themeTint="33" w:sz="4" w:space="0"/>
+          <w:insideV w:val="none" w:color="auto" w:sz="0" w:space="0"/>
+        </w:tblBorders>
+        <w:tblLayout w:type="autofit"/>
+        <w:tblCellMar>
+          <w:top w:w="0" w:type="dxa"/>
+          <w:left w:w="108" w:type="dxa"/>
+          <w:bottom w:w="0" w:type="dxa"/>
+          <w:right w:w="108" w:type="dxa"/>
+        </w:tblCellMar>
+      </w:tblPr>
+      <w:tblGrid>
+        <w:gridCol w:w="4418"/>
+        <w:gridCol w:w="5018"/>
+      </w:tblGrid>
+      <w:tr>
+        <w:tblPrEx>
+          <w:tblBorders>
+            <w:top w:val="single" w:color="auto" w:sz="4" w:space="0"/>
+            <w:left w:val="none" w:color="auto" w:sz="0" w:space="0"/>
+            <w:bottom w:val="single" w:color="auto" w:sz="4" w:space="0"/>
+            <w:right w:val="none" w:color="auto" w:sz="0" w:space="0"/>
+            <w:insideH w:val="single" w:color="E2EFD9" w:themeColor="accent6" w:themeTint="33" w:sz="4" w:space="0"/>
+            <w:insideV w:val="none" w:color="auto" w:sz="0" w:space="0"/>
+          </w:tblBorders>
+          <w:tblCellMar>
+            <w:top w:w="0" w:type="dxa"/>
+            <w:left w:w="108" w:type="dxa"/>
+            <w:bottom w:w="0" w:type="dxa"/>
+            <w:right w:w="108" w:type="dxa"/>
+          </w:tblCellMar>
+        </w:tblPrEx>
+        <w:trPr>
+          <w:jc w:val="center"/>
+        </w:trPr>
+        <w:tc>
+          <w:tcPr>
+            <w:tcW w:w="4418" w:type="dxa"/>
+          </w:tcPr>
+          <w:p>
+            <w:pPr>
+              <w:rPr>
+                <w:rFonts w:hint="default" w:eastAsiaTheme="minorEastAsia"/>
+                <w:b/>
+                <w:color w:val="7030A0"/>
+                <w:sz w:val="24"/>
+                <w:szCs w:val="24"/>
+                <w:lang w:val="en-US" w:eastAsia="zh-CN"/>
+              </w:rPr>
+            </w:pPr>
+            <w:r>
+              <w:rPr>
+                <w:b/>
+                <w:color w:val="7030A0"/>
+                <w:sz w:val="24"/>
+                <w:szCs w:val="24"/>
+              </w:rPr>
+              <w:t>class CAlign</w:t>
+            </w:r>
+            <w:r>
+              <w:rPr>
+                <w:rFonts w:hint="eastAsia"/>
+                <w:b/>
+                <w:color w:val="7030A0"/>
+                <w:sz w:val="24"/>
+                <w:szCs w:val="24"/>
+                <w:lang w:val="en-US" w:eastAsia="zh-CN"/>
+              </w:rPr>
+              <w:t>tf</w:t>
+            </w:r>
+          </w:p>
+        </w:tc>
+        <w:tc>
+          <w:tcPr>
+            <w:tcW w:w="5018" w:type="dxa"/>
+          </w:tcPr>
+          <w:p>
+            <w:pPr>
+              <w:rPr>
+                <w:b/>
+                <w:color w:val="7030A0"/>
+                <w:sz w:val="24"/>
+                <w:szCs w:val="24"/>
+              </w:rPr>
+            </w:pPr>
+            <w:r>
+              <w:rPr>
+                <w:rFonts w:hint="eastAsia"/>
+                <w:b/>
+                <w:color w:val="7030A0"/>
+                <w:sz w:val="24"/>
+                <w:szCs w:val="24"/>
+                <w:lang w:val="en-US" w:eastAsia="zh-CN"/>
+              </w:rPr>
+              <w:t>数据存储</w:t>
+            </w:r>
+            <w:r>
+              <w:rPr>
+                <w:rFonts w:hint="eastAsia"/>
+                <w:b/>
+                <w:color w:val="7030A0"/>
+                <w:sz w:val="24"/>
+                <w:szCs w:val="24"/>
+              </w:rPr>
+              <w:t>初始对准类</w:t>
+            </w:r>
+          </w:p>
+        </w:tc>
+      </w:tr>
+      <w:tr>
+        <w:tblPrEx>
+          <w:tblBorders>
+            <w:top w:val="single" w:color="auto" w:sz="4" w:space="0"/>
+            <w:left w:val="none" w:color="auto" w:sz="0" w:space="0"/>
+            <w:bottom w:val="single" w:color="auto" w:sz="4" w:space="0"/>
+            <w:right w:val="none" w:color="auto" w:sz="0" w:space="0"/>
+            <w:insideH w:val="single" w:color="E2EFD9" w:themeColor="accent6" w:themeTint="33" w:sz="4" w:space="0"/>
+            <w:insideV w:val="none" w:color="auto" w:sz="0" w:space="0"/>
+          </w:tblBorders>
+          <w:tblCellMar>
+            <w:top w:w="0" w:type="dxa"/>
+            <w:left w:w="108" w:type="dxa"/>
+            <w:bottom w:w="0" w:type="dxa"/>
+            <w:right w:w="108" w:type="dxa"/>
+          </w:tblCellMar>
+        </w:tblPrEx>
+        <w:trPr>
+          <w:jc w:val="center"/>
+        </w:trPr>
+        <w:tc>
+          <w:tcPr>
+            <w:tcW w:w="4418" w:type="dxa"/>
+          </w:tcPr>
+          <w:p>
+            <w:pPr>
+              <w:rPr>
+                <w:rFonts w:hint="eastAsia"/>
+                <w:i/>
+                <w:sz w:val="18"/>
+                <w:szCs w:val="18"/>
+                <w:lang w:val="en-US" w:eastAsia="zh-CN"/>
+              </w:rPr>
+            </w:pPr>
+            <w:r>
+              <w:rPr>
+                <w:rFonts w:hint="eastAsia"/>
+                <w:i/>
+                <w:sz w:val="18"/>
+                <w:szCs w:val="18"/>
+                <w:lang w:val="en-US" w:eastAsia="zh-CN"/>
+              </w:rPr>
+              <w:t>CVect3 mu, lvMINS;</w:t>
+            </w:r>
+          </w:p>
+          <w:p>
+            <w:pPr>
+              <w:rPr>
+                <w:rFonts w:hint="default"/>
+                <w:i/>
+                <w:sz w:val="18"/>
+                <w:szCs w:val="18"/>
+                <w:lang w:val="en-US" w:eastAsia="zh-CN"/>
+              </w:rPr>
+            </w:pPr>
+            <w:r>
+              <w:rPr>
+                <w:rFonts w:hint="default"/>
+                <w:i/>
+                <w:sz w:val="18"/>
+                <w:szCs w:val="18"/>
+                <w:lang w:val="en-US" w:eastAsia="zh-CN"/>
+              </w:rPr>
+              <w:t>double dtMINSdelay;</w:t>
+            </w:r>
+          </w:p>
+        </w:tc>
+        <w:tc>
+          <w:tcPr>
+            <w:tcW w:w="5018" w:type="dxa"/>
+          </w:tcPr>
+          <w:p>
+            <w:pPr>
+              <w:rPr>
+                <w:rFonts w:hint="eastAsia"/>
+                <w:sz w:val="18"/>
+                <w:szCs w:val="18"/>
+                <w:lang w:val="en-US" w:eastAsia="zh-CN"/>
+              </w:rPr>
+            </w:pPr>
+            <w:r>
+              <w:rPr>
+                <w:rFonts w:hint="eastAsia"/>
+                <w:sz w:val="18"/>
+                <w:szCs w:val="18"/>
+                <w:lang w:val="en-US" w:eastAsia="zh-CN"/>
+              </w:rPr>
+              <w:t>主子惯导之间的安装误差角、杆臂</w:t>
+            </w:r>
+          </w:p>
+          <w:p>
+            <w:pPr>
+              <w:rPr>
+                <w:rFonts w:hint="default"/>
+                <w:sz w:val="18"/>
+                <w:szCs w:val="18"/>
+                <w:lang w:val="en-US" w:eastAsia="zh-CN"/>
+              </w:rPr>
+            </w:pPr>
+            <w:r>
+              <w:rPr>
+                <w:rFonts w:hint="eastAsia"/>
+                <w:sz w:val="18"/>
+                <w:szCs w:val="18"/>
+                <w:lang w:val="en-US" w:eastAsia="zh-CN"/>
+              </w:rPr>
+              <w:t>时间不同步（&lt;0，主惯导总是滞后的）</w:t>
+            </w:r>
+          </w:p>
+        </w:tc>
+      </w:tr>
+      <w:tr>
+        <w:tblPrEx>
+          <w:tblBorders>
+            <w:top w:val="single" w:color="auto" w:sz="4" w:space="0"/>
+            <w:left w:val="none" w:color="auto" w:sz="0" w:space="0"/>
+            <w:bottom w:val="single" w:color="auto" w:sz="4" w:space="0"/>
+            <w:right w:val="none" w:color="auto" w:sz="0" w:space="0"/>
+            <w:insideH w:val="single" w:color="E2EFD9" w:themeColor="accent6" w:themeTint="33" w:sz="4" w:space="0"/>
+            <w:insideV w:val="none" w:color="auto" w:sz="0" w:space="0"/>
+          </w:tblBorders>
+          <w:tblCellMar>
+            <w:top w:w="0" w:type="dxa"/>
+            <w:left w:w="108" w:type="dxa"/>
+            <w:bottom w:w="0" w:type="dxa"/>
+            <w:right w:w="108" w:type="dxa"/>
+          </w:tblCellMar>
+        </w:tblPrEx>
+        <w:trPr>
+          <w:jc w:val="center"/>
+        </w:trPr>
+        <w:tc>
+          <w:tcPr>
+            <w:tcW w:w="4418" w:type="dxa"/>
+          </w:tcPr>
+          <w:p>
+            <w:pPr>
+              <w:rPr>
+                <w:rFonts w:hint="eastAsia"/>
+                <w:sz w:val="18"/>
+                <w:szCs w:val="18"/>
+              </w:rPr>
+            </w:pPr>
+            <w:r>
+              <w:rPr>
+                <w:rFonts w:hint="eastAsia"/>
+                <w:sz w:val="18"/>
+                <w:szCs w:val="18"/>
+              </w:rPr>
+              <w:t>CAligntf(double ts);</w:t>
+            </w:r>
+          </w:p>
+          <w:p>
+            <w:pPr>
+              <w:rPr>
+                <w:rFonts w:hint="eastAsia"/>
+                <w:sz w:val="18"/>
+                <w:szCs w:val="18"/>
+                <w:lang w:val="en-US" w:eastAsia="zh-CN"/>
+              </w:rPr>
+            </w:pPr>
+            <w:r>
+              <w:rPr>
+                <w:rFonts w:hint="eastAsia"/>
+                <w:sz w:val="18"/>
+                <w:szCs w:val="18"/>
+                <w:lang w:val="en-US" w:eastAsia="zh-CN"/>
+              </w:rPr>
+              <w:t>CAligntf(const CSINS &amp;sins0, double ts);</w:t>
+            </w:r>
+          </w:p>
+          <w:p>
+            <w:pPr>
+              <w:rPr>
+                <w:sz w:val="18"/>
+                <w:szCs w:val="18"/>
+              </w:rPr>
+            </w:pPr>
+            <w:r>
+              <w:rPr>
+                <w:rFonts w:hint="eastAsia"/>
+                <w:sz w:val="18"/>
+                <w:szCs w:val="18"/>
+                <w:lang w:val="en-US" w:eastAsia="zh-CN"/>
+              </w:rPr>
+              <w:t>void Init(const CSINS &amp;sins0);</w:t>
+            </w:r>
+          </w:p>
+        </w:tc>
+        <w:tc>
+          <w:tcPr>
+            <w:tcW w:w="5018" w:type="dxa"/>
+          </w:tcPr>
+          <w:p>
+            <w:pPr>
+              <w:rPr>
+                <w:rFonts w:hint="default" w:eastAsiaTheme="minorEastAsia"/>
+                <w:sz w:val="18"/>
+                <w:szCs w:val="18"/>
+                <w:lang w:val="en-US" w:eastAsia="zh-CN"/>
+              </w:rPr>
+            </w:pPr>
+            <w:r>
+              <w:rPr>
+                <w:rFonts w:hint="eastAsia"/>
+                <w:sz w:val="18"/>
+                <w:szCs w:val="18"/>
+              </w:rPr>
+              <w:t>初始化</w:t>
+            </w:r>
+            <w:r>
+              <w:rPr>
+                <w:rFonts w:hint="eastAsia"/>
+                <w:sz w:val="18"/>
+                <w:szCs w:val="18"/>
+                <w:lang w:eastAsia="zh-CN"/>
+              </w:rPr>
+              <w:t>，</w:t>
+            </w:r>
+            <w:r>
+              <w:rPr>
+                <w:rFonts w:hint="eastAsia"/>
+                <w:sz w:val="18"/>
+                <w:szCs w:val="18"/>
+                <w:lang w:val="en-US" w:eastAsia="zh-CN"/>
+              </w:rPr>
+              <w:t>通常以主惯导的参数直接初始化</w:t>
+            </w:r>
+          </w:p>
+        </w:tc>
+      </w:tr>
+      <w:tr>
+        <w:tblPrEx>
+          <w:tblBorders>
+            <w:top w:val="single" w:color="auto" w:sz="4" w:space="0"/>
+            <w:left w:val="none" w:color="auto" w:sz="0" w:space="0"/>
+            <w:bottom w:val="single" w:color="auto" w:sz="4" w:space="0"/>
+            <w:right w:val="none" w:color="auto" w:sz="0" w:space="0"/>
+            <w:insideH w:val="single" w:color="E2EFD9" w:themeColor="accent6" w:themeTint="33" w:sz="4" w:space="0"/>
+            <w:insideV w:val="none" w:color="auto" w:sz="0" w:space="0"/>
+          </w:tblBorders>
+          <w:tblCellMar>
+            <w:top w:w="0" w:type="dxa"/>
+            <w:left w:w="108" w:type="dxa"/>
+            <w:bottom w:w="0" w:type="dxa"/>
+            <w:right w:w="108" w:type="dxa"/>
+          </w:tblCellMar>
+        </w:tblPrEx>
+        <w:trPr>
+          <w:jc w:val="center"/>
+        </w:trPr>
+        <w:tc>
+          <w:tcPr>
+            <w:tcW w:w="4418" w:type="dxa"/>
+          </w:tcPr>
+          <w:p>
+            <w:pPr>
+              <w:rPr>
+                <w:rFonts w:hint="eastAsia"/>
+                <w:sz w:val="18"/>
+                <w:szCs w:val="18"/>
+                <w:lang w:val="en-US" w:eastAsia="zh-CN"/>
+              </w:rPr>
+            </w:pPr>
+            <w:r>
+              <w:rPr>
+                <w:rFonts w:hint="eastAsia"/>
+                <w:sz w:val="18"/>
+                <w:szCs w:val="18"/>
+                <w:lang w:val="en-US" w:eastAsia="zh-CN"/>
+              </w:rPr>
+              <w:t>virtual void SetFt(int nnq);</w:t>
+            </w:r>
+          </w:p>
+          <w:p>
+            <w:pPr>
+              <w:rPr>
+                <w:rFonts w:hint="eastAsia"/>
+                <w:sz w:val="18"/>
+                <w:szCs w:val="18"/>
+                <w:lang w:val="en-US" w:eastAsia="zh-CN"/>
+              </w:rPr>
+            </w:pPr>
+            <w:r>
+              <w:rPr>
+                <w:rFonts w:hint="eastAsia"/>
+                <w:sz w:val="18"/>
+                <w:szCs w:val="18"/>
+                <w:lang w:val="en-US" w:eastAsia="zh-CN"/>
+              </w:rPr>
+              <w:t>virtual void SetHk(int nnq);</w:t>
+            </w:r>
+          </w:p>
+        </w:tc>
+        <w:tc>
+          <w:tcPr>
+            <w:tcW w:w="5018" w:type="dxa"/>
+          </w:tcPr>
+          <w:p>
+            <w:pPr>
+              <w:rPr>
+                <w:rFonts w:hint="eastAsia"/>
+                <w:sz w:val="18"/>
+                <w:szCs w:val="18"/>
+                <w:lang w:val="en-US" w:eastAsia="zh-CN"/>
+              </w:rPr>
+            </w:pPr>
+            <w:r>
+              <w:rPr>
+                <w:rFonts w:hint="eastAsia"/>
+                <w:sz w:val="18"/>
+                <w:szCs w:val="18"/>
+                <w:lang w:val="en-US" w:eastAsia="zh-CN"/>
+              </w:rPr>
+              <w:t>建立系统矩阵</w:t>
+            </w:r>
+          </w:p>
+          <w:p>
+            <w:pPr>
+              <w:rPr>
+                <w:rFonts w:hint="default"/>
+                <w:sz w:val="18"/>
+                <w:szCs w:val="18"/>
+                <w:lang w:val="en-US" w:eastAsia="zh-CN"/>
+              </w:rPr>
+            </w:pPr>
+            <w:r>
+              <w:rPr>
+                <w:rFonts w:hint="eastAsia"/>
+                <w:sz w:val="18"/>
+                <w:szCs w:val="18"/>
+                <w:lang w:val="en-US" w:eastAsia="zh-CN"/>
+              </w:rPr>
+              <w:t>建立量测矩阵</w:t>
+            </w:r>
+          </w:p>
+        </w:tc>
+      </w:tr>
+      <w:tr>
+        <w:tblPrEx>
+          <w:tblBorders>
+            <w:top w:val="single" w:color="auto" w:sz="4" w:space="0"/>
+            <w:left w:val="none" w:color="auto" w:sz="0" w:space="0"/>
+            <w:bottom w:val="single" w:color="auto" w:sz="4" w:space="0"/>
+            <w:right w:val="none" w:color="auto" w:sz="0" w:space="0"/>
+            <w:insideH w:val="single" w:color="E2EFD9" w:themeColor="accent6" w:themeTint="33" w:sz="4" w:space="0"/>
+            <w:insideV w:val="none" w:color="auto" w:sz="0" w:space="0"/>
+          </w:tblBorders>
+          <w:tblCellMar>
+            <w:top w:w="0" w:type="dxa"/>
+            <w:left w:w="108" w:type="dxa"/>
+            <w:bottom w:w="0" w:type="dxa"/>
+            <w:right w:w="108" w:type="dxa"/>
+          </w:tblCellMar>
+        </w:tblPrEx>
+        <w:trPr>
+          <w:jc w:val="center"/>
+        </w:trPr>
+        <w:tc>
+          <w:tcPr>
+            <w:tcW w:w="4418" w:type="dxa"/>
+          </w:tcPr>
+          <w:p>
+            <w:pPr>
+              <w:rPr>
+                <w:rFonts w:hint="eastAsia"/>
+                <w:sz w:val="18"/>
+                <w:szCs w:val="18"/>
+                <w:lang w:val="en-US" w:eastAsia="zh-CN"/>
+              </w:rPr>
+            </w:pPr>
+            <w:r>
+              <w:rPr>
+                <w:rFonts w:hint="eastAsia"/>
+                <w:sz w:val="18"/>
+                <w:szCs w:val="18"/>
+                <w:lang w:val="en-US" w:eastAsia="zh-CN"/>
+              </w:rPr>
+              <w:t>int Update(const CVect3 *pwm, const CVect3 *pvm,</w:t>
+            </w:r>
+          </w:p>
+          <w:p>
+            <w:pPr>
+              <w:ind w:firstLine="720" w:firstLineChars="400"/>
+              <w:rPr>
+                <w:rFonts w:hint="eastAsia"/>
+                <w:sz w:val="18"/>
+                <w:szCs w:val="18"/>
+                <w:lang w:val="en-US" w:eastAsia="zh-CN"/>
+              </w:rPr>
+            </w:pPr>
+            <w:r>
+              <w:rPr>
+                <w:rFonts w:hint="eastAsia"/>
+                <w:sz w:val="18"/>
+                <w:szCs w:val="18"/>
+                <w:lang w:val="en-US" w:eastAsia="zh-CN"/>
+              </w:rPr>
+              <w:t xml:space="preserve"> int nSamples, double ts, int nSteps=5)</w:t>
+            </w:r>
+          </w:p>
+        </w:tc>
+        <w:tc>
+          <w:tcPr>
+            <w:tcW w:w="5018" w:type="dxa"/>
+          </w:tcPr>
+          <w:p>
+            <w:pPr>
+              <w:rPr>
+                <w:rFonts w:hint="default"/>
+                <w:sz w:val="18"/>
+                <w:szCs w:val="18"/>
+                <w:lang w:val="en-US" w:eastAsia="zh-CN"/>
+              </w:rPr>
+            </w:pPr>
+            <w:r>
+              <w:rPr>
+                <w:rFonts w:hint="eastAsia"/>
+                <w:sz w:val="18"/>
+                <w:szCs w:val="18"/>
+                <w:lang w:val="en-US" w:eastAsia="zh-CN"/>
+              </w:rPr>
+              <w:t>时间更新</w:t>
+            </w:r>
+          </w:p>
+        </w:tc>
+      </w:tr>
+      <w:tr>
+        <w:tblPrEx>
+          <w:tblBorders>
+            <w:top w:val="single" w:color="auto" w:sz="4" w:space="0"/>
+            <w:left w:val="none" w:color="auto" w:sz="0" w:space="0"/>
+            <w:bottom w:val="single" w:color="auto" w:sz="4" w:space="0"/>
+            <w:right w:val="none" w:color="auto" w:sz="0" w:space="0"/>
+            <w:insideH w:val="single" w:color="E2EFD9" w:themeColor="accent6" w:themeTint="33" w:sz="4" w:space="0"/>
+            <w:insideV w:val="none" w:color="auto" w:sz="0" w:space="0"/>
+          </w:tblBorders>
+          <w:tblCellMar>
+            <w:top w:w="0" w:type="dxa"/>
+            <w:left w:w="108" w:type="dxa"/>
+            <w:bottom w:w="0" w:type="dxa"/>
+            <w:right w:w="108" w:type="dxa"/>
+          </w:tblCellMar>
+        </w:tblPrEx>
+        <w:trPr>
+          <w:jc w:val="center"/>
+        </w:trPr>
+        <w:tc>
+          <w:tcPr>
+            <w:tcW w:w="4418" w:type="dxa"/>
+          </w:tcPr>
+          <w:p>
+            <w:pPr>
+              <w:rPr>
+                <w:rFonts w:hint="eastAsia"/>
+                <w:sz w:val="18"/>
+                <w:szCs w:val="18"/>
+              </w:rPr>
+            </w:pPr>
+            <w:r>
+              <w:rPr>
+                <w:rFonts w:hint="eastAsia"/>
+                <w:sz w:val="18"/>
+                <w:szCs w:val="18"/>
+              </w:rPr>
+              <w:t xml:space="preserve">void SetMeasVnAtt(const CVect3 &amp;vnMINS=O31, </w:t>
+            </w:r>
+          </w:p>
+          <w:p>
+            <w:pPr>
+              <w:ind w:firstLine="1440" w:firstLineChars="800"/>
+              <w:rPr>
+                <w:rFonts w:hint="eastAsia"/>
+                <w:sz w:val="18"/>
+                <w:szCs w:val="18"/>
+              </w:rPr>
+            </w:pPr>
+            <w:r>
+              <w:rPr>
+                <w:rFonts w:hint="eastAsia"/>
+                <w:sz w:val="18"/>
+                <w:szCs w:val="18"/>
+              </w:rPr>
+              <w:t>const CVect3 &amp;attMINS=O31);</w:t>
+            </w:r>
+          </w:p>
+        </w:tc>
+        <w:tc>
+          <w:tcPr>
+            <w:tcW w:w="5018" w:type="dxa"/>
+          </w:tcPr>
+          <w:p>
+            <w:pPr>
+              <w:rPr>
+                <w:rFonts w:hint="default" w:eastAsiaTheme="minorEastAsia"/>
+                <w:sz w:val="18"/>
+                <w:szCs w:val="18"/>
+                <w:lang w:val="en-US" w:eastAsia="zh-CN"/>
+              </w:rPr>
+            </w:pPr>
+            <w:r>
+              <w:rPr>
+                <w:rFonts w:hint="eastAsia"/>
+                <w:sz w:val="18"/>
+                <w:szCs w:val="18"/>
+                <w:lang w:eastAsia="zh-CN"/>
+              </w:rPr>
+              <w:t>“</w:t>
+            </w:r>
+            <w:r>
+              <w:rPr>
+                <w:rFonts w:hint="eastAsia"/>
+                <w:sz w:val="18"/>
+                <w:szCs w:val="18"/>
+                <w:lang w:val="en-US" w:eastAsia="zh-CN"/>
+              </w:rPr>
+              <w:t>速度+姿态</w:t>
+            </w:r>
+            <w:r>
+              <w:rPr>
+                <w:rFonts w:hint="eastAsia"/>
+                <w:sz w:val="18"/>
+                <w:szCs w:val="18"/>
+                <w:lang w:eastAsia="zh-CN"/>
+              </w:rPr>
+              <w:t>”</w:t>
+            </w:r>
+            <w:r>
+              <w:rPr>
+                <w:rFonts w:hint="eastAsia"/>
+                <w:sz w:val="18"/>
+                <w:szCs w:val="18"/>
+                <w:lang w:val="en-US" w:eastAsia="zh-CN"/>
+              </w:rPr>
+              <w:t>量测更新</w:t>
+            </w:r>
+          </w:p>
+        </w:tc>
+      </w:tr>
+    </w:tbl>
+    <w:p>
+      <w:pPr>
+        <w:bidi w:val="0"/>
+        <w:rPr>
+          <w:rFonts w:hint="eastAsia"/>
+          <w:lang w:val="en-US" w:eastAsia="zh-CN"/>
+        </w:rPr>
+      </w:pPr>
+    </w:p>
+    <w:p>
+      <w:pPr>
+        <w:spacing w:line="360" w:lineRule="auto"/>
+        <w:ind w:firstLine="420" w:firstLineChars="0"/>
+        <w:rPr>
+          <w:rFonts w:hint="eastAsia"/>
+          <w:lang w:val="en-US" w:eastAsia="zh-CN"/>
+        </w:rPr>
+      </w:pPr>
+      <w:r>
+        <w:rPr>
+          <w:rFonts w:hint="eastAsia"/>
+          <w:lang w:val="en-US" w:eastAsia="zh-CN"/>
+        </w:rPr>
+        <w:t>一个传递对准示例如下图，其中轨迹线做加速运动，再做摇翼运动。</w:t>
+      </w:r>
+    </w:p>
+    <w:p>
+      <w:pPr>
+        <w:bidi w:val="0"/>
+      </w:pPr>
+      <w:r>
+        <w:drawing>
+          <wp:inline distT="0" distB="0" distL="114300" distR="114300">
+            <wp:extent cx="5996940" cy="3116580"/>
+            <wp:effectExtent l="0" t="0" r="10160" b="7620"/>
+            <wp:docPr id="4" name="图片 1"/>
+            <wp:cNvGraphicFramePr>
+              <a:graphicFrameLocks xmlns:a="http://schemas.openxmlformats.org/drawingml/2006/main" noChangeAspect="1"/>
+            </wp:cNvGraphicFramePr>
+            <a:graphic xmlns:a="http://schemas.openxmlformats.org/drawingml/2006/main">
+              <a:graphicData uri="http://schemas.openxmlformats.org/drawingml/2006/picture">
+                <pic:pic xmlns:pic="http://schemas.openxmlformats.org/drawingml/2006/picture">
+                  <pic:nvPicPr>
+                    <pic:cNvPr id="4" name="图片 1"/>
+                    <pic:cNvPicPr>
+                      <a:picLocks noChangeAspect="1"/>
+                    </pic:cNvPicPr>
+                  </pic:nvPicPr>
+                  <pic:blipFill>
+                    <a:blip r:embed="rId12"/>
+                    <a:stretch>
+                      <a:fillRect/>
+                    </a:stretch>
+                  </pic:blipFill>
+                  <pic:spPr>
+                    <a:xfrm>
+                      <a:off x="0" y="0"/>
+                      <a:ext cx="5996940" cy="3116580"/>
+                    </a:xfrm>
+                    <a:prstGeom prst="rect">
+                      <a:avLst/>
+                    </a:prstGeom>
+                    <a:noFill/>
+                    <a:ln>
+                      <a:noFill/>
+                    </a:ln>
+                  </pic:spPr>
+                </pic:pic>
+              </a:graphicData>
+            </a:graphic>
+          </wp:inline>
+        </w:drawing>
+      </w:r>
+    </w:p>
+    <w:p>
+      <w:pPr>
+        <w:bidi w:val="0"/>
+        <w:jc w:val="center"/>
+        <w:rPr>
+          <w:rFonts w:hint="eastAsia"/>
+          <w:lang w:val="en-US" w:eastAsia="zh-CN"/>
+        </w:rPr>
+      </w:pPr>
+      <w:r>
+        <w:rPr>
+          <w:rFonts w:hint="eastAsia"/>
+          <w:lang w:val="en-US" w:eastAsia="zh-CN"/>
+        </w:rPr>
+        <w:t>传递对准运动轨迹及估计误差</w:t>
+      </w:r>
+    </w:p>
+    <w:p>
+      <w:pPr>
+        <w:bidi w:val="0"/>
+        <w:jc w:val="center"/>
+      </w:pPr>
+      <w:r>
+        <w:drawing>
+          <wp:inline distT="0" distB="0" distL="114300" distR="114300">
+            <wp:extent cx="5989320" cy="718820"/>
+            <wp:effectExtent l="0" t="0" r="5080" b="5080"/>
+            <wp:docPr id="5" name="图片 2"/>
+            <wp:cNvGraphicFramePr>
+              <a:graphicFrameLocks xmlns:a="http://schemas.openxmlformats.org/drawingml/2006/main" noChangeAspect="1"/>
+            </wp:cNvGraphicFramePr>
+            <a:graphic xmlns:a="http://schemas.openxmlformats.org/drawingml/2006/main">
+              <a:graphicData uri="http://schemas.openxmlformats.org/drawingml/2006/picture">
+                <pic:pic xmlns:pic="http://schemas.openxmlformats.org/drawingml/2006/picture">
+                  <pic:nvPicPr>
+                    <pic:cNvPr id="5" name="图片 2"/>
+                    <pic:cNvPicPr>
+                      <a:picLocks noChangeAspect="1"/>
+                    </pic:cNvPicPr>
+                  </pic:nvPicPr>
+                  <pic:blipFill>
+                    <a:blip r:embed="rId13"/>
+                    <a:stretch>
+                      <a:fillRect/>
+                    </a:stretch>
+                  </pic:blipFill>
+                  <pic:spPr>
+                    <a:xfrm>
+                      <a:off x="0" y="0"/>
+                      <a:ext cx="5989320" cy="718820"/>
+                    </a:xfrm>
+                    <a:prstGeom prst="rect">
+                      <a:avLst/>
+                    </a:prstGeom>
+                    <a:noFill/>
+                    <a:ln>
+                      <a:noFill/>
+                    </a:ln>
+                  </pic:spPr>
+                </pic:pic>
+              </a:graphicData>
+            </a:graphic>
+          </wp:inline>
+        </w:drawing>
+      </w:r>
+    </w:p>
+    <w:p>
+      <w:pPr>
+        <w:bidi w:val="0"/>
+        <w:jc w:val="center"/>
+        <w:rPr>
+          <w:rFonts w:hint="eastAsia"/>
+          <w:lang w:val="en-US" w:eastAsia="zh-CN"/>
+        </w:rPr>
+      </w:pPr>
+      <w:r>
+        <w:rPr>
+          <w:rFonts w:hint="eastAsia"/>
+          <w:lang w:val="en-US" w:eastAsia="zh-CN"/>
+        </w:rPr>
+        <w:t>杆臂及不同步误差估计</w:t>
+      </w:r>
+    </w:p>
+    <w:p>
+      <w:pPr>
+        <w:bidi w:val="0"/>
+        <w:jc w:val="center"/>
+      </w:pPr>
+      <w:r>
+        <w:drawing>
+          <wp:inline distT="0" distB="0" distL="114300" distR="114300">
+            <wp:extent cx="5997575" cy="2868295"/>
+            <wp:effectExtent l="0" t="0" r="9525" b="1905"/>
+            <wp:docPr id="6" name="图片 3"/>
+            <wp:cNvGraphicFramePr>
+              <a:graphicFrameLocks xmlns:a="http://schemas.openxmlformats.org/drawingml/2006/main" noChangeAspect="1"/>
+            </wp:cNvGraphicFramePr>
+            <a:graphic xmlns:a="http://schemas.openxmlformats.org/drawingml/2006/main">
+              <a:graphicData uri="http://schemas.openxmlformats.org/drawingml/2006/picture">
+                <pic:pic xmlns:pic="http://schemas.openxmlformats.org/drawingml/2006/picture">
+                  <pic:nvPicPr>
+                    <pic:cNvPr id="6" name="图片 3"/>
+                    <pic:cNvPicPr>
+                      <a:picLocks noChangeAspect="1"/>
+                    </pic:cNvPicPr>
+                  </pic:nvPicPr>
+                  <pic:blipFill>
+                    <a:blip r:embed="rId14"/>
+                    <a:stretch>
+                      <a:fillRect/>
+                    </a:stretch>
+                  </pic:blipFill>
+                  <pic:spPr>
+                    <a:xfrm>
+                      <a:off x="0" y="0"/>
+                      <a:ext cx="5997575" cy="2868295"/>
+                    </a:xfrm>
+                    <a:prstGeom prst="rect">
+                      <a:avLst/>
+                    </a:prstGeom>
+                    <a:noFill/>
+                    <a:ln>
+                      <a:noFill/>
+                    </a:ln>
+                  </pic:spPr>
+                </pic:pic>
+              </a:graphicData>
+            </a:graphic>
+          </wp:inline>
+        </w:drawing>
+      </w:r>
+    </w:p>
+    <w:p>
+      <w:pPr>
+        <w:bidi w:val="0"/>
+        <w:jc w:val="center"/>
+        <w:rPr>
+          <w:rFonts w:hint="default" w:eastAsiaTheme="minorEastAsia"/>
+          <w:lang w:val="en-US" w:eastAsia="zh-CN"/>
+        </w:rPr>
+      </w:pPr>
+      <w:r>
+        <w:rPr>
+          <w:rFonts w:hint="eastAsia"/>
+          <w:lang w:val="en-US" w:eastAsia="zh-CN"/>
+        </w:rPr>
+        <w:t>主子惯导安装误差估计及其均方差</w:t>
+      </w:r>
+    </w:p>
+    <w:p>
+      <w:pPr>
         <w:pStyle w:val="2"/>
         <w:bidi w:val="0"/>
         <w:rPr>
@@ -35046,7 +36905,7 @@
           <w:lang w:val="en-US" w:eastAsia="zh-CN"/>
         </w:rPr>
       </w:pPr>
-      <w:bookmarkStart w:id="32" w:name="_Toc23770"/>
+      <w:bookmarkStart w:id="33" w:name="_Toc22697"/>
       <w:r>
         <w:rPr>
           <w:rFonts w:hint="eastAsia"/>
@@ -35056,7 +36915,7 @@
         </w:rPr>
         <w:t>11低成本MEMS航姿类</w:t>
       </w:r>
-      <w:bookmarkEnd w:id="32"/>
+      <w:bookmarkEnd w:id="33"/>
     </w:p>
     <w:p>
       <w:pPr>
@@ -35662,7 +37521,7 @@
           <w:lang w:val="en-US" w:eastAsia="zh-CN"/>
         </w:rPr>
       </w:pPr>
-      <w:bookmarkStart w:id="33" w:name="_Toc7871"/>
+      <w:bookmarkStart w:id="34" w:name="_Toc24779"/>
       <w:r>
         <w:rPr>
           <w:rFonts w:hint="eastAsia"/>
@@ -35672,7 +37531,7 @@
         </w:rPr>
         <w:t>12文件读写</w:t>
       </w:r>
-      <w:bookmarkEnd w:id="33"/>
+      <w:bookmarkEnd w:id="34"/>
     </w:p>
     <w:p>
       <w:pPr>
@@ -35688,7 +37547,7 @@
           <w:lang w:val="en-US" w:eastAsia="zh-CN"/>
         </w:rPr>
       </w:pPr>
-      <w:bookmarkStart w:id="34" w:name="_Toc29856"/>
+      <w:bookmarkStart w:id="35" w:name="_Toc31511"/>
       <w:r>
         <w:rPr>
           <w:rFonts w:hint="eastAsia"/>
@@ -35700,7 +37559,7 @@
         </w:rPr>
         <w:t>12.1通用文件读写</w:t>
       </w:r>
-      <w:bookmarkEnd w:id="34"/>
+      <w:bookmarkEnd w:id="35"/>
     </w:p>
     <w:p>
       <w:pPr>
@@ -35845,12 +37704,6 @@
             <w:insideH w:val="single" w:color="E2EFD9" w:themeColor="accent6" w:themeTint="33" w:sz="4" w:space="0"/>
             <w:insideV w:val="none" w:color="auto" w:sz="0" w:space="0"/>
           </w:tblBorders>
-          <w:tblCellMar>
-            <w:top w:w="0" w:type="dxa"/>
-            <w:left w:w="108" w:type="dxa"/>
-            <w:bottom w:w="0" w:type="dxa"/>
-            <w:right w:w="108" w:type="dxa"/>
-          </w:tblCellMar>
         </w:tblPrEx>
         <w:trPr>
           <w:jc w:val="center"/>
@@ -37644,6 +39497,224 @@
           </w:p>
         </w:tc>
       </w:tr>
+      <w:tr>
+        <w:tblPrEx>
+          <w:tblBorders>
+            <w:top w:val="single" w:color="auto" w:sz="4" w:space="0"/>
+            <w:left w:val="none" w:color="auto" w:sz="0" w:space="0"/>
+            <w:bottom w:val="single" w:color="auto" w:sz="4" w:space="0"/>
+            <w:right w:val="none" w:color="auto" w:sz="0" w:space="0"/>
+            <w:insideH w:val="single" w:color="E2EFD9" w:themeColor="accent6" w:themeTint="33" w:sz="4" w:space="0"/>
+            <w:insideV w:val="none" w:color="auto" w:sz="0" w:space="0"/>
+          </w:tblBorders>
+          <w:tblCellMar>
+            <w:top w:w="0" w:type="dxa"/>
+            <w:left w:w="108" w:type="dxa"/>
+            <w:bottom w:w="0" w:type="dxa"/>
+            <w:right w:w="108" w:type="dxa"/>
+          </w:tblCellMar>
+        </w:tblPrEx>
+        <w:trPr>
+          <w:jc w:val="center"/>
+        </w:trPr>
+        <w:tc>
+          <w:tcPr>
+            <w:tcW w:w="4395" w:type="dxa"/>
+          </w:tcPr>
+          <w:p>
+            <w:pPr>
+              <w:rPr>
+                <w:rFonts w:hint="eastAsia"/>
+                <w:sz w:val="18"/>
+                <w:szCs w:val="18"/>
+              </w:rPr>
+            </w:pPr>
+            <w:r>
+              <w:rPr>
+                <w:rFonts w:hint="eastAsia"/>
+                <w:sz w:val="18"/>
+                <w:szCs w:val="18"/>
+              </w:rPr>
+              <w:t xml:space="preserve">BOOL waitfor(int columnk, double val=0.0, </w:t>
+            </w:r>
+          </w:p>
+          <w:p>
+            <w:pPr>
+              <w:ind w:firstLine="1080" w:firstLineChars="600"/>
+              <w:rPr>
+                <w:sz w:val="18"/>
+                <w:szCs w:val="18"/>
+              </w:rPr>
+            </w:pPr>
+            <w:r>
+              <w:rPr>
+                <w:rFonts w:hint="eastAsia"/>
+                <w:sz w:val="18"/>
+                <w:szCs w:val="18"/>
+              </w:rPr>
+              <w:t>double eps=EPS)</w:t>
+            </w:r>
+          </w:p>
+        </w:tc>
+        <w:tc>
+          <w:tcPr>
+            <w:tcW w:w="5041" w:type="dxa"/>
+          </w:tcPr>
+          <w:p>
+            <w:pPr>
+              <w:rPr>
+                <w:rFonts w:hint="default" w:eastAsiaTheme="minorEastAsia"/>
+                <w:sz w:val="18"/>
+                <w:szCs w:val="18"/>
+                <w:lang w:val="en-US" w:eastAsia="zh-CN"/>
+              </w:rPr>
+            </w:pPr>
+            <w:r>
+              <w:rPr>
+                <w:rFonts w:hint="eastAsia"/>
+                <w:sz w:val="18"/>
+                <w:szCs w:val="18"/>
+                <w:lang w:val="en-US" w:eastAsia="zh-CN"/>
+              </w:rPr>
+              <w:t>等待某列某数据值的出现</w:t>
+            </w:r>
+          </w:p>
+        </w:tc>
+      </w:tr>
+      <w:tr>
+        <w:tblPrEx>
+          <w:tblBorders>
+            <w:top w:val="single" w:color="auto" w:sz="4" w:space="0"/>
+            <w:left w:val="none" w:color="auto" w:sz="0" w:space="0"/>
+            <w:bottom w:val="single" w:color="auto" w:sz="4" w:space="0"/>
+            <w:right w:val="none" w:color="auto" w:sz="0" w:space="0"/>
+            <w:insideH w:val="single" w:color="E2EFD9" w:themeColor="accent6" w:themeTint="33" w:sz="4" w:space="0"/>
+            <w:insideV w:val="none" w:color="auto" w:sz="0" w:space="0"/>
+          </w:tblBorders>
+          <w:tblCellMar>
+            <w:top w:w="0" w:type="dxa"/>
+            <w:left w:w="108" w:type="dxa"/>
+            <w:bottom w:w="0" w:type="dxa"/>
+            <w:right w:w="108" w:type="dxa"/>
+          </w:tblCellMar>
+        </w:tblPrEx>
+        <w:trPr>
+          <w:jc w:val="center"/>
+        </w:trPr>
+        <w:tc>
+          <w:tcPr>
+            <w:tcW w:w="4395" w:type="dxa"/>
+          </w:tcPr>
+          <w:p>
+            <w:pPr>
+              <w:rPr>
+                <w:rFonts w:hint="eastAsia"/>
+                <w:sz w:val="18"/>
+                <w:szCs w:val="18"/>
+              </w:rPr>
+            </w:pPr>
+            <w:r>
+              <w:rPr>
+                <w:rFonts w:hint="eastAsia"/>
+                <w:sz w:val="18"/>
+                <w:szCs w:val="18"/>
+              </w:rPr>
+              <w:t>void bwseek(int lines, int mod=SEEK_CUR)</w:t>
+            </w:r>
+          </w:p>
+        </w:tc>
+        <w:tc>
+          <w:tcPr>
+            <w:tcW w:w="5041" w:type="dxa"/>
+          </w:tcPr>
+          <w:p>
+            <w:pPr>
+              <w:rPr>
+                <w:rFonts w:hint="default"/>
+                <w:sz w:val="18"/>
+                <w:szCs w:val="18"/>
+                <w:lang w:val="en-US" w:eastAsia="zh-CN"/>
+              </w:rPr>
+            </w:pPr>
+            <w:r>
+              <w:rPr>
+                <w:rFonts w:hint="eastAsia"/>
+                <w:sz w:val="18"/>
+                <w:szCs w:val="18"/>
+                <w:lang w:val="en-US" w:eastAsia="zh-CN"/>
+              </w:rPr>
+              <w:t>后退指定行</w:t>
+            </w:r>
+          </w:p>
+        </w:tc>
+      </w:tr>
+      <w:tr>
+        <w:tblPrEx>
+          <w:tblBorders>
+            <w:top w:val="single" w:color="auto" w:sz="4" w:space="0"/>
+            <w:left w:val="none" w:color="auto" w:sz="0" w:space="0"/>
+            <w:bottom w:val="single" w:color="auto" w:sz="4" w:space="0"/>
+            <w:right w:val="none" w:color="auto" w:sz="0" w:space="0"/>
+            <w:insideH w:val="single" w:color="E2EFD9" w:themeColor="accent6" w:themeTint="33" w:sz="4" w:space="0"/>
+            <w:insideV w:val="none" w:color="auto" w:sz="0" w:space="0"/>
+          </w:tblBorders>
+          <w:tblCellMar>
+            <w:top w:w="0" w:type="dxa"/>
+            <w:left w:w="108" w:type="dxa"/>
+            <w:bottom w:w="0" w:type="dxa"/>
+            <w:right w:w="108" w:type="dxa"/>
+          </w:tblCellMar>
+        </w:tblPrEx>
+        <w:trPr>
+          <w:jc w:val="center"/>
+        </w:trPr>
+        <w:tc>
+          <w:tcPr>
+            <w:tcW w:w="4395" w:type="dxa"/>
+          </w:tcPr>
+          <w:p>
+            <w:pPr>
+              <w:rPr>
+                <w:rFonts w:hint="eastAsia"/>
+                <w:sz w:val="18"/>
+                <w:szCs w:val="18"/>
+              </w:rPr>
+            </w:pPr>
+            <w:r>
+              <w:rPr>
+                <w:rFonts w:hint="eastAsia"/>
+                <w:sz w:val="18"/>
+                <w:szCs w:val="18"/>
+              </w:rPr>
+              <w:t>long filesize(int opt=1)</w:t>
+            </w:r>
+          </w:p>
+        </w:tc>
+        <w:tc>
+          <w:tcPr>
+            <w:tcW w:w="5041" w:type="dxa"/>
+          </w:tcPr>
+          <w:p>
+            <w:pPr>
+              <w:rPr>
+                <w:rFonts w:hint="default"/>
+                <w:sz w:val="18"/>
+                <w:szCs w:val="18"/>
+                <w:lang w:val="en-US" w:eastAsia="zh-CN"/>
+              </w:rPr>
+            </w:pPr>
+            <w:r>
+              <w:rPr>
+                <w:rFonts w:hint="eastAsia"/>
+                <w:sz w:val="18"/>
+                <w:szCs w:val="18"/>
+                <w:lang w:val="en-US" w:eastAsia="zh-CN"/>
+              </w:rPr>
+              <w:t>获取文件大小</w:t>
+            </w:r>
+          </w:p>
+        </w:tc>
+      </w:tr>
     </w:tbl>
     <w:p/>
     <w:p>
@@ -37660,7 +39731,7 @@
           <w:lang w:val="en-US" w:eastAsia="zh-CN"/>
         </w:rPr>
       </w:pPr>
-      <w:bookmarkStart w:id="35" w:name="_Toc17280"/>
+      <w:bookmarkStart w:id="36" w:name="_Toc845"/>
       <w:r>
         <w:rPr>
           <w:rFonts w:hint="eastAsia"/>
@@ -37672,7 +39743,7 @@
         </w:rPr>
         <w:t>12.2用户定制文件读取</w:t>
       </w:r>
-      <w:bookmarkEnd w:id="35"/>
+      <w:bookmarkEnd w:id="36"/>
     </w:p>
     <w:p>
       <w:pPr>
@@ -37998,7 +40069,7 @@
           <w:lang w:val="en-US" w:eastAsia="zh-CN"/>
         </w:rPr>
       </w:pPr>
-      <w:bookmarkStart w:id="36" w:name="_Toc15305"/>
+      <w:bookmarkStart w:id="37" w:name="_Toc22477"/>
       <w:r>
         <w:rPr>
           <w:rFonts w:hint="eastAsia"/>
@@ -38008,7 +40079,7 @@
         </w:rPr>
         <w:t>13演示举例</w:t>
       </w:r>
-      <w:bookmarkEnd w:id="36"/>
+      <w:bookmarkEnd w:id="37"/>
     </w:p>
     <w:p>
       <w:pPr>
@@ -38077,7 +40148,7 @@
                     </pic:cNvPicPr>
                   </pic:nvPicPr>
                   <pic:blipFill>
-                    <a:blip r:embed="rId12"/>
+                    <a:blip r:embed="rId15"/>
                     <a:stretch>
                       <a:fillRect/>
                     </a:stretch>
@@ -38155,7 +40226,7 @@
       <mc:AlternateContent>
         <mc:Choice Requires="wps">
           <w:drawing>
-            <wp:anchor distT="0" distB="0" distL="114300" distR="114300" simplePos="0" relativeHeight="251658240" behindDoc="0" locked="0" layoutInCell="1" allowOverlap="1">
+            <wp:anchor distT="0" distB="0" distL="114300" distR="114300" simplePos="0" relativeHeight="251659264" behindDoc="0" locked="0" layoutInCell="1" allowOverlap="1">
               <wp:simplePos x="0" y="0"/>
               <wp:positionH relativeFrom="margin">
                 <wp:align>center</wp:align>
@@ -38258,7 +40329,7 @@
         </mc:Choice>
         <mc:Fallback>
           <w:pict>
-            <v:shape id="_x0000_s1026" o:spid="_x0000_s1026" o:spt="202" type="#_x0000_t202" style="position:absolute;left:0pt;margin-top:0pt;height:144pt;width:144pt;mso-position-horizontal:center;mso-position-horizontal-relative:margin;mso-wrap-style:none;z-index:251658240;mso-width-relative:page;mso-height-relative:page;" filled="f" stroked="f" coordsize="21600,21600" o:gfxdata="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">
+            <v:shape id="_x0000_s1026" o:spid="_x0000_s1026" o:spt="202" type="#_x0000_t202" style="position:absolute;left:0pt;margin-top:0pt;height:144pt;width:144pt;mso-position-horizontal:center;mso-position-horizontal-relative:margin;mso-wrap-style:none;z-index:251659264;mso-width-relative:page;mso-height-relative:page;" filled="f" stroked="f" coordsize="21600,21600" o:gfxdata="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">
               <v:fill on="f" focussize="0,0"/>
               <v:stroke on="f" weight="0.5pt"/>
               <v:imagedata o:title=""/>
@@ -38371,7 +40442,7 @@
 </file>
 
 <file path=word/numbering.xml><?xml version="1.0" encoding="utf-8"?>
-<w:numbering xmlns:wpc="http://schemas.microsoft.com/office/word/2010/wordprocessingCanvas" xmlns:mc="http://schemas.openxmlformats.org/markup-compatibility/2006" xmlns:o="urn:schemas-microsoft-com:office:office" xmlns:r="http://schemas.openxmlformats.org/officeDocument/2006/relationships" xmlns:m="http://schemas.openxmlformats.org/officeDocument/2006/math" xmlns:v="urn:schemas-microsoft-com:vml" xmlns:wp14="http://schemas.microsoft.com/office/word/2010/wordprocessingDrawing" xmlns:wp="http://schemas.openxmlformats.org/drawingml/2006/wordprocessingDrawing" xmlns:w10="urn:schemas-microsoft-com:office:word" xmlns:w="http://schemas.openxmlformats.org/wordprocessingml/2006/main" xmlns:w14="http://schemas.microsoft.com/office/word/2010/wordml" xmlns:wpg="http://schemas.microsoft.com/office/word/2010/wordprocessingGroup" xmlns:wpi="http://schemas.microsoft.com/office/word/2010/wordprocessingInk" xmlns:wne="http://schemas.microsoft.com/office/word/2006/wordml" xmlns:wps="http://schemas.microsoft.com/office/word/2010/wordprocessingShape" mc:Ignorable="w14 wp14">
+<w:numbering xmlns:wpc="http://schemas.microsoft.com/office/word/2010/wordprocessingCanvas" xmlns:mc="http://schemas.openxmlformats.org/markup-compatibility/2006" xmlns:o="urn:schemas-microsoft-com:office:office" xmlns:r="http://schemas.openxmlformats.org/officeDocument/2006/relationships" xmlns:m="http://schemas.openxmlformats.org/officeDocument/2006/math" xmlns:v="urn:schemas-microsoft-com:vml" xmlns:wp14="http://schemas.microsoft.com/office/word/2010/wordprocessingDrawing" xmlns:wp="http://schemas.openxmlformats.org/drawingml/2006/wordprocessingDrawing" xmlns:w10="urn:schemas-microsoft-com:office:word" xmlns:w="http://schemas.openxmlformats.org/wordprocessingml/2006/main" xmlns:w14="http://schemas.microsoft.com/office/word/2010/wordml" xmlns:wpg="http://schemas.microsoft.com/office/word/2010/wordprocessingGroup" xmlns:wpi="http://schemas.microsoft.com/office/word/2010/wordprocessingInk" xmlns:wne="http://schemas.microsoft.com/office/word/2006/wordml" xmlns:wps="http://schemas.microsoft.com/office/word/2010/wordprocessingShape" xmlns:wpsCustomData="http://www.wps.cn/officeDocument/2013/wpsCustomData" mc:Ignorable="w14 wp14">
   <w:abstractNum w:abstractNumId="0">
     <w:nsid w:val="9238CBC0"/>
     <w:multiLevelType w:val="singleLevel"/>
@@ -38416,13 +40487,14 @@
 </file>
 
 <file path=word/styles.xml><?xml version="1.0" encoding="utf-8"?>
-<w:styles xmlns:mc="http://schemas.openxmlformats.org/markup-compatibility/2006" xmlns:o="urn:schemas-microsoft-com:office:office" xmlns:r="http://schemas.openxmlformats.org/officeDocument/2006/relationships" xmlns:m="http://schemas.openxmlformats.org/officeDocument/2006/math" xmlns:v="urn:schemas-microsoft-com:vml" xmlns:w="http://schemas.openxmlformats.org/wordprocessingml/2006/main" xmlns:w14="http://schemas.microsoft.com/office/word/2010/wordml" xmlns:w10="urn:schemas-microsoft-com:office:word" xmlns:sl="http://schemas.openxmlformats.org/schemaLibrary/2006/main" mc:Ignorable="w14">
+<w:styles xmlns:mc="http://schemas.openxmlformats.org/markup-compatibility/2006" xmlns:o="urn:schemas-microsoft-com:office:office" xmlns:r="http://schemas.openxmlformats.org/officeDocument/2006/relationships" xmlns:m="http://schemas.openxmlformats.org/officeDocument/2006/math" xmlns:v="urn:schemas-microsoft-com:vml" xmlns:w="http://schemas.openxmlformats.org/wordprocessingml/2006/main" xmlns:w14="http://schemas.microsoft.com/office/word/2010/wordml" xmlns:w10="urn:schemas-microsoft-com:office:word" xmlns:sl="http://schemas.openxmlformats.org/schemaLibrary/2006/main" xmlns:wpsCustomData="http://www.wps.cn/officeDocument/2013/wpsCustomData" mc:Ignorable="w14">
   <w:docDefaults>
     <w:rPrDefault>
       <w:rPr>
         <w:rFonts w:ascii="Times New Roman" w:hAnsi="Times New Roman" w:eastAsia="宋体" w:cs="Times New Roman"/>
       </w:rPr>
     </w:rPrDefault>
+    <w:pPrDefault/>
   </w:docDefaults>
   <w:latentStyles w:count="260" w:defQFormat="0" w:defUnhideWhenUsed="1" w:defSemiHidden="1" w:defUIPriority="99" w:defLockedState="0">
     <w:lsdException w:qFormat="1" w:unhideWhenUsed="0" w:uiPriority="0" w:semiHidden="0" w:name="Normal"/>
@@ -38888,6 +40960,7 @@
   </w:style>
   <w:style w:type="paragraph" w:customStyle="1" w:styleId="16">
     <w:name w:val="WPSOffice手动目录 2"/>
+    <w:qFormat/>
     <w:uiPriority w:val="0"/>
     <w:pPr>
       <w:ind w:leftChars="200"/>

--- a/vc60/PSINSCore/PSINS C++ readme.docx
+++ b/vc60/PSINSCore/PSINS C++ readme.docx
@@ -1054,8 +1054,6 @@
             </w:rPr>
             <w:t>5.4多维向量</w:t>
           </w:r>
-          <w:bookmarkStart w:id="38" w:name="_GoBack"/>
-          <w:bookmarkEnd w:id="38"/>
           <w:r>
             <w:tab/>
           </w:r>
@@ -2338,7 +2336,16 @@
           <w:rFonts w:hint="eastAsia"/>
           <w:lang w:val="en-US" w:eastAsia="zh-CN"/>
         </w:rPr>
-        <w:t>本PSINS C++核心代码在Windows\VC++6.0环境下编写且使用正常，在其它编译器下使用可能会遇到一些小的编译问题，但应该都不难修改，用户可自行处理。该 C++核心代码已具有成功移植应用于DSP\</w:t>
+        <w:t>本PSINS C++核心代码在Windows\V</w:t>
+      </w:r>
+      <w:bookmarkStart w:id="38" w:name="_GoBack"/>
+      <w:bookmarkEnd w:id="38"/>
+      <w:r>
+        <w:rPr>
+          <w:rFonts w:hint="eastAsia"/>
+          <w:lang w:val="en-US" w:eastAsia="zh-CN"/>
+        </w:rPr>
+        <w:t>C++6.0环境下编写且使用正常，在其它编译器下使用可能会遇到一些小的编译问题，但应该都不难修改，用户可自行处理。该 C++核心代码已具有成功移植应用于DSP\</w:t>
       </w:r>
       <w:r>
         <w:rPr>
@@ -7296,12 +7303,6 @@
             <w:insideH w:val="single" w:color="E2EFD9" w:themeColor="accent6" w:themeTint="33" w:sz="4" w:space="0"/>
             <w:insideV w:val="none" w:color="auto" w:sz="0" w:space="0"/>
           </w:tblBorders>
-          <w:tblCellMar>
-            <w:top w:w="0" w:type="dxa"/>
-            <w:left w:w="108" w:type="dxa"/>
-            <w:bottom w:w="0" w:type="dxa"/>
-            <w:right w:w="108" w:type="dxa"/>
-          </w:tblCellMar>
         </w:tblPrEx>
         <w:trPr>
           <w:jc w:val="center"/>
@@ -7464,12 +7465,14 @@
       </w:tr>
       <w:tr>
         <w:tblPrEx>
-          <w:tblCellMar>
-            <w:top w:w="0" w:type="dxa"/>
-            <w:left w:w="108" w:type="dxa"/>
-            <w:bottom w:w="0" w:type="dxa"/>
-            <w:right w:w="108" w:type="dxa"/>
-          </w:tblCellMar>
+          <w:tblBorders>
+            <w:top w:val="single" w:color="auto" w:sz="4" w:space="0"/>
+            <w:left w:val="none" w:color="auto" w:sz="0" w:space="0"/>
+            <w:bottom w:val="single" w:color="auto" w:sz="4" w:space="0"/>
+            <w:right w:val="none" w:color="auto" w:sz="0" w:space="0"/>
+            <w:insideH w:val="single" w:color="E2EFD9" w:themeColor="accent6" w:themeTint="33" w:sz="4" w:space="0"/>
+            <w:insideV w:val="none" w:color="auto" w:sz="0" w:space="0"/>
+          </w:tblBorders>
         </w:tblPrEx>
         <w:trPr>
           <w:jc w:val="center"/>
@@ -7647,12 +7650,6 @@
             <w:insideH w:val="single" w:color="E2EFD9" w:themeColor="accent6" w:themeTint="33" w:sz="4" w:space="0"/>
             <w:insideV w:val="none" w:color="auto" w:sz="0" w:space="0"/>
           </w:tblBorders>
-          <w:tblCellMar>
-            <w:top w:w="0" w:type="dxa"/>
-            <w:left w:w="108" w:type="dxa"/>
-            <w:bottom w:w="0" w:type="dxa"/>
-            <w:right w:w="108" w:type="dxa"/>
-          </w:tblCellMar>
         </w:tblPrEx>
         <w:trPr>
           <w:jc w:val="center"/>
@@ -8167,12 +8164,6 @@
             <w:insideH w:val="single" w:color="E2EFD9" w:themeColor="accent6" w:themeTint="33" w:sz="4" w:space="0"/>
             <w:insideV w:val="none" w:color="auto" w:sz="0" w:space="0"/>
           </w:tblBorders>
-          <w:tblCellMar>
-            <w:top w:w="0" w:type="dxa"/>
-            <w:left w:w="108" w:type="dxa"/>
-            <w:bottom w:w="0" w:type="dxa"/>
-            <w:right w:w="108" w:type="dxa"/>
-          </w:tblCellMar>
         </w:tblPrEx>
         <w:trPr>
           <w:jc w:val="center"/>
@@ -8215,6 +8206,84 @@
                 <w:szCs w:val="18"/>
               </w:rPr>
               <w:t>行向量乘矩阵</w:t>
+            </w:r>
+          </w:p>
+        </w:tc>
+      </w:tr>
+      <w:tr>
+        <w:tblPrEx>
+          <w:tblBorders>
+            <w:top w:val="single" w:color="auto" w:sz="4" w:space="0"/>
+            <w:left w:val="none" w:color="auto" w:sz="0" w:space="0"/>
+            <w:bottom w:val="single" w:color="auto" w:sz="4" w:space="0"/>
+            <w:right w:val="none" w:color="auto" w:sz="0" w:space="0"/>
+            <w:insideH w:val="single" w:color="E2EFD9" w:themeColor="accent6" w:themeTint="33" w:sz="4" w:space="0"/>
+            <w:insideV w:val="none" w:color="auto" w:sz="0" w:space="0"/>
+          </w:tblBorders>
+        </w:tblPrEx>
+        <w:trPr>
+          <w:jc w:val="center"/>
+        </w:trPr>
+        <w:tc>
+          <w:tcPr>
+            <w:tcW w:w="5103" w:type="dxa"/>
+          </w:tcPr>
+          <w:p>
+            <w:pPr>
+              <w:rPr>
+                <w:sz w:val="18"/>
+                <w:szCs w:val="18"/>
+              </w:rPr>
+            </w:pPr>
+            <w:r>
+              <w:rPr>
+                <w:sz w:val="18"/>
+                <w:szCs w:val="18"/>
+              </w:rPr>
+              <w:t>CVect3 operator</w:t>
+            </w:r>
+            <w:r>
+              <w:rPr>
+                <w:rFonts w:hint="eastAsia"/>
+                <w:sz w:val="18"/>
+                <w:szCs w:val="18"/>
+              </w:rPr>
+              <w:t>/</w:t>
+            </w:r>
+            <w:r>
+              <w:rPr>
+                <w:sz w:val="18"/>
+                <w:szCs w:val="18"/>
+              </w:rPr>
+              <w:t>(double f) const</w:t>
+            </w:r>
+          </w:p>
+        </w:tc>
+        <w:tc>
+          <w:tcPr>
+            <w:tcW w:w="4333" w:type="dxa"/>
+          </w:tcPr>
+          <w:p>
+            <w:pPr>
+              <w:rPr>
+                <w:sz w:val="18"/>
+                <w:szCs w:val="18"/>
+              </w:rPr>
+            </w:pPr>
+            <w:r>
+              <w:rPr>
+                <w:rFonts w:hint="eastAsia"/>
+                <w:sz w:val="18"/>
+                <w:szCs w:val="18"/>
+              </w:rPr>
+              <w:t>除</w:t>
+            </w:r>
+            <w:r>
+              <w:rPr>
+                <w:sz w:val="18"/>
+                <w:szCs w:val="18"/>
+              </w:rPr>
+              <w:t>标量</w:t>
             </w:r>
           </w:p>
         </w:tc>
@@ -8255,22 +8324,7 @@
                 <w:sz w:val="18"/>
                 <w:szCs w:val="18"/>
               </w:rPr>
-              <w:t>CVect3 operator</w:t>
-            </w:r>
-            <w:r>
-              <w:rPr>
-                <w:rFonts w:hint="eastAsia"/>
-                <w:sz w:val="18"/>
-                <w:szCs w:val="18"/>
-              </w:rPr>
-              <w:t>/</w:t>
-            </w:r>
-            <w:r>
-              <w:rPr>
-                <w:sz w:val="18"/>
-                <w:szCs w:val="18"/>
-              </w:rPr>
-              <w:t>(double f) const</w:t>
+              <w:t>CVect3 operator/(const CVect3 &amp;v) const</w:t>
             </w:r>
           </w:p>
         </w:tc>
@@ -8291,14 +8345,70 @@
                 <w:sz w:val="18"/>
                 <w:szCs w:val="18"/>
               </w:rPr>
-              <w:t>除</w:t>
-            </w:r>
-            <w:r>
-              <w:rPr>
-                <w:sz w:val="18"/>
-                <w:szCs w:val="18"/>
-              </w:rPr>
-              <w:t>标量</w:t>
+              <w:t>除向量（对应元素相除）</w:t>
+            </w:r>
+          </w:p>
+        </w:tc>
+      </w:tr>
+      <w:tr>
+        <w:tblPrEx>
+          <w:tblBorders>
+            <w:top w:val="single" w:color="auto" w:sz="4" w:space="0"/>
+            <w:left w:val="none" w:color="auto" w:sz="0" w:space="0"/>
+            <w:bottom w:val="single" w:color="auto" w:sz="4" w:space="0"/>
+            <w:right w:val="none" w:color="auto" w:sz="0" w:space="0"/>
+            <w:insideH w:val="single" w:color="E2EFD9" w:themeColor="accent6" w:themeTint="33" w:sz="4" w:space="0"/>
+            <w:insideV w:val="none" w:color="auto" w:sz="0" w:space="0"/>
+          </w:tblBorders>
+        </w:tblPrEx>
+        <w:trPr>
+          <w:jc w:val="center"/>
+        </w:trPr>
+        <w:tc>
+          <w:tcPr>
+            <w:tcW w:w="5103" w:type="dxa"/>
+          </w:tcPr>
+          <w:p>
+            <w:pPr>
+              <w:rPr>
+                <w:sz w:val="18"/>
+                <w:szCs w:val="18"/>
+              </w:rPr>
+            </w:pPr>
+            <w:r>
+              <w:rPr>
+                <w:sz w:val="18"/>
+                <w:szCs w:val="18"/>
+              </w:rPr>
+              <w:t>CVect3&amp; operator+=(const CVect3 &amp;v)</w:t>
+            </w:r>
+          </w:p>
+        </w:tc>
+        <w:tc>
+          <w:tcPr>
+            <w:tcW w:w="4333" w:type="dxa"/>
+          </w:tcPr>
+          <w:p>
+            <w:pPr>
+              <w:rPr>
+                <w:sz w:val="18"/>
+                <w:szCs w:val="18"/>
+              </w:rPr>
+            </w:pPr>
+            <w:r>
+              <w:rPr>
+                <w:rFonts w:hint="eastAsia"/>
+                <w:sz w:val="18"/>
+                <w:szCs w:val="18"/>
+              </w:rPr>
+              <w:t>+</w:t>
+            </w:r>
+            <w:r>
+              <w:rPr>
+                <w:sz w:val="18"/>
+                <w:szCs w:val="18"/>
+              </w:rPr>
+              <w:t>=运算</w:t>
             </w:r>
           </w:p>
         </w:tc>
@@ -8339,7 +8449,7 @@
                 <w:sz w:val="18"/>
                 <w:szCs w:val="18"/>
               </w:rPr>
-              <w:t>CVect3 operator/(const CVect3 &amp;v) const</w:t>
+              <w:t>CVect3&amp; operator-=(const CVect3 &amp;v)</w:t>
             </w:r>
           </w:p>
         </w:tc>
@@ -8360,7 +8470,14 @@
                 <w:sz w:val="18"/>
                 <w:szCs w:val="18"/>
               </w:rPr>
-              <w:t>除向量（对应元素相除）</w:t>
+              <w:t>-</w:t>
+            </w:r>
+            <w:r>
+              <w:rPr>
+                <w:sz w:val="18"/>
+                <w:szCs w:val="18"/>
+              </w:rPr>
+              <w:t>=运算</w:t>
             </w:r>
           </w:p>
         </w:tc>
@@ -8401,7 +8518,22 @@
                 <w:sz w:val="18"/>
                 <w:szCs w:val="18"/>
               </w:rPr>
-              <w:t>CVect3&amp; operator+=(const CVect3 &amp;v)</w:t>
+              <w:t>CVect3</w:t>
+            </w:r>
+            <w:r>
+              <w:rPr>
+                <w:rFonts w:hint="eastAsia"/>
+                <w:sz w:val="18"/>
+                <w:szCs w:val="18"/>
+              </w:rPr>
+              <w:t>&amp;</w:t>
+            </w:r>
+            <w:r>
+              <w:rPr>
+                <w:sz w:val="18"/>
+                <w:szCs w:val="18"/>
+              </w:rPr>
+              <w:t xml:space="preserve"> operator*=(double f)</w:t>
             </w:r>
           </w:p>
         </w:tc>
@@ -8422,14 +8554,14 @@
                 <w:sz w:val="18"/>
                 <w:szCs w:val="18"/>
               </w:rPr>
-              <w:t>+</w:t>
-            </w:r>
-            <w:r>
-              <w:rPr>
-                <w:sz w:val="18"/>
-                <w:szCs w:val="18"/>
-              </w:rPr>
-              <w:t>=运算</w:t>
+              <w:t>*</w:t>
+            </w:r>
+            <w:r>
+              <w:rPr>
+                <w:sz w:val="18"/>
+                <w:szCs w:val="18"/>
+              </w:rPr>
+              <w:t>=标量</w:t>
             </w:r>
           </w:p>
         </w:tc>
@@ -8470,7 +8602,37 @@
                 <w:sz w:val="18"/>
                 <w:szCs w:val="18"/>
               </w:rPr>
-              <w:t>CVect3&amp; operator-=(const CVect3 &amp;v)</w:t>
+              <w:t>CVect3</w:t>
+            </w:r>
+            <w:r>
+              <w:rPr>
+                <w:rFonts w:hint="eastAsia"/>
+                <w:sz w:val="18"/>
+                <w:szCs w:val="18"/>
+              </w:rPr>
+              <w:t>&amp;</w:t>
+            </w:r>
+            <w:r>
+              <w:rPr>
+                <w:sz w:val="18"/>
+                <w:szCs w:val="18"/>
+              </w:rPr>
+              <w:t xml:space="preserve"> operator</w:t>
+            </w:r>
+            <w:r>
+              <w:rPr>
+                <w:rFonts w:hint="eastAsia"/>
+                <w:sz w:val="18"/>
+                <w:szCs w:val="18"/>
+              </w:rPr>
+              <w:t>/</w:t>
+            </w:r>
+            <w:r>
+              <w:rPr>
+                <w:sz w:val="18"/>
+                <w:szCs w:val="18"/>
+              </w:rPr>
+              <w:t>=(double f)</w:t>
             </w:r>
           </w:p>
         </w:tc>
@@ -8491,14 +8653,100 @@
                 <w:sz w:val="18"/>
                 <w:szCs w:val="18"/>
               </w:rPr>
-              <w:t>-</w:t>
-            </w:r>
-            <w:r>
-              <w:rPr>
-                <w:sz w:val="18"/>
-                <w:szCs w:val="18"/>
-              </w:rPr>
-              <w:t>=运算</w:t>
+              <w:t>/=</w:t>
+            </w:r>
+            <w:r>
+              <w:rPr>
+                <w:sz w:val="18"/>
+                <w:szCs w:val="18"/>
+              </w:rPr>
+              <w:t>标量</w:t>
+            </w:r>
+          </w:p>
+        </w:tc>
+      </w:tr>
+      <w:tr>
+        <w:tblPrEx>
+          <w:tblBorders>
+            <w:top w:val="single" w:color="auto" w:sz="4" w:space="0"/>
+            <w:left w:val="none" w:color="auto" w:sz="0" w:space="0"/>
+            <w:bottom w:val="single" w:color="auto" w:sz="4" w:space="0"/>
+            <w:right w:val="none" w:color="auto" w:sz="0" w:space="0"/>
+            <w:insideH w:val="single" w:color="E2EFD9" w:themeColor="accent6" w:themeTint="33" w:sz="4" w:space="0"/>
+            <w:insideV w:val="none" w:color="auto" w:sz="0" w:space="0"/>
+          </w:tblBorders>
+        </w:tblPrEx>
+        <w:trPr>
+          <w:jc w:val="center"/>
+        </w:trPr>
+        <w:tc>
+          <w:tcPr>
+            <w:tcW w:w="5103" w:type="dxa"/>
+          </w:tcPr>
+          <w:p>
+            <w:pPr>
+              <w:rPr>
+                <w:sz w:val="18"/>
+                <w:szCs w:val="18"/>
+              </w:rPr>
+            </w:pPr>
+            <w:r>
+              <w:rPr>
+                <w:sz w:val="18"/>
+                <w:szCs w:val="18"/>
+              </w:rPr>
+              <w:t>CVect3</w:t>
+            </w:r>
+            <w:r>
+              <w:rPr>
+                <w:rFonts w:hint="eastAsia"/>
+                <w:sz w:val="18"/>
+                <w:szCs w:val="18"/>
+              </w:rPr>
+              <w:t>&amp;</w:t>
+            </w:r>
+            <w:r>
+              <w:rPr>
+                <w:sz w:val="18"/>
+                <w:szCs w:val="18"/>
+              </w:rPr>
+              <w:t xml:space="preserve"> operator/</w:t>
+            </w:r>
+            <w:r>
+              <w:rPr>
+                <w:rFonts w:hint="eastAsia"/>
+                <w:sz w:val="18"/>
+                <w:szCs w:val="18"/>
+              </w:rPr>
+              <w:t>=</w:t>
+            </w:r>
+            <w:r>
+              <w:rPr>
+                <w:sz w:val="18"/>
+                <w:szCs w:val="18"/>
+              </w:rPr>
+              <w:t>(const CVect3 &amp;v)</w:t>
+            </w:r>
+          </w:p>
+        </w:tc>
+        <w:tc>
+          <w:tcPr>
+            <w:tcW w:w="4333" w:type="dxa"/>
+          </w:tcPr>
+          <w:p>
+            <w:pPr>
+              <w:rPr>
+                <w:sz w:val="18"/>
+                <w:szCs w:val="18"/>
+              </w:rPr>
+            </w:pPr>
+            <w:r>
+              <w:rPr>
+                <w:rFonts w:hint="eastAsia"/>
+                <w:sz w:val="18"/>
+                <w:szCs w:val="18"/>
+              </w:rPr>
+              <w:t>/=向量（对应元素相除）</w:t>
             </w:r>
           </w:p>
         </w:tc>
@@ -8539,22 +8787,7 @@
                 <w:sz w:val="18"/>
                 <w:szCs w:val="18"/>
               </w:rPr>
-              <w:t>CVect3</w:t>
-            </w:r>
-            <w:r>
-              <w:rPr>
-                <w:rFonts w:hint="eastAsia"/>
-                <w:sz w:val="18"/>
-                <w:szCs w:val="18"/>
-              </w:rPr>
-              <w:t>&amp;</w:t>
-            </w:r>
-            <w:r>
-              <w:rPr>
-                <w:sz w:val="18"/>
-                <w:szCs w:val="18"/>
-              </w:rPr>
-              <w:t xml:space="preserve"> operator*=(double f)</w:t>
+              <w:t>friend CVect3 operator*(double f, const CVect3 &amp;v)</w:t>
             </w:r>
           </w:p>
         </w:tc>
@@ -8575,14 +8808,14 @@
                 <w:sz w:val="18"/>
                 <w:szCs w:val="18"/>
               </w:rPr>
-              <w:t>*</w:t>
-            </w:r>
-            <w:r>
-              <w:rPr>
-                <w:sz w:val="18"/>
-                <w:szCs w:val="18"/>
-              </w:rPr>
-              <w:t>=标量</w:t>
+              <w:t>标量乘</w:t>
+            </w:r>
+            <w:r>
+              <w:rPr>
+                <w:sz w:val="18"/>
+                <w:szCs w:val="18"/>
+              </w:rPr>
+              <w:t>向量</w:t>
             </w:r>
           </w:p>
         </w:tc>
@@ -8623,37 +8856,7 @@
                 <w:sz w:val="18"/>
                 <w:szCs w:val="18"/>
               </w:rPr>
-              <w:t>CVect3</w:t>
-            </w:r>
-            <w:r>
-              <w:rPr>
-                <w:rFonts w:hint="eastAsia"/>
-                <w:sz w:val="18"/>
-                <w:szCs w:val="18"/>
-              </w:rPr>
-              <w:t>&amp;</w:t>
-            </w:r>
-            <w:r>
-              <w:rPr>
-                <w:sz w:val="18"/>
-                <w:szCs w:val="18"/>
-              </w:rPr>
-              <w:t xml:space="preserve"> operator</w:t>
-            </w:r>
-            <w:r>
-              <w:rPr>
-                <w:rFonts w:hint="eastAsia"/>
-                <w:sz w:val="18"/>
-                <w:szCs w:val="18"/>
-              </w:rPr>
-              <w:t>/</w:t>
-            </w:r>
-            <w:r>
-              <w:rPr>
-                <w:sz w:val="18"/>
-                <w:szCs w:val="18"/>
-              </w:rPr>
-              <w:t>=(double f)</w:t>
+              <w:t>friend CVect3 operator-(const CVect3 &amp;v)</w:t>
             </w:r>
           </w:p>
         </w:tc>
@@ -8674,14 +8877,70 @@
                 <w:sz w:val="18"/>
                 <w:szCs w:val="18"/>
               </w:rPr>
-              <w:t>/=</w:t>
-            </w:r>
-            <w:r>
-              <w:rPr>
-                <w:sz w:val="18"/>
-                <w:szCs w:val="18"/>
-              </w:rPr>
-              <w:t>标量</w:t>
+              <w:t>向量取反</w:t>
+            </w:r>
+          </w:p>
+        </w:tc>
+      </w:tr>
+      <w:tr>
+        <w:tblPrEx>
+          <w:tblBorders>
+            <w:top w:val="single" w:color="auto" w:sz="4" w:space="0"/>
+            <w:left w:val="none" w:color="auto" w:sz="0" w:space="0"/>
+            <w:bottom w:val="single" w:color="auto" w:sz="4" w:space="0"/>
+            <w:right w:val="none" w:color="auto" w:sz="0" w:space="0"/>
+            <w:insideH w:val="single" w:color="E2EFD9" w:themeColor="accent6" w:themeTint="33" w:sz="4" w:space="0"/>
+            <w:insideV w:val="none" w:color="auto" w:sz="0" w:space="0"/>
+          </w:tblBorders>
+        </w:tblPrEx>
+        <w:trPr>
+          <w:jc w:val="center"/>
+        </w:trPr>
+        <w:tc>
+          <w:tcPr>
+            <w:tcW w:w="5103" w:type="dxa"/>
+          </w:tcPr>
+          <w:p>
+            <w:pPr>
+              <w:rPr>
+                <w:sz w:val="18"/>
+                <w:szCs w:val="18"/>
+              </w:rPr>
+            </w:pPr>
+            <w:r>
+              <w:rPr>
+                <w:sz w:val="18"/>
+                <w:szCs w:val="18"/>
+              </w:rPr>
+              <w:t>friend double norm(const CVect3 &amp;v)</w:t>
+            </w:r>
+          </w:p>
+        </w:tc>
+        <w:tc>
+          <w:tcPr>
+            <w:tcW w:w="4333" w:type="dxa"/>
+          </w:tcPr>
+          <w:p>
+            <w:pPr>
+              <w:rPr>
+                <w:sz w:val="18"/>
+                <w:szCs w:val="18"/>
+              </w:rPr>
+            </w:pPr>
+            <w:r>
+              <w:rPr>
+                <w:rFonts w:hint="eastAsia"/>
+                <w:sz w:val="18"/>
+                <w:szCs w:val="18"/>
+              </w:rPr>
+              <w:t>求模</w:t>
+            </w:r>
+            <w:r>
+              <w:rPr>
+                <w:sz w:val="18"/>
+                <w:szCs w:val="18"/>
+              </w:rPr>
+              <w:t>运算</w:t>
             </w:r>
           </w:p>
         </w:tc>
@@ -8722,37 +8981,7 @@
                 <w:sz w:val="18"/>
                 <w:szCs w:val="18"/>
               </w:rPr>
-              <w:t>CVect3</w:t>
-            </w:r>
-            <w:r>
-              <w:rPr>
-                <w:rFonts w:hint="eastAsia"/>
-                <w:sz w:val="18"/>
-                <w:szCs w:val="18"/>
-              </w:rPr>
-              <w:t>&amp;</w:t>
-            </w:r>
-            <w:r>
-              <w:rPr>
-                <w:sz w:val="18"/>
-                <w:szCs w:val="18"/>
-              </w:rPr>
-              <w:t xml:space="preserve"> operator/</w:t>
-            </w:r>
-            <w:r>
-              <w:rPr>
-                <w:rFonts w:hint="eastAsia"/>
-                <w:sz w:val="18"/>
-                <w:szCs w:val="18"/>
-              </w:rPr>
-              <w:t>=</w:t>
-            </w:r>
-            <w:r>
-              <w:rPr>
-                <w:sz w:val="18"/>
-                <w:szCs w:val="18"/>
-              </w:rPr>
-              <w:t>(const CVect3 &amp;v)</w:t>
+              <w:t>friend double normXY(const CVect3 &amp;v)</w:t>
             </w:r>
           </w:p>
         </w:tc>
@@ -8773,7 +9002,14 @@
                 <w:sz w:val="18"/>
                 <w:szCs w:val="18"/>
               </w:rPr>
-              <w:t>/=向量（对应元素相除）</w:t>
+              <w:t>求XY分量</w:t>
+            </w:r>
+            <w:r>
+              <w:rPr>
+                <w:sz w:val="18"/>
+                <w:szCs w:val="18"/>
+              </w:rPr>
+              <w:t>模</w:t>
             </w:r>
           </w:p>
         </w:tc>
@@ -8814,7 +9050,7 @@
                 <w:sz w:val="18"/>
                 <w:szCs w:val="18"/>
               </w:rPr>
-              <w:t>friend CVect3 operator*(double f, const CVect3 &amp;v)</w:t>
+              <w:t>friend CVect3 sqrt(const CVect3 &amp;v)</w:t>
             </w:r>
           </w:p>
         </w:tc>
@@ -8835,14 +9071,7 @@
                 <w:sz w:val="18"/>
                 <w:szCs w:val="18"/>
               </w:rPr>
-              <w:t>标量乘</w:t>
-            </w:r>
-            <w:r>
-              <w:rPr>
-                <w:sz w:val="18"/>
-                <w:szCs w:val="18"/>
-              </w:rPr>
-              <w:t>向量</w:t>
+              <w:t>分别对每一分量开方</w:t>
             </w:r>
           </w:p>
         </w:tc>
@@ -8883,7 +9112,7 @@
                 <w:sz w:val="18"/>
                 <w:szCs w:val="18"/>
               </w:rPr>
-              <w:t>friend CVect3 operator-(const CVect3 &amp;v)</w:t>
+              <w:t>friend CVect3 pow(const CVect3 &amp;v, int k=2)</w:t>
             </w:r>
           </w:p>
         </w:tc>
@@ -8904,7 +9133,70 @@
                 <w:sz w:val="18"/>
                 <w:szCs w:val="18"/>
               </w:rPr>
-              <w:t>向量取反</w:t>
+              <w:t>分别对每一分量求k次方</w:t>
+            </w:r>
+          </w:p>
+        </w:tc>
+      </w:tr>
+      <w:tr>
+        <w:tblPrEx>
+          <w:tblBorders>
+            <w:top w:val="single" w:color="auto" w:sz="4" w:space="0"/>
+            <w:left w:val="none" w:color="auto" w:sz="0" w:space="0"/>
+            <w:bottom w:val="single" w:color="auto" w:sz="4" w:space="0"/>
+            <w:right w:val="none" w:color="auto" w:sz="0" w:space="0"/>
+            <w:insideH w:val="single" w:color="E2EFD9" w:themeColor="accent6" w:themeTint="33" w:sz="4" w:space="0"/>
+            <w:insideV w:val="none" w:color="auto" w:sz="0" w:space="0"/>
+          </w:tblBorders>
+        </w:tblPrEx>
+        <w:trPr>
+          <w:jc w:val="center"/>
+        </w:trPr>
+        <w:tc>
+          <w:tcPr>
+            <w:tcW w:w="5103" w:type="dxa"/>
+          </w:tcPr>
+          <w:p>
+            <w:pPr>
+              <w:rPr>
+                <w:sz w:val="18"/>
+                <w:szCs w:val="18"/>
+              </w:rPr>
+            </w:pPr>
+            <w:r>
+              <w:rPr>
+                <w:sz w:val="18"/>
+                <w:szCs w:val="18"/>
+              </w:rPr>
+              <w:t>friend double dot(const CVect3 &amp;v1, const CVect3 &amp;v2)</w:t>
+            </w:r>
+          </w:p>
+        </w:tc>
+        <w:tc>
+          <w:tcPr>
+            <w:tcW w:w="4333" w:type="dxa"/>
+          </w:tcPr>
+          <w:p>
+            <w:pPr>
+              <w:rPr>
+                <w:sz w:val="18"/>
+                <w:szCs w:val="18"/>
+              </w:rPr>
+            </w:pPr>
+            <w:r>
+              <w:rPr>
+                <w:rFonts w:hint="eastAsia"/>
+                <w:sz w:val="18"/>
+                <w:szCs w:val="18"/>
+              </w:rPr>
+              <w:t>点乘</w:t>
+            </w:r>
+            <w:r>
+              <w:rPr>
+                <w:sz w:val="18"/>
+                <w:szCs w:val="18"/>
+              </w:rPr>
+              <w:t>运算</w:t>
             </w:r>
           </w:p>
         </w:tc>
@@ -8942,10 +9234,11 @@
             </w:pPr>
             <w:r>
               <w:rPr>
-                <w:sz w:val="18"/>
-                <w:szCs w:val="18"/>
-              </w:rPr>
-              <w:t>friend double norm(const CVect3 &amp;v)</w:t>
+                <w:rFonts w:hint="eastAsia"/>
+                <w:sz w:val="18"/>
+                <w:szCs w:val="18"/>
+              </w:rPr>
+              <w:t>friend CVect3 dotmul(const CVect3 &amp;v1, const CVect3 &amp;v2)</w:t>
             </w:r>
           </w:p>
         </w:tc>
@@ -8956,24 +9249,37 @@
           <w:p>
             <w:pPr>
               <w:rPr>
-                <w:sz w:val="18"/>
-                <w:szCs w:val="18"/>
-              </w:rPr>
-            </w:pPr>
-            <w:r>
-              <w:rPr>
-                <w:rFonts w:hint="eastAsia"/>
-                <w:sz w:val="18"/>
-                <w:szCs w:val="18"/>
-              </w:rPr>
-              <w:t>求模</w:t>
-            </w:r>
-            <w:r>
-              <w:rPr>
-                <w:sz w:val="18"/>
-                <w:szCs w:val="18"/>
-              </w:rPr>
-              <w:t>运算</w:t>
+                <w:rFonts w:hint="default" w:eastAsiaTheme="minorEastAsia"/>
+                <w:sz w:val="18"/>
+                <w:szCs w:val="18"/>
+                <w:lang w:val="en-US" w:eastAsia="zh-CN"/>
+              </w:rPr>
+            </w:pPr>
+            <w:r>
+              <w:rPr>
+                <w:rFonts w:hint="eastAsia"/>
+                <w:sz w:val="18"/>
+                <w:szCs w:val="18"/>
+              </w:rPr>
+              <w:t>点乘</w:t>
+            </w:r>
+            <w:r>
+              <w:rPr>
+                <w:rFonts w:hint="eastAsia"/>
+                <w:sz w:val="18"/>
+                <w:szCs w:val="18"/>
+                <w:lang w:eastAsia="zh-CN"/>
+              </w:rPr>
+              <w:t>，</w:t>
+            </w:r>
+            <w:r>
+              <w:rPr>
+                <w:rFonts w:hint="eastAsia"/>
+                <w:sz w:val="18"/>
+                <w:szCs w:val="18"/>
+                <w:lang w:val="en-US" w:eastAsia="zh-CN"/>
+              </w:rPr>
+              <w:t>同Matlab的“.*”运算功能</w:t>
             </w:r>
           </w:p>
         </w:tc>
@@ -9014,7 +9320,7 @@
                 <w:sz w:val="18"/>
                 <w:szCs w:val="18"/>
               </w:rPr>
-              <w:t>friend double normXY(const CVect3 &amp;v)</w:t>
+              <w:t>friend CQuat rv2q(const CVect3 &amp;v)</w:t>
             </w:r>
           </w:p>
         </w:tc>
@@ -9035,14 +9341,77 @@
                 <w:sz w:val="18"/>
                 <w:szCs w:val="18"/>
               </w:rPr>
-              <w:t>求XY分量</w:t>
-            </w:r>
-            <w:r>
-              <w:rPr>
-                <w:sz w:val="18"/>
-                <w:szCs w:val="18"/>
-              </w:rPr>
-              <w:t>模</w:t>
+              <w:t>等效</w:t>
+            </w:r>
+            <w:r>
+              <w:rPr>
+                <w:sz w:val="18"/>
+                <w:szCs w:val="18"/>
+              </w:rPr>
+              <w:t>旋转矢量转换为四元数</w:t>
+            </w:r>
+          </w:p>
+        </w:tc>
+      </w:tr>
+      <w:tr>
+        <w:tblPrEx>
+          <w:tblBorders>
+            <w:top w:val="single" w:color="auto" w:sz="4" w:space="0"/>
+            <w:left w:val="none" w:color="auto" w:sz="0" w:space="0"/>
+            <w:bottom w:val="single" w:color="auto" w:sz="4" w:space="0"/>
+            <w:right w:val="none" w:color="auto" w:sz="0" w:space="0"/>
+            <w:insideH w:val="single" w:color="E2EFD9" w:themeColor="accent6" w:themeTint="33" w:sz="4" w:space="0"/>
+            <w:insideV w:val="none" w:color="auto" w:sz="0" w:space="0"/>
+          </w:tblBorders>
+        </w:tblPrEx>
+        <w:trPr>
+          <w:jc w:val="center"/>
+        </w:trPr>
+        <w:tc>
+          <w:tcPr>
+            <w:tcW w:w="5103" w:type="dxa"/>
+          </w:tcPr>
+          <w:p>
+            <w:pPr>
+              <w:rPr>
+                <w:sz w:val="18"/>
+                <w:szCs w:val="18"/>
+              </w:rPr>
+            </w:pPr>
+            <w:r>
+              <w:rPr>
+                <w:sz w:val="18"/>
+                <w:szCs w:val="18"/>
+              </w:rPr>
+              <w:t>friend CVect3 q2rv(const CQuat &amp;q)</w:t>
+            </w:r>
+          </w:p>
+        </w:tc>
+        <w:tc>
+          <w:tcPr>
+            <w:tcW w:w="4333" w:type="dxa"/>
+          </w:tcPr>
+          <w:p>
+            <w:pPr>
+              <w:rPr>
+                <w:sz w:val="18"/>
+                <w:szCs w:val="18"/>
+              </w:rPr>
+            </w:pPr>
+            <w:r>
+              <w:rPr>
+                <w:rFonts w:hint="eastAsia"/>
+                <w:sz w:val="18"/>
+                <w:szCs w:val="18"/>
+              </w:rPr>
+              <w:t>变换</w:t>
+            </w:r>
+            <w:r>
+              <w:rPr>
+                <w:sz w:val="18"/>
+                <w:szCs w:val="18"/>
+              </w:rPr>
+              <w:t>四元数转换为等效旋转矢量</w:t>
             </w:r>
           </w:p>
         </w:tc>
@@ -9083,7 +9452,7 @@
                 <w:sz w:val="18"/>
                 <w:szCs w:val="18"/>
               </w:rPr>
-              <w:t>friend CVect3 sqrt(const CVect3 &amp;v)</w:t>
+              <w:t>friend CMat3 a2mat(const CVect3 &amp;att)</w:t>
             </w:r>
           </w:p>
         </w:tc>
@@ -9100,11 +9469,70 @@
             </w:pPr>
             <w:r>
               <w:rPr>
-                <w:rFonts w:hint="eastAsia"/>
-                <w:sz w:val="18"/>
-                <w:szCs w:val="18"/>
-              </w:rPr>
-              <w:t>分别对每一分量开方</w:t>
+                <w:sz w:val="18"/>
+                <w:szCs w:val="18"/>
+              </w:rPr>
+              <w:t>欧拉角转换</w:t>
+            </w:r>
+            <w:r>
+              <w:rPr>
+                <w:rFonts w:hint="eastAsia"/>
+                <w:sz w:val="18"/>
+                <w:szCs w:val="18"/>
+              </w:rPr>
+              <w:t>成姿态</w:t>
+            </w:r>
+            <w:r>
+              <w:rPr>
+                <w:sz w:val="18"/>
+                <w:szCs w:val="18"/>
+              </w:rPr>
+              <w:t>阵（</w:t>
+            </w:r>
+            <w:r>
+              <w:rPr>
+                <w:rFonts w:hint="eastAsia"/>
+                <w:sz w:val="18"/>
+                <w:szCs w:val="18"/>
+              </w:rPr>
+              <w:t>欧拉</w:t>
+            </w:r>
+            <w:r>
+              <w:rPr>
+                <w:sz w:val="18"/>
+                <w:szCs w:val="18"/>
+              </w:rPr>
+              <w:t>角</w:t>
+            </w:r>
+            <w:r>
+              <w:rPr>
+                <w:rFonts w:hint="eastAsia"/>
+                <w:sz w:val="18"/>
+                <w:szCs w:val="18"/>
+              </w:rPr>
+              <w:t>按“右前上3</w:t>
+            </w:r>
+            <w:r>
+              <w:rPr>
+                <w:sz w:val="18"/>
+                <w:szCs w:val="18"/>
+              </w:rPr>
+              <w:t>12</w:t>
+            </w:r>
+            <w:r>
+              <w:rPr>
+                <w:rFonts w:hint="eastAsia"/>
+                <w:sz w:val="18"/>
+                <w:szCs w:val="18"/>
+              </w:rPr>
+              <w:t>”方式</w:t>
+            </w:r>
+            <w:r>
+              <w:rPr>
+                <w:sz w:val="18"/>
+                <w:szCs w:val="18"/>
+              </w:rPr>
+              <w:t>）</w:t>
             </w:r>
           </w:p>
         </w:tc>
@@ -9145,7 +9573,7 @@
                 <w:sz w:val="18"/>
                 <w:szCs w:val="18"/>
               </w:rPr>
-              <w:t>friend CVect3 pow(const CVect3 &amp;v, int k=2)</w:t>
+              <w:t>friend CVect3 m2att(const CMat3 &amp;Cnb)</w:t>
             </w:r>
           </w:p>
         </w:tc>
@@ -9166,7 +9594,29 @@
                 <w:sz w:val="18"/>
                 <w:szCs w:val="18"/>
               </w:rPr>
-              <w:t>分别对每一分量求k次方</w:t>
+              <w:t>姿态</w:t>
+            </w:r>
+            <w:r>
+              <w:rPr>
+                <w:sz w:val="18"/>
+                <w:szCs w:val="18"/>
+              </w:rPr>
+              <w:t>阵转换</w:t>
+            </w:r>
+            <w:r>
+              <w:rPr>
+                <w:rFonts w:hint="eastAsia"/>
+                <w:sz w:val="18"/>
+                <w:szCs w:val="18"/>
+              </w:rPr>
+              <w:t>成</w:t>
+            </w:r>
+            <w:r>
+              <w:rPr>
+                <w:sz w:val="18"/>
+                <w:szCs w:val="18"/>
+              </w:rPr>
+              <w:t>欧拉角</w:t>
             </w:r>
           </w:p>
         </w:tc>
@@ -9207,7 +9657,7 @@
                 <w:sz w:val="18"/>
                 <w:szCs w:val="18"/>
               </w:rPr>
-              <w:t>friend double dot(const CVect3 &amp;v1, const CVect3 &amp;v2)</w:t>
+              <w:t>friend CQuat a2qua(double pitch, double roll, double yaw)</w:t>
             </w:r>
           </w:p>
         </w:tc>
@@ -9224,18 +9674,18 @@
             </w:pPr>
             <w:r>
               <w:rPr>
-                <w:rFonts w:hint="eastAsia"/>
-                <w:sz w:val="18"/>
-                <w:szCs w:val="18"/>
-              </w:rPr>
-              <w:t>点乘</w:t>
-            </w:r>
-            <w:r>
-              <w:rPr>
-                <w:sz w:val="18"/>
-                <w:szCs w:val="18"/>
-              </w:rPr>
-              <w:t>运算</w:t>
+                <w:sz w:val="18"/>
+                <w:szCs w:val="18"/>
+              </w:rPr>
+              <w:t>欧拉角转换</w:t>
+            </w:r>
+            <w:r>
+              <w:rPr>
+                <w:rFonts w:hint="eastAsia"/>
+                <w:sz w:val="18"/>
+                <w:szCs w:val="18"/>
+              </w:rPr>
+              <w:t>成四元数</w:t>
             </w:r>
           </w:p>
         </w:tc>
@@ -9273,11 +9723,10 @@
             </w:pPr>
             <w:r>
               <w:rPr>
-                <w:rFonts w:hint="eastAsia"/>
-                <w:sz w:val="18"/>
-                <w:szCs w:val="18"/>
-              </w:rPr>
-              <w:t>friend CVect3 dotmul(const CVect3 &amp;v1, const CVect3 &amp;v2)</w:t>
+                <w:sz w:val="18"/>
+                <w:szCs w:val="18"/>
+              </w:rPr>
+              <w:t>friend CQuat a2qua(const CVect3 &amp;att)</w:t>
             </w:r>
           </w:p>
         </w:tc>
@@ -9288,37 +9737,24 @@
           <w:p>
             <w:pPr>
               <w:rPr>
-                <w:rFonts w:hint="default" w:eastAsiaTheme="minorEastAsia"/>
-                <w:sz w:val="18"/>
-                <w:szCs w:val="18"/>
-                <w:lang w:val="en-US" w:eastAsia="zh-CN"/>
-              </w:rPr>
-            </w:pPr>
-            <w:r>
-              <w:rPr>
-                <w:rFonts w:hint="eastAsia"/>
-                <w:sz w:val="18"/>
-                <w:szCs w:val="18"/>
-              </w:rPr>
-              <w:t>点乘</w:t>
-            </w:r>
-            <w:r>
-              <w:rPr>
-                <w:rFonts w:hint="eastAsia"/>
-                <w:sz w:val="18"/>
-                <w:szCs w:val="18"/>
-                <w:lang w:eastAsia="zh-CN"/>
-              </w:rPr>
-              <w:t>，</w:t>
-            </w:r>
-            <w:r>
-              <w:rPr>
-                <w:rFonts w:hint="eastAsia"/>
-                <w:sz w:val="18"/>
-                <w:szCs w:val="18"/>
-                <w:lang w:val="en-US" w:eastAsia="zh-CN"/>
-              </w:rPr>
-              <w:t>同Matlab的“.*”运算功能</w:t>
+                <w:sz w:val="18"/>
+                <w:szCs w:val="18"/>
+              </w:rPr>
+            </w:pPr>
+            <w:r>
+              <w:rPr>
+                <w:sz w:val="18"/>
+                <w:szCs w:val="18"/>
+              </w:rPr>
+              <w:t>欧拉角转换</w:t>
+            </w:r>
+            <w:r>
+              <w:rPr>
+                <w:rFonts w:hint="eastAsia"/>
+                <w:sz w:val="18"/>
+                <w:szCs w:val="18"/>
+              </w:rPr>
+              <w:t>成姿态四元数</w:t>
             </w:r>
           </w:p>
         </w:tc>
@@ -9359,7 +9795,7 @@
                 <w:sz w:val="18"/>
                 <w:szCs w:val="18"/>
               </w:rPr>
-              <w:t>friend CQuat rv2q(const CVect3 &amp;v)</w:t>
+              <w:t>friend CVect3 q2att(const CQuat &amp;qnb)</w:t>
             </w:r>
           </w:p>
         </w:tc>
@@ -9380,14 +9816,92 @@
                 <w:sz w:val="18"/>
                 <w:szCs w:val="18"/>
               </w:rPr>
-              <w:t>等效</w:t>
-            </w:r>
-            <w:r>
-              <w:rPr>
-                <w:sz w:val="18"/>
-                <w:szCs w:val="18"/>
-              </w:rPr>
-              <w:t>旋转矢量转换为四元数</w:t>
+              <w:t>姿态四元数</w:t>
+            </w:r>
+            <w:r>
+              <w:rPr>
+                <w:sz w:val="18"/>
+                <w:szCs w:val="18"/>
+              </w:rPr>
+              <w:t>转换</w:t>
+            </w:r>
+            <w:r>
+              <w:rPr>
+                <w:rFonts w:hint="eastAsia"/>
+                <w:sz w:val="18"/>
+                <w:szCs w:val="18"/>
+              </w:rPr>
+              <w:t>成</w:t>
+            </w:r>
+            <w:r>
+              <w:rPr>
+                <w:sz w:val="18"/>
+                <w:szCs w:val="18"/>
+              </w:rPr>
+              <w:t>欧拉角</w:t>
+            </w:r>
+          </w:p>
+        </w:tc>
+      </w:tr>
+      <w:tr>
+        <w:tblPrEx>
+          <w:tblBorders>
+            <w:top w:val="single" w:color="auto" w:sz="4" w:space="0"/>
+            <w:left w:val="none" w:color="auto" w:sz="0" w:space="0"/>
+            <w:bottom w:val="single" w:color="auto" w:sz="4" w:space="0"/>
+            <w:right w:val="none" w:color="auto" w:sz="0" w:space="0"/>
+            <w:insideH w:val="single" w:color="E2EFD9" w:themeColor="accent6" w:themeTint="33" w:sz="4" w:space="0"/>
+            <w:insideV w:val="none" w:color="auto" w:sz="0" w:space="0"/>
+          </w:tblBorders>
+        </w:tblPrEx>
+        <w:trPr>
+          <w:jc w:val="center"/>
+        </w:trPr>
+        <w:tc>
+          <w:tcPr>
+            <w:tcW w:w="5103" w:type="dxa"/>
+          </w:tcPr>
+          <w:p>
+            <w:pPr>
+              <w:rPr>
+                <w:sz w:val="18"/>
+                <w:szCs w:val="18"/>
+              </w:rPr>
+            </w:pPr>
+            <w:r>
+              <w:rPr>
+                <w:sz w:val="18"/>
+                <w:szCs w:val="18"/>
+              </w:rPr>
+              <w:t>friend CMat3 askew(const CVect3 &amp;v)</w:t>
+            </w:r>
+          </w:p>
+        </w:tc>
+        <w:tc>
+          <w:tcPr>
+            <w:tcW w:w="4333" w:type="dxa"/>
+          </w:tcPr>
+          <w:p>
+            <w:pPr>
+              <w:rPr>
+                <w:sz w:val="18"/>
+                <w:szCs w:val="18"/>
+              </w:rPr>
+            </w:pPr>
+            <w:r>
+              <w:rPr>
+                <w:rFonts w:hint="eastAsia"/>
+                <w:sz w:val="18"/>
+                <w:szCs w:val="18"/>
+              </w:rPr>
+              <w:t>求</w:t>
+            </w:r>
+            <w:r>
+              <w:rPr>
+                <w:sz w:val="18"/>
+                <w:szCs w:val="18"/>
+              </w:rPr>
+              <w:t>向量的反对称阵</w:t>
             </w:r>
           </w:p>
         </w:tc>
@@ -9428,7 +9942,7 @@
                 <w:sz w:val="18"/>
                 <w:szCs w:val="18"/>
               </w:rPr>
-              <w:t>friend CVect3 q2rv(const CQuat &amp;q)</w:t>
+              <w:t>friend CMat3 pos2Cen(const CVect3 &amp;pos)</w:t>
             </w:r>
           </w:p>
         </w:tc>
@@ -9449,14 +9963,14 @@
                 <w:sz w:val="18"/>
                 <w:szCs w:val="18"/>
               </w:rPr>
-              <w:t>变换</w:t>
-            </w:r>
-            <w:r>
-              <w:rPr>
-                <w:sz w:val="18"/>
-                <w:szCs w:val="18"/>
-              </w:rPr>
-              <w:t>四元数转换为等效旋转矢量</w:t>
+              <w:t>由纬经度</w:t>
+            </w:r>
+            <w:r>
+              <w:rPr>
+                <w:sz w:val="18"/>
+                <w:szCs w:val="18"/>
+              </w:rPr>
+              <w:t>位置向量计算位置矩阵</w:t>
             </w:r>
           </w:p>
         </w:tc>
@@ -9487,17 +10001,18 @@
           </w:tcPr>
           <w:p>
             <w:pPr>
-              <w:rPr>
-                <w:sz w:val="18"/>
-                <w:szCs w:val="18"/>
-              </w:rPr>
-            </w:pPr>
-            <w:r>
-              <w:rPr>
-                <w:sz w:val="18"/>
-                <w:szCs w:val="18"/>
-              </w:rPr>
-              <w:t>friend CMat3 a2mat(const CVect3 &amp;att)</w:t>
+              <w:ind w:left="540" w:hanging="540" w:hangingChars="300"/>
+              <w:rPr>
+                <w:sz w:val="18"/>
+                <w:szCs w:val="18"/>
+              </w:rPr>
+            </w:pPr>
+            <w:r>
+              <w:rPr>
+                <w:sz w:val="18"/>
+                <w:szCs w:val="18"/>
+              </w:rPr>
+              <w:t>friend CVect3 pp2vn(const CVect3 &amp;pos1, const CVect3 &amp;pos0, double ts=1.0, CEarth *pEth=NULL)</w:t>
             </w:r>
           </w:p>
         </w:tc>
@@ -9514,70 +10029,18 @@
             </w:pPr>
             <w:r>
               <w:rPr>
-                <w:sz w:val="18"/>
-                <w:szCs w:val="18"/>
-              </w:rPr>
-              <w:t>欧拉角转换</w:t>
-            </w:r>
-            <w:r>
-              <w:rPr>
-                <w:rFonts w:hint="eastAsia"/>
-                <w:sz w:val="18"/>
-                <w:szCs w:val="18"/>
-              </w:rPr>
-              <w:t>成姿态</w:t>
-            </w:r>
-            <w:r>
-              <w:rPr>
-                <w:sz w:val="18"/>
-                <w:szCs w:val="18"/>
-              </w:rPr>
-              <w:t>阵（</w:t>
-            </w:r>
-            <w:r>
-              <w:rPr>
-                <w:rFonts w:hint="eastAsia"/>
-                <w:sz w:val="18"/>
-                <w:szCs w:val="18"/>
-              </w:rPr>
-              <w:t>欧拉</w:t>
-            </w:r>
-            <w:r>
-              <w:rPr>
-                <w:sz w:val="18"/>
-                <w:szCs w:val="18"/>
-              </w:rPr>
-              <w:t>角</w:t>
-            </w:r>
-            <w:r>
-              <w:rPr>
-                <w:rFonts w:hint="eastAsia"/>
-                <w:sz w:val="18"/>
-                <w:szCs w:val="18"/>
-              </w:rPr>
-              <w:t>按“右前上3</w:t>
-            </w:r>
-            <w:r>
-              <w:rPr>
-                <w:sz w:val="18"/>
-                <w:szCs w:val="18"/>
-              </w:rPr>
-              <w:t>12</w:t>
-            </w:r>
-            <w:r>
-              <w:rPr>
-                <w:rFonts w:hint="eastAsia"/>
-                <w:sz w:val="18"/>
-                <w:szCs w:val="18"/>
-              </w:rPr>
-              <w:t>”方式</w:t>
-            </w:r>
-            <w:r>
-              <w:rPr>
-                <w:sz w:val="18"/>
-                <w:szCs w:val="18"/>
-              </w:rPr>
-              <w:t>）</w:t>
+                <w:rFonts w:hint="eastAsia"/>
+                <w:sz w:val="18"/>
+                <w:szCs w:val="18"/>
+              </w:rPr>
+              <w:t>由</w:t>
+            </w:r>
+            <w:r>
+              <w:rPr>
+                <w:sz w:val="18"/>
+                <w:szCs w:val="18"/>
+              </w:rPr>
+              <w:t>两点位置差分计算平均速度</w:t>
             </w:r>
           </w:p>
         </w:tc>
@@ -9592,526 +10055,6 @@
             <w:insideH w:val="single" w:color="E2EFD9" w:themeColor="accent6" w:themeTint="33" w:sz="4" w:space="0"/>
             <w:insideV w:val="none" w:color="auto" w:sz="0" w:space="0"/>
           </w:tblBorders>
-          <w:tblCellMar>
-            <w:top w:w="0" w:type="dxa"/>
-            <w:left w:w="108" w:type="dxa"/>
-            <w:bottom w:w="0" w:type="dxa"/>
-            <w:right w:w="108" w:type="dxa"/>
-          </w:tblCellMar>
-        </w:tblPrEx>
-        <w:trPr>
-          <w:jc w:val="center"/>
-        </w:trPr>
-        <w:tc>
-          <w:tcPr>
-            <w:tcW w:w="5103" w:type="dxa"/>
-          </w:tcPr>
-          <w:p>
-            <w:pPr>
-              <w:rPr>
-                <w:sz w:val="18"/>
-                <w:szCs w:val="18"/>
-              </w:rPr>
-            </w:pPr>
-            <w:r>
-              <w:rPr>
-                <w:sz w:val="18"/>
-                <w:szCs w:val="18"/>
-              </w:rPr>
-              <w:t>friend CVect3 m2att(const CMat3 &amp;Cnb)</w:t>
-            </w:r>
-          </w:p>
-        </w:tc>
-        <w:tc>
-          <w:tcPr>
-            <w:tcW w:w="4333" w:type="dxa"/>
-          </w:tcPr>
-          <w:p>
-            <w:pPr>
-              <w:rPr>
-                <w:sz w:val="18"/>
-                <w:szCs w:val="18"/>
-              </w:rPr>
-            </w:pPr>
-            <w:r>
-              <w:rPr>
-                <w:rFonts w:hint="eastAsia"/>
-                <w:sz w:val="18"/>
-                <w:szCs w:val="18"/>
-              </w:rPr>
-              <w:t>姿态</w:t>
-            </w:r>
-            <w:r>
-              <w:rPr>
-                <w:sz w:val="18"/>
-                <w:szCs w:val="18"/>
-              </w:rPr>
-              <w:t>阵转换</w:t>
-            </w:r>
-            <w:r>
-              <w:rPr>
-                <w:rFonts w:hint="eastAsia"/>
-                <w:sz w:val="18"/>
-                <w:szCs w:val="18"/>
-              </w:rPr>
-              <w:t>成</w:t>
-            </w:r>
-            <w:r>
-              <w:rPr>
-                <w:sz w:val="18"/>
-                <w:szCs w:val="18"/>
-              </w:rPr>
-              <w:t>欧拉角</w:t>
-            </w:r>
-          </w:p>
-        </w:tc>
-      </w:tr>
-      <w:tr>
-        <w:tblPrEx>
-          <w:tblBorders>
-            <w:top w:val="single" w:color="auto" w:sz="4" w:space="0"/>
-            <w:left w:val="none" w:color="auto" w:sz="0" w:space="0"/>
-            <w:bottom w:val="single" w:color="auto" w:sz="4" w:space="0"/>
-            <w:right w:val="none" w:color="auto" w:sz="0" w:space="0"/>
-            <w:insideH w:val="single" w:color="E2EFD9" w:themeColor="accent6" w:themeTint="33" w:sz="4" w:space="0"/>
-            <w:insideV w:val="none" w:color="auto" w:sz="0" w:space="0"/>
-          </w:tblBorders>
-          <w:tblCellMar>
-            <w:top w:w="0" w:type="dxa"/>
-            <w:left w:w="108" w:type="dxa"/>
-            <w:bottom w:w="0" w:type="dxa"/>
-            <w:right w:w="108" w:type="dxa"/>
-          </w:tblCellMar>
-        </w:tblPrEx>
-        <w:trPr>
-          <w:jc w:val="center"/>
-        </w:trPr>
-        <w:tc>
-          <w:tcPr>
-            <w:tcW w:w="5103" w:type="dxa"/>
-          </w:tcPr>
-          <w:p>
-            <w:pPr>
-              <w:rPr>
-                <w:sz w:val="18"/>
-                <w:szCs w:val="18"/>
-              </w:rPr>
-            </w:pPr>
-            <w:r>
-              <w:rPr>
-                <w:sz w:val="18"/>
-                <w:szCs w:val="18"/>
-              </w:rPr>
-              <w:t>friend CQuat a2qua(double pitch, double roll, double yaw)</w:t>
-            </w:r>
-          </w:p>
-        </w:tc>
-        <w:tc>
-          <w:tcPr>
-            <w:tcW w:w="4333" w:type="dxa"/>
-          </w:tcPr>
-          <w:p>
-            <w:pPr>
-              <w:rPr>
-                <w:sz w:val="18"/>
-                <w:szCs w:val="18"/>
-              </w:rPr>
-            </w:pPr>
-            <w:r>
-              <w:rPr>
-                <w:sz w:val="18"/>
-                <w:szCs w:val="18"/>
-              </w:rPr>
-              <w:t>欧拉角转换</w:t>
-            </w:r>
-            <w:r>
-              <w:rPr>
-                <w:rFonts w:hint="eastAsia"/>
-                <w:sz w:val="18"/>
-                <w:szCs w:val="18"/>
-              </w:rPr>
-              <w:t>成四元数</w:t>
-            </w:r>
-          </w:p>
-        </w:tc>
-      </w:tr>
-      <w:tr>
-        <w:tblPrEx>
-          <w:tblBorders>
-            <w:top w:val="single" w:color="auto" w:sz="4" w:space="0"/>
-            <w:left w:val="none" w:color="auto" w:sz="0" w:space="0"/>
-            <w:bottom w:val="single" w:color="auto" w:sz="4" w:space="0"/>
-            <w:right w:val="none" w:color="auto" w:sz="0" w:space="0"/>
-            <w:insideH w:val="single" w:color="E2EFD9" w:themeColor="accent6" w:themeTint="33" w:sz="4" w:space="0"/>
-            <w:insideV w:val="none" w:color="auto" w:sz="0" w:space="0"/>
-          </w:tblBorders>
-          <w:tblCellMar>
-            <w:top w:w="0" w:type="dxa"/>
-            <w:left w:w="108" w:type="dxa"/>
-            <w:bottom w:w="0" w:type="dxa"/>
-            <w:right w:w="108" w:type="dxa"/>
-          </w:tblCellMar>
-        </w:tblPrEx>
-        <w:trPr>
-          <w:jc w:val="center"/>
-        </w:trPr>
-        <w:tc>
-          <w:tcPr>
-            <w:tcW w:w="5103" w:type="dxa"/>
-          </w:tcPr>
-          <w:p>
-            <w:pPr>
-              <w:rPr>
-                <w:sz w:val="18"/>
-                <w:szCs w:val="18"/>
-              </w:rPr>
-            </w:pPr>
-            <w:r>
-              <w:rPr>
-                <w:sz w:val="18"/>
-                <w:szCs w:val="18"/>
-              </w:rPr>
-              <w:t>friend CQuat a2qua(const CVect3 &amp;att)</w:t>
-            </w:r>
-          </w:p>
-        </w:tc>
-        <w:tc>
-          <w:tcPr>
-            <w:tcW w:w="4333" w:type="dxa"/>
-          </w:tcPr>
-          <w:p>
-            <w:pPr>
-              <w:rPr>
-                <w:sz w:val="18"/>
-                <w:szCs w:val="18"/>
-              </w:rPr>
-            </w:pPr>
-            <w:r>
-              <w:rPr>
-                <w:sz w:val="18"/>
-                <w:szCs w:val="18"/>
-              </w:rPr>
-              <w:t>欧拉角转换</w:t>
-            </w:r>
-            <w:r>
-              <w:rPr>
-                <w:rFonts w:hint="eastAsia"/>
-                <w:sz w:val="18"/>
-                <w:szCs w:val="18"/>
-              </w:rPr>
-              <w:t>成姿态四元数</w:t>
-            </w:r>
-          </w:p>
-        </w:tc>
-      </w:tr>
-      <w:tr>
-        <w:tblPrEx>
-          <w:tblBorders>
-            <w:top w:val="single" w:color="auto" w:sz="4" w:space="0"/>
-            <w:left w:val="none" w:color="auto" w:sz="0" w:space="0"/>
-            <w:bottom w:val="single" w:color="auto" w:sz="4" w:space="0"/>
-            <w:right w:val="none" w:color="auto" w:sz="0" w:space="0"/>
-            <w:insideH w:val="single" w:color="E2EFD9" w:themeColor="accent6" w:themeTint="33" w:sz="4" w:space="0"/>
-            <w:insideV w:val="none" w:color="auto" w:sz="0" w:space="0"/>
-          </w:tblBorders>
-          <w:tblCellMar>
-            <w:top w:w="0" w:type="dxa"/>
-            <w:left w:w="108" w:type="dxa"/>
-            <w:bottom w:w="0" w:type="dxa"/>
-            <w:right w:w="108" w:type="dxa"/>
-          </w:tblCellMar>
-        </w:tblPrEx>
-        <w:trPr>
-          <w:jc w:val="center"/>
-        </w:trPr>
-        <w:tc>
-          <w:tcPr>
-            <w:tcW w:w="5103" w:type="dxa"/>
-          </w:tcPr>
-          <w:p>
-            <w:pPr>
-              <w:rPr>
-                <w:sz w:val="18"/>
-                <w:szCs w:val="18"/>
-              </w:rPr>
-            </w:pPr>
-            <w:r>
-              <w:rPr>
-                <w:sz w:val="18"/>
-                <w:szCs w:val="18"/>
-              </w:rPr>
-              <w:t>friend CVect3 q2att(const CQuat &amp;qnb)</w:t>
-            </w:r>
-          </w:p>
-        </w:tc>
-        <w:tc>
-          <w:tcPr>
-            <w:tcW w:w="4333" w:type="dxa"/>
-          </w:tcPr>
-          <w:p>
-            <w:pPr>
-              <w:rPr>
-                <w:sz w:val="18"/>
-                <w:szCs w:val="18"/>
-              </w:rPr>
-            </w:pPr>
-            <w:r>
-              <w:rPr>
-                <w:rFonts w:hint="eastAsia"/>
-                <w:sz w:val="18"/>
-                <w:szCs w:val="18"/>
-              </w:rPr>
-              <w:t>姿态四元数</w:t>
-            </w:r>
-            <w:r>
-              <w:rPr>
-                <w:sz w:val="18"/>
-                <w:szCs w:val="18"/>
-              </w:rPr>
-              <w:t>转换</w:t>
-            </w:r>
-            <w:r>
-              <w:rPr>
-                <w:rFonts w:hint="eastAsia"/>
-                <w:sz w:val="18"/>
-                <w:szCs w:val="18"/>
-              </w:rPr>
-              <w:t>成</w:t>
-            </w:r>
-            <w:r>
-              <w:rPr>
-                <w:sz w:val="18"/>
-                <w:szCs w:val="18"/>
-              </w:rPr>
-              <w:t>欧拉角</w:t>
-            </w:r>
-          </w:p>
-        </w:tc>
-      </w:tr>
-      <w:tr>
-        <w:tblPrEx>
-          <w:tblBorders>
-            <w:top w:val="single" w:color="auto" w:sz="4" w:space="0"/>
-            <w:left w:val="none" w:color="auto" w:sz="0" w:space="0"/>
-            <w:bottom w:val="single" w:color="auto" w:sz="4" w:space="0"/>
-            <w:right w:val="none" w:color="auto" w:sz="0" w:space="0"/>
-            <w:insideH w:val="single" w:color="E2EFD9" w:themeColor="accent6" w:themeTint="33" w:sz="4" w:space="0"/>
-            <w:insideV w:val="none" w:color="auto" w:sz="0" w:space="0"/>
-          </w:tblBorders>
-          <w:tblCellMar>
-            <w:top w:w="0" w:type="dxa"/>
-            <w:left w:w="108" w:type="dxa"/>
-            <w:bottom w:w="0" w:type="dxa"/>
-            <w:right w:w="108" w:type="dxa"/>
-          </w:tblCellMar>
-        </w:tblPrEx>
-        <w:trPr>
-          <w:jc w:val="center"/>
-        </w:trPr>
-        <w:tc>
-          <w:tcPr>
-            <w:tcW w:w="5103" w:type="dxa"/>
-          </w:tcPr>
-          <w:p>
-            <w:pPr>
-              <w:rPr>
-                <w:sz w:val="18"/>
-                <w:szCs w:val="18"/>
-              </w:rPr>
-            </w:pPr>
-            <w:r>
-              <w:rPr>
-                <w:sz w:val="18"/>
-                <w:szCs w:val="18"/>
-              </w:rPr>
-              <w:t>friend CMat3 askew(const CVect3 &amp;v)</w:t>
-            </w:r>
-          </w:p>
-        </w:tc>
-        <w:tc>
-          <w:tcPr>
-            <w:tcW w:w="4333" w:type="dxa"/>
-          </w:tcPr>
-          <w:p>
-            <w:pPr>
-              <w:rPr>
-                <w:sz w:val="18"/>
-                <w:szCs w:val="18"/>
-              </w:rPr>
-            </w:pPr>
-            <w:r>
-              <w:rPr>
-                <w:rFonts w:hint="eastAsia"/>
-                <w:sz w:val="18"/>
-                <w:szCs w:val="18"/>
-              </w:rPr>
-              <w:t>求</w:t>
-            </w:r>
-            <w:r>
-              <w:rPr>
-                <w:sz w:val="18"/>
-                <w:szCs w:val="18"/>
-              </w:rPr>
-              <w:t>向量的反对称阵</w:t>
-            </w:r>
-          </w:p>
-        </w:tc>
-      </w:tr>
-      <w:tr>
-        <w:tblPrEx>
-          <w:tblBorders>
-            <w:top w:val="single" w:color="auto" w:sz="4" w:space="0"/>
-            <w:left w:val="none" w:color="auto" w:sz="0" w:space="0"/>
-            <w:bottom w:val="single" w:color="auto" w:sz="4" w:space="0"/>
-            <w:right w:val="none" w:color="auto" w:sz="0" w:space="0"/>
-            <w:insideH w:val="single" w:color="E2EFD9" w:themeColor="accent6" w:themeTint="33" w:sz="4" w:space="0"/>
-            <w:insideV w:val="none" w:color="auto" w:sz="0" w:space="0"/>
-          </w:tblBorders>
-          <w:tblCellMar>
-            <w:top w:w="0" w:type="dxa"/>
-            <w:left w:w="108" w:type="dxa"/>
-            <w:bottom w:w="0" w:type="dxa"/>
-            <w:right w:w="108" w:type="dxa"/>
-          </w:tblCellMar>
-        </w:tblPrEx>
-        <w:trPr>
-          <w:jc w:val="center"/>
-        </w:trPr>
-        <w:tc>
-          <w:tcPr>
-            <w:tcW w:w="5103" w:type="dxa"/>
-          </w:tcPr>
-          <w:p>
-            <w:pPr>
-              <w:rPr>
-                <w:sz w:val="18"/>
-                <w:szCs w:val="18"/>
-              </w:rPr>
-            </w:pPr>
-            <w:r>
-              <w:rPr>
-                <w:sz w:val="18"/>
-                <w:szCs w:val="18"/>
-              </w:rPr>
-              <w:t>friend CMat3 pos2Cen(const CVect3 &amp;pos)</w:t>
-            </w:r>
-          </w:p>
-        </w:tc>
-        <w:tc>
-          <w:tcPr>
-            <w:tcW w:w="4333" w:type="dxa"/>
-          </w:tcPr>
-          <w:p>
-            <w:pPr>
-              <w:rPr>
-                <w:sz w:val="18"/>
-                <w:szCs w:val="18"/>
-              </w:rPr>
-            </w:pPr>
-            <w:r>
-              <w:rPr>
-                <w:rFonts w:hint="eastAsia"/>
-                <w:sz w:val="18"/>
-                <w:szCs w:val="18"/>
-              </w:rPr>
-              <w:t>由纬经度</w:t>
-            </w:r>
-            <w:r>
-              <w:rPr>
-                <w:sz w:val="18"/>
-                <w:szCs w:val="18"/>
-              </w:rPr>
-              <w:t>位置向量计算位置矩阵</w:t>
-            </w:r>
-          </w:p>
-        </w:tc>
-      </w:tr>
-      <w:tr>
-        <w:tblPrEx>
-          <w:tblBorders>
-            <w:top w:val="single" w:color="auto" w:sz="4" w:space="0"/>
-            <w:left w:val="none" w:color="auto" w:sz="0" w:space="0"/>
-            <w:bottom w:val="single" w:color="auto" w:sz="4" w:space="0"/>
-            <w:right w:val="none" w:color="auto" w:sz="0" w:space="0"/>
-            <w:insideH w:val="single" w:color="E2EFD9" w:themeColor="accent6" w:themeTint="33" w:sz="4" w:space="0"/>
-            <w:insideV w:val="none" w:color="auto" w:sz="0" w:space="0"/>
-          </w:tblBorders>
-          <w:tblCellMar>
-            <w:top w:w="0" w:type="dxa"/>
-            <w:left w:w="108" w:type="dxa"/>
-            <w:bottom w:w="0" w:type="dxa"/>
-            <w:right w:w="108" w:type="dxa"/>
-          </w:tblCellMar>
-        </w:tblPrEx>
-        <w:trPr>
-          <w:jc w:val="center"/>
-        </w:trPr>
-        <w:tc>
-          <w:tcPr>
-            <w:tcW w:w="5103" w:type="dxa"/>
-          </w:tcPr>
-          <w:p>
-            <w:pPr>
-              <w:ind w:left="540" w:hanging="540" w:hangingChars="300"/>
-              <w:rPr>
-                <w:sz w:val="18"/>
-                <w:szCs w:val="18"/>
-              </w:rPr>
-            </w:pPr>
-            <w:r>
-              <w:rPr>
-                <w:sz w:val="18"/>
-                <w:szCs w:val="18"/>
-              </w:rPr>
-              <w:t>friend CVect3 pp2vn(const CVect3 &amp;pos1, const CVect3 &amp;pos0, double ts=1.0, CEarth *pEth=NULL)</w:t>
-            </w:r>
-          </w:p>
-        </w:tc>
-        <w:tc>
-          <w:tcPr>
-            <w:tcW w:w="4333" w:type="dxa"/>
-          </w:tcPr>
-          <w:p>
-            <w:pPr>
-              <w:rPr>
-                <w:sz w:val="18"/>
-                <w:szCs w:val="18"/>
-              </w:rPr>
-            </w:pPr>
-            <w:r>
-              <w:rPr>
-                <w:rFonts w:hint="eastAsia"/>
-                <w:sz w:val="18"/>
-                <w:szCs w:val="18"/>
-              </w:rPr>
-              <w:t>由</w:t>
-            </w:r>
-            <w:r>
-              <w:rPr>
-                <w:sz w:val="18"/>
-                <w:szCs w:val="18"/>
-              </w:rPr>
-              <w:t>两点位置差分计算平均速度</w:t>
-            </w:r>
-          </w:p>
-        </w:tc>
-      </w:tr>
-      <w:tr>
-        <w:tblPrEx>
-          <w:tblBorders>
-            <w:top w:val="single" w:color="auto" w:sz="4" w:space="0"/>
-            <w:left w:val="none" w:color="auto" w:sz="0" w:space="0"/>
-            <w:bottom w:val="single" w:color="auto" w:sz="4" w:space="0"/>
-            <w:right w:val="none" w:color="auto" w:sz="0" w:space="0"/>
-            <w:insideH w:val="single" w:color="E2EFD9" w:themeColor="accent6" w:themeTint="33" w:sz="4" w:space="0"/>
-            <w:insideV w:val="none" w:color="auto" w:sz="0" w:space="0"/>
-          </w:tblBorders>
-          <w:tblCellMar>
-            <w:top w:w="0" w:type="dxa"/>
-            <w:left w:w="108" w:type="dxa"/>
-            <w:bottom w:w="0" w:type="dxa"/>
-            <w:right w:w="108" w:type="dxa"/>
-          </w:tblCellMar>
         </w:tblPrEx>
         <w:trPr>
           <w:jc w:val="center"/>
@@ -13935,14 +13878,6 @@
       </w:tr>
       <w:tr>
         <w:tblPrEx>
-          <w:tblBorders>
-            <w:top w:val="single" w:color="auto" w:sz="4" w:space="0"/>
-            <w:left w:val="none" w:color="auto" w:sz="0" w:space="0"/>
-            <w:bottom w:val="single" w:color="auto" w:sz="4" w:space="0"/>
-            <w:right w:val="none" w:color="auto" w:sz="0" w:space="0"/>
-            <w:insideH w:val="single" w:color="E2EFD9" w:themeColor="accent6" w:themeTint="33" w:sz="4" w:space="0"/>
-            <w:insideV w:val="none" w:color="auto" w:sz="0" w:space="0"/>
-          </w:tblBorders>
           <w:tblCellMar>
             <w:top w:w="0" w:type="dxa"/>
             <w:left w:w="108" w:type="dxa"/>
@@ -22802,12 +22737,6 @@
             <w:insideH w:val="single" w:color="E2EFD9" w:themeColor="accent6" w:themeTint="33" w:sz="4" w:space="0"/>
             <w:insideV w:val="none" w:color="auto" w:sz="0" w:space="0"/>
           </w:tblBorders>
-          <w:tblCellMar>
-            <w:top w:w="0" w:type="dxa"/>
-            <w:left w:w="108" w:type="dxa"/>
-            <w:bottom w:w="0" w:type="dxa"/>
-            <w:right w:w="108" w:type="dxa"/>
-          </w:tblCellMar>
         </w:tblPrEx>
         <w:trPr>
           <w:jc w:val="center"/>
@@ -23031,12 +22960,6 @@
             <w:insideH w:val="single" w:color="E2EFD9" w:themeColor="accent6" w:themeTint="33" w:sz="4" w:space="0"/>
             <w:insideV w:val="none" w:color="auto" w:sz="0" w:space="0"/>
           </w:tblBorders>
-          <w:tblCellMar>
-            <w:top w:w="0" w:type="dxa"/>
-            <w:left w:w="108" w:type="dxa"/>
-            <w:bottom w:w="0" w:type="dxa"/>
-            <w:right w:w="108" w:type="dxa"/>
-          </w:tblCellMar>
         </w:tblPrEx>
         <w:trPr>
           <w:jc w:val="center"/>
@@ -26600,12 +26523,6 @@
             <w:insideH w:val="single" w:color="E2EFD9" w:themeColor="accent6" w:themeTint="33" w:sz="4" w:space="0"/>
             <w:insideV w:val="none" w:color="auto" w:sz="0" w:space="0"/>
           </w:tblBorders>
-          <w:tblCellMar>
-            <w:top w:w="0" w:type="dxa"/>
-            <w:left w:w="108" w:type="dxa"/>
-            <w:bottom w:w="0" w:type="dxa"/>
-            <w:right w:w="108" w:type="dxa"/>
-          </w:tblCellMar>
         </w:tblPrEx>
         <w:trPr>
           <w:jc w:val="center"/>
@@ -27043,12 +26960,6 @@
             <w:insideH w:val="single" w:color="E2EFD9" w:themeColor="accent6" w:themeTint="33" w:sz="4" w:space="0"/>
             <w:insideV w:val="none" w:color="auto" w:sz="0" w:space="0"/>
           </w:tblBorders>
-          <w:tblCellMar>
-            <w:top w:w="0" w:type="dxa"/>
-            <w:left w:w="108" w:type="dxa"/>
-            <w:bottom w:w="0" w:type="dxa"/>
-            <w:right w:w="108" w:type="dxa"/>
-          </w:tblCellMar>
         </w:tblPrEx>
         <w:trPr>
           <w:jc w:val="center"/>
@@ -30315,12 +30226,6 @@
             <w:insideH w:val="single" w:color="E2EFD9" w:themeColor="accent6" w:themeTint="33" w:sz="4" w:space="0"/>
             <w:insideV w:val="none" w:color="auto" w:sz="0" w:space="0"/>
           </w:tblBorders>
-          <w:tblCellMar>
-            <w:top w:w="0" w:type="dxa"/>
-            <w:left w:w="108" w:type="dxa"/>
-            <w:bottom w:w="0" w:type="dxa"/>
-            <w:right w:w="108" w:type="dxa"/>
-          </w:tblCellMar>
         </w:tblPrEx>
         <w:trPr>
           <w:jc w:val="center"/>
@@ -30447,12 +30352,6 @@
             <w:insideH w:val="single" w:color="E2EFD9" w:themeColor="accent6" w:themeTint="33" w:sz="4" w:space="0"/>
             <w:insideV w:val="none" w:color="auto" w:sz="0" w:space="0"/>
           </w:tblBorders>
-          <w:tblCellMar>
-            <w:top w:w="0" w:type="dxa"/>
-            <w:left w:w="108" w:type="dxa"/>
-            <w:bottom w:w="0" w:type="dxa"/>
-            <w:right w:w="108" w:type="dxa"/>
-          </w:tblCellMar>
         </w:tblPrEx>
         <w:trPr>
           <w:jc w:val="center"/>
@@ -30580,12 +30479,6 @@
             <w:insideH w:val="single" w:color="E2EFD9" w:themeColor="accent6" w:themeTint="33" w:sz="4" w:space="0"/>
             <w:insideV w:val="none" w:color="auto" w:sz="0" w:space="0"/>
           </w:tblBorders>
-          <w:tblCellMar>
-            <w:top w:w="0" w:type="dxa"/>
-            <w:left w:w="108" w:type="dxa"/>
-            <w:bottom w:w="0" w:type="dxa"/>
-            <w:right w:w="108" w:type="dxa"/>
-          </w:tblCellMar>
         </w:tblPrEx>
         <w:trPr>
           <w:jc w:val="center"/>
@@ -33811,6 +33704,12 @@
             <w:insideH w:val="single" w:color="E2EFD9" w:themeColor="accent6" w:themeTint="33" w:sz="4" w:space="0"/>
             <w:insideV w:val="none" w:color="auto" w:sz="0" w:space="0"/>
           </w:tblBorders>
+          <w:tblCellMar>
+            <w:top w:w="0" w:type="dxa"/>
+            <w:left w:w="108" w:type="dxa"/>
+            <w:bottom w:w="0" w:type="dxa"/>
+            <w:right w:w="108" w:type="dxa"/>
+          </w:tblCellMar>
         </w:tblPrEx>
         <w:trPr>
           <w:jc w:val="center"/>
@@ -34504,8 +34403,8 @@
           <w:lang w:val="en-US" w:eastAsia="zh-CN"/>
         </w:rPr>
       </w:pPr>
-      <w:bookmarkStart w:id="29" w:name="_Toc28194"/>
-      <w:bookmarkStart w:id="30" w:name="_Toc12158"/>
+      <w:bookmarkStart w:id="29" w:name="_Toc12158"/>
+      <w:bookmarkStart w:id="30" w:name="_Toc28194"/>
       <w:r>
         <w:rPr>
           <w:rFonts w:hint="eastAsia"/>
@@ -37046,12 +36945,6 @@
             <w:insideH w:val="single" w:color="E2EFD9" w:themeColor="accent6" w:themeTint="33" w:sz="4" w:space="0"/>
             <w:insideV w:val="none" w:color="auto" w:sz="0" w:space="0"/>
           </w:tblBorders>
-          <w:tblCellMar>
-            <w:top w:w="0" w:type="dxa"/>
-            <w:left w:w="108" w:type="dxa"/>
-            <w:bottom w:w="0" w:type="dxa"/>
-            <w:right w:w="108" w:type="dxa"/>
-          </w:tblCellMar>
         </w:tblPrEx>
         <w:trPr>
           <w:jc w:val="center"/>
@@ -37704,6 +37597,12 @@
             <w:insideH w:val="single" w:color="E2EFD9" w:themeColor="accent6" w:themeTint="33" w:sz="4" w:space="0"/>
             <w:insideV w:val="none" w:color="auto" w:sz="0" w:space="0"/>
           </w:tblBorders>
+          <w:tblCellMar>
+            <w:top w:w="0" w:type="dxa"/>
+            <w:left w:w="108" w:type="dxa"/>
+            <w:bottom w:w="0" w:type="dxa"/>
+            <w:right w:w="108" w:type="dxa"/>
+          </w:tblCellMar>
         </w:tblPrEx>
         <w:trPr>
           <w:jc w:val="center"/>
@@ -39813,12 +39712,6 @@
             <w:insideH w:val="single" w:color="E2EFD9" w:themeColor="accent6" w:themeTint="33" w:sz="4" w:space="0"/>
             <w:insideV w:val="none" w:color="auto" w:sz="0" w:space="0"/>
           </w:tblBorders>
-          <w:tblCellMar>
-            <w:top w:w="0" w:type="dxa"/>
-            <w:left w:w="108" w:type="dxa"/>
-            <w:bottom w:w="0" w:type="dxa"/>
-            <w:right w:w="108" w:type="dxa"/>
-          </w:tblCellMar>
         </w:tblPrEx>
         <w:trPr>
           <w:jc w:val="center"/>
